--- a/flow/20230914_vu_template/drafts/2024-12-g/05-ЧТ-Сави Освященного.docx
+++ b/flow/20230914_vu_template/drafts/2024-12-g/05-ЧТ-Сави Освященного.docx
@@ -2320,294 +2320,7 @@
           <w:rFonts w:ascii="Times New Roman" w:hAnsi="Times New Roman"/>
           <w:sz w:val="24"/>
         </w:rPr>
-        <w:t xml:space="preserve"> </w:t>
-      </w:r>
-      <w:r>
-        <w:rPr>
-          <w:rFonts w:ascii="Times New Roman" w:hAnsi="Times New Roman"/>
-          <w:sz w:val="24"/>
-        </w:rPr>
-        <w:t>Бо</w:t>
-      </w:r>
-      <w:r>
-        <w:rPr>
-          <w:rFonts w:ascii="Times New Roman" w:hAnsi="Times New Roman"/>
-          <w:sz w:val="24"/>
-        </w:rPr>
-        <w:t xml:space="preserve"> </w:t>
-      </w:r>
-      <w:r>
-        <w:rPr>
-          <w:rFonts w:ascii="Times New Roman" w:hAnsi="Times New Roman"/>
-          <w:sz w:val="24"/>
-        </w:rPr>
-        <w:t>Твоє</w:t>
-      </w:r>
-      <w:r>
-        <w:rPr>
-          <w:rFonts w:ascii="Times New Roman" w:hAnsi="Times New Roman"/>
-          <w:sz w:val="24"/>
-        </w:rPr>
-        <w:t xml:space="preserve"> </w:t>
-      </w:r>
-      <w:r>
-        <w:rPr>
-          <w:rFonts w:ascii="Times New Roman" w:hAnsi="Times New Roman"/>
-          <w:sz w:val="24"/>
-        </w:rPr>
-        <w:t>є</w:t>
-      </w:r>
-      <w:r>
-        <w:rPr>
-          <w:rFonts w:ascii="Times New Roman" w:hAnsi="Times New Roman"/>
-          <w:sz w:val="24"/>
-        </w:rPr>
-        <w:t xml:space="preserve"> </w:t>
-      </w:r>
-      <w:r>
-        <w:rPr>
-          <w:rFonts w:ascii="Times New Roman" w:hAnsi="Times New Roman"/>
-          <w:sz w:val="24"/>
-        </w:rPr>
-        <w:t>царство,</w:t>
-      </w:r>
-      <w:r>
-        <w:rPr>
-          <w:rFonts w:ascii="Times New Roman" w:hAnsi="Times New Roman"/>
-          <w:sz w:val="24"/>
-        </w:rPr>
-        <w:t xml:space="preserve"> </w:t>
-      </w:r>
-      <w:r>
-        <w:rPr>
-          <w:rFonts w:ascii="Times New Roman" w:hAnsi="Times New Roman"/>
-          <w:sz w:val="24"/>
-        </w:rPr>
-        <w:t>і</w:t>
-      </w:r>
-      <w:r>
-        <w:rPr>
-          <w:rFonts w:ascii="Times New Roman" w:hAnsi="Times New Roman"/>
-          <w:sz w:val="24"/>
-        </w:rPr>
-        <w:t xml:space="preserve"> </w:t>
-      </w:r>
-      <w:r>
-        <w:rPr>
-          <w:rFonts w:ascii="Times New Roman" w:hAnsi="Times New Roman"/>
-          <w:sz w:val="24"/>
-        </w:rPr>
-        <w:t>сила,</w:t>
-      </w:r>
-      <w:r>
-        <w:rPr>
-          <w:rFonts w:ascii="Times New Roman" w:hAnsi="Times New Roman"/>
-          <w:sz w:val="24"/>
-        </w:rPr>
-        <w:t xml:space="preserve"> </w:t>
-      </w:r>
-      <w:r>
-        <w:rPr>
-          <w:rFonts w:ascii="Times New Roman" w:hAnsi="Times New Roman"/>
-          <w:sz w:val="24"/>
-        </w:rPr>
-        <w:t>і</w:t>
-      </w:r>
-      <w:r>
-        <w:rPr>
-          <w:rFonts w:ascii="Times New Roman" w:hAnsi="Times New Roman"/>
-          <w:sz w:val="24"/>
-        </w:rPr>
-        <w:t xml:space="preserve"> </w:t>
-      </w:r>
-      <w:r>
-        <w:rPr>
-          <w:rFonts w:ascii="Times New Roman" w:hAnsi="Times New Roman"/>
-          <w:sz w:val="24"/>
-        </w:rPr>
-        <w:t>слава,</w:t>
-      </w:r>
-      <w:r>
-        <w:rPr>
-          <w:rFonts w:ascii="Times New Roman" w:hAnsi="Times New Roman"/>
-          <w:sz w:val="24"/>
-        </w:rPr>
-        <w:t xml:space="preserve"> </w:t>
-      </w:r>
-      <w:r>
-        <w:rPr>
-          <w:rFonts w:ascii="Times New Roman" w:hAnsi="Times New Roman"/>
-          <w:sz w:val="24"/>
-        </w:rPr>
-        <w:t>Отця,</w:t>
-      </w:r>
-      <w:r>
-        <w:rPr>
-          <w:rFonts w:ascii="Times New Roman" w:hAnsi="Times New Roman"/>
-          <w:sz w:val="24"/>
-        </w:rPr>
-        <w:t xml:space="preserve"> </w:t>
-      </w:r>
-      <w:r>
-        <w:rPr>
-          <w:rFonts w:ascii="Times New Roman" w:hAnsi="Times New Roman"/>
-          <w:sz w:val="24"/>
-        </w:rPr>
-        <w:t>і</w:t>
-      </w:r>
-      <w:r>
-        <w:rPr>
-          <w:rFonts w:ascii="Times New Roman" w:hAnsi="Times New Roman"/>
-          <w:sz w:val="24"/>
-        </w:rPr>
-        <w:t xml:space="preserve"> </w:t>
-      </w:r>
-      <w:r>
-        <w:rPr>
-          <w:rFonts w:ascii="Times New Roman" w:hAnsi="Times New Roman"/>
-          <w:sz w:val="24"/>
-        </w:rPr>
-        <w:t>Сина,</w:t>
-      </w:r>
-      <w:r>
-        <w:rPr>
-          <w:rFonts w:ascii="Times New Roman" w:hAnsi="Times New Roman"/>
-          <w:sz w:val="24"/>
-        </w:rPr>
-        <w:t xml:space="preserve"> </w:t>
-      </w:r>
-      <w:r>
-        <w:rPr>
-          <w:rFonts w:ascii="Times New Roman" w:hAnsi="Times New Roman"/>
-          <w:sz w:val="24"/>
-        </w:rPr>
-        <w:t>і</w:t>
-      </w:r>
-      <w:r>
-        <w:rPr>
-          <w:rFonts w:ascii="Times New Roman" w:hAnsi="Times New Roman"/>
-          <w:sz w:val="24"/>
-        </w:rPr>
-        <w:t xml:space="preserve"> </w:t>
-      </w:r>
-      <w:r>
-        <w:rPr>
-          <w:rFonts w:ascii="Times New Roman" w:hAnsi="Times New Roman"/>
-          <w:sz w:val="24"/>
-        </w:rPr>
-        <w:t>Святого</w:t>
-      </w:r>
-      <w:r>
-        <w:rPr>
-          <w:rFonts w:ascii="Times New Roman" w:hAnsi="Times New Roman"/>
-          <w:sz w:val="24"/>
-        </w:rPr>
-        <w:t xml:space="preserve"> </w:t>
-      </w:r>
-      <w:r>
-        <w:rPr>
-          <w:rFonts w:ascii="Times New Roman" w:hAnsi="Times New Roman"/>
-          <w:sz w:val="24"/>
-        </w:rPr>
-        <w:t>Духа,</w:t>
-      </w:r>
-      <w:r>
-        <w:rPr>
-          <w:rFonts w:ascii="Times New Roman" w:hAnsi="Times New Roman"/>
-          <w:sz w:val="24"/>
-        </w:rPr>
-        <w:t xml:space="preserve"> </w:t>
-      </w:r>
-      <w:r>
-        <w:rPr>
-          <w:rFonts w:ascii="Times New Roman" w:hAnsi="Times New Roman"/>
-          <w:sz w:val="24"/>
-        </w:rPr>
-        <w:t>нині,</w:t>
-      </w:r>
-      <w:r>
-        <w:rPr>
-          <w:rFonts w:ascii="Times New Roman" w:hAnsi="Times New Roman"/>
-          <w:sz w:val="24"/>
-        </w:rPr>
-        <w:t xml:space="preserve"> </w:t>
-      </w:r>
-      <w:r>
-        <w:rPr>
-          <w:rFonts w:ascii="Times New Roman" w:hAnsi="Times New Roman"/>
-          <w:sz w:val="24"/>
-        </w:rPr>
-        <w:t>і</w:t>
-      </w:r>
-      <w:r>
-        <w:rPr>
-          <w:rFonts w:ascii="Times New Roman" w:hAnsi="Times New Roman"/>
-          <w:sz w:val="24"/>
-        </w:rPr>
-        <w:t xml:space="preserve"> </w:t>
-      </w:r>
-      <w:r>
-        <w:rPr>
-          <w:rFonts w:ascii="Times New Roman" w:hAnsi="Times New Roman"/>
-          <w:sz w:val="24"/>
-        </w:rPr>
-        <w:t>повсякчас,</w:t>
-      </w:r>
-      <w:r>
-        <w:rPr>
-          <w:rFonts w:ascii="Times New Roman" w:hAnsi="Times New Roman"/>
-          <w:sz w:val="24"/>
-        </w:rPr>
-        <w:t xml:space="preserve"> </w:t>
-      </w:r>
-      <w:r>
-        <w:rPr>
-          <w:rFonts w:ascii="Times New Roman" w:hAnsi="Times New Roman"/>
-          <w:sz w:val="24"/>
-        </w:rPr>
-        <w:t>і</w:t>
-      </w:r>
-      <w:r>
-        <w:rPr>
-          <w:rFonts w:ascii="Times New Roman" w:hAnsi="Times New Roman"/>
-          <w:sz w:val="24"/>
-        </w:rPr>
-        <w:t xml:space="preserve"> </w:t>
-      </w:r>
-      <w:r>
-        <w:rPr>
-          <w:rFonts w:ascii="Times New Roman" w:hAnsi="Times New Roman"/>
-          <w:sz w:val="24"/>
-        </w:rPr>
-        <w:t>на</w:t>
-      </w:r>
-      <w:r>
-        <w:rPr>
-          <w:rFonts w:ascii="Times New Roman" w:hAnsi="Times New Roman"/>
-          <w:sz w:val="24"/>
-        </w:rPr>
-        <w:t xml:space="preserve"> </w:t>
-      </w:r>
-      <w:r>
-        <w:rPr>
-          <w:rFonts w:ascii="Times New Roman" w:hAnsi="Times New Roman"/>
-          <w:sz w:val="24"/>
-        </w:rPr>
-        <w:t>віки</w:t>
-      </w:r>
-      <w:r>
-        <w:rPr>
-          <w:rFonts w:ascii="Times New Roman" w:hAnsi="Times New Roman"/>
-          <w:sz w:val="24"/>
-        </w:rPr>
-        <w:t xml:space="preserve"> </w:t>
-      </w:r>
-      <w:r>
-        <w:rPr>
-          <w:rFonts w:ascii="Times New Roman" w:hAnsi="Times New Roman"/>
-          <w:sz w:val="24"/>
-        </w:rPr>
-        <w:t>віків.</w:t>
+        <w:t xml:space="preserve"> Бо Твоє є царство, і сила, і слава, Отця, і Сина, і Святого Духа, нині, і повсякчас, і на віки віків.</w:t>
       </w:r>
     </w:p>
     <w:p>
@@ -8048,7 +7761,7 @@
         <w:rPr>
           <w:rFonts w:ascii="Times New Roman" w:hAnsi="Times New Roman"/>
           <w:i/>
-          <w:color w:val="FF4400"/>
+          <w:color w:val="FF0000"/>
           <w:sz w:val="24"/>
         </w:rPr>
         <w:t>Священник:</w:t>
@@ -8058,294 +7771,7 @@
           <w:rFonts w:ascii="Times New Roman" w:hAnsi="Times New Roman"/>
           <w:sz w:val="24"/>
         </w:rPr>
-        <w:t xml:space="preserve"> </w:t>
-      </w:r>
-      <w:r>
-        <w:rPr>
-          <w:rFonts w:ascii="Times New Roman" w:hAnsi="Times New Roman"/>
-          <w:sz w:val="24"/>
-        </w:rPr>
-        <w:t>Бо</w:t>
-      </w:r>
-      <w:r>
-        <w:rPr>
-          <w:rFonts w:ascii="Times New Roman" w:hAnsi="Times New Roman"/>
-          <w:sz w:val="24"/>
-        </w:rPr>
-        <w:t xml:space="preserve"> </w:t>
-      </w:r>
-      <w:r>
-        <w:rPr>
-          <w:rFonts w:ascii="Times New Roman" w:hAnsi="Times New Roman"/>
-          <w:sz w:val="24"/>
-        </w:rPr>
-        <w:t>Тобі</w:t>
-      </w:r>
-      <w:r>
-        <w:rPr>
-          <w:rFonts w:ascii="Times New Roman" w:hAnsi="Times New Roman"/>
-          <w:sz w:val="24"/>
-        </w:rPr>
-        <w:t xml:space="preserve"> </w:t>
-      </w:r>
-      <w:r>
-        <w:rPr>
-          <w:rFonts w:ascii="Times New Roman" w:hAnsi="Times New Roman"/>
-          <w:sz w:val="24"/>
-        </w:rPr>
-        <w:t>належить</w:t>
-      </w:r>
-      <w:r>
-        <w:rPr>
-          <w:rFonts w:ascii="Times New Roman" w:hAnsi="Times New Roman"/>
-          <w:sz w:val="24"/>
-        </w:rPr>
-        <w:t xml:space="preserve"> </w:t>
-      </w:r>
-      <w:r>
-        <w:rPr>
-          <w:rFonts w:ascii="Times New Roman" w:hAnsi="Times New Roman"/>
-          <w:sz w:val="24"/>
-        </w:rPr>
-        <w:t>усяка</w:t>
-      </w:r>
-      <w:r>
-        <w:rPr>
-          <w:rFonts w:ascii="Times New Roman" w:hAnsi="Times New Roman"/>
-          <w:sz w:val="24"/>
-        </w:rPr>
-        <w:t xml:space="preserve"> </w:t>
-      </w:r>
-      <w:r>
-        <w:rPr>
-          <w:rFonts w:ascii="Times New Roman" w:hAnsi="Times New Roman"/>
-          <w:sz w:val="24"/>
-        </w:rPr>
-        <w:t>слава,</w:t>
-      </w:r>
-      <w:r>
-        <w:rPr>
-          <w:rFonts w:ascii="Times New Roman" w:hAnsi="Times New Roman"/>
-          <w:sz w:val="24"/>
-        </w:rPr>
-        <w:t xml:space="preserve"> </w:t>
-      </w:r>
-      <w:r>
-        <w:rPr>
-          <w:rFonts w:ascii="Times New Roman" w:hAnsi="Times New Roman"/>
-          <w:sz w:val="24"/>
-        </w:rPr>
-        <w:t>честь</w:t>
-      </w:r>
-      <w:r>
-        <w:rPr>
-          <w:rFonts w:ascii="Times New Roman" w:hAnsi="Times New Roman"/>
-          <w:sz w:val="24"/>
-        </w:rPr>
-        <w:t xml:space="preserve"> </w:t>
-      </w:r>
-      <w:r>
-        <w:rPr>
-          <w:rFonts w:ascii="Times New Roman" w:hAnsi="Times New Roman"/>
-          <w:sz w:val="24"/>
-        </w:rPr>
-        <w:t>і</w:t>
-      </w:r>
-      <w:r>
-        <w:rPr>
-          <w:rFonts w:ascii="Times New Roman" w:hAnsi="Times New Roman"/>
-          <w:sz w:val="24"/>
-        </w:rPr>
-        <w:t xml:space="preserve"> </w:t>
-      </w:r>
-      <w:r>
-        <w:rPr>
-          <w:rFonts w:ascii="Times New Roman" w:hAnsi="Times New Roman"/>
-          <w:sz w:val="24"/>
-        </w:rPr>
-        <w:t>поклоніння,</w:t>
-      </w:r>
-      <w:r>
-        <w:rPr>
-          <w:rFonts w:ascii="Times New Roman" w:hAnsi="Times New Roman"/>
-          <w:sz w:val="24"/>
-        </w:rPr>
-        <w:t xml:space="preserve"> </w:t>
-      </w:r>
-      <w:r>
-        <w:rPr>
-          <w:rFonts w:ascii="Times New Roman" w:hAnsi="Times New Roman"/>
-          <w:sz w:val="24"/>
-        </w:rPr>
-        <w:t>Отцю,</w:t>
-      </w:r>
-      <w:r>
-        <w:rPr>
-          <w:rFonts w:ascii="Times New Roman" w:hAnsi="Times New Roman"/>
-          <w:sz w:val="24"/>
-        </w:rPr>
-        <w:t xml:space="preserve"> </w:t>
-      </w:r>
-      <w:r>
-        <w:rPr>
-          <w:rFonts w:ascii="Times New Roman" w:hAnsi="Times New Roman"/>
-          <w:sz w:val="24"/>
-        </w:rPr>
-        <w:t>і</w:t>
-      </w:r>
-      <w:r>
-        <w:rPr>
-          <w:rFonts w:ascii="Times New Roman" w:hAnsi="Times New Roman"/>
-          <w:sz w:val="24"/>
-        </w:rPr>
-        <w:t xml:space="preserve"> </w:t>
-      </w:r>
-      <w:r>
-        <w:rPr>
-          <w:rFonts w:ascii="Times New Roman" w:hAnsi="Times New Roman"/>
-          <w:sz w:val="24"/>
-        </w:rPr>
-        <w:t>Сину,</w:t>
-      </w:r>
-      <w:r>
-        <w:rPr>
-          <w:rFonts w:ascii="Times New Roman" w:hAnsi="Times New Roman"/>
-          <w:sz w:val="24"/>
-        </w:rPr>
-        <w:t xml:space="preserve"> </w:t>
-      </w:r>
-      <w:r>
-        <w:rPr>
-          <w:rFonts w:ascii="Times New Roman" w:hAnsi="Times New Roman"/>
-          <w:sz w:val="24"/>
-        </w:rPr>
-        <w:t>і</w:t>
-      </w:r>
-      <w:r>
-        <w:rPr>
-          <w:rFonts w:ascii="Times New Roman" w:hAnsi="Times New Roman"/>
-          <w:sz w:val="24"/>
-        </w:rPr>
-        <w:t xml:space="preserve"> </w:t>
-      </w:r>
-      <w:r>
-        <w:rPr>
-          <w:rFonts w:ascii="Times New Roman" w:hAnsi="Times New Roman"/>
-          <w:sz w:val="24"/>
-        </w:rPr>
-        <w:t>Святому</w:t>
-      </w:r>
-      <w:r>
-        <w:rPr>
-          <w:rFonts w:ascii="Times New Roman" w:hAnsi="Times New Roman"/>
-          <w:sz w:val="24"/>
-        </w:rPr>
-        <w:t xml:space="preserve"> </w:t>
-      </w:r>
-      <w:r>
-        <w:rPr>
-          <w:rFonts w:ascii="Times New Roman" w:hAnsi="Times New Roman"/>
-          <w:sz w:val="24"/>
-        </w:rPr>
-        <w:t>Духові,</w:t>
-      </w:r>
-      <w:r>
-        <w:rPr>
-          <w:rFonts w:ascii="Times New Roman" w:hAnsi="Times New Roman"/>
-          <w:sz w:val="24"/>
-        </w:rPr>
-        <w:t xml:space="preserve"> </w:t>
-      </w:r>
-      <w:r>
-        <w:rPr>
-          <w:rFonts w:ascii="Times New Roman" w:hAnsi="Times New Roman"/>
-          <w:sz w:val="24"/>
-        </w:rPr>
-        <w:t>нині,</w:t>
-      </w:r>
-      <w:r>
-        <w:rPr>
-          <w:rFonts w:ascii="Times New Roman" w:hAnsi="Times New Roman"/>
-          <w:sz w:val="24"/>
-        </w:rPr>
-        <w:t xml:space="preserve"> </w:t>
-      </w:r>
-      <w:r>
-        <w:rPr>
-          <w:rFonts w:ascii="Times New Roman" w:hAnsi="Times New Roman"/>
-          <w:sz w:val="24"/>
-        </w:rPr>
-        <w:t>і</w:t>
-      </w:r>
-      <w:r>
-        <w:rPr>
-          <w:rFonts w:ascii="Times New Roman" w:hAnsi="Times New Roman"/>
-          <w:sz w:val="24"/>
-        </w:rPr>
-        <w:t xml:space="preserve"> </w:t>
-      </w:r>
-      <w:r>
-        <w:rPr>
-          <w:rFonts w:ascii="Times New Roman" w:hAnsi="Times New Roman"/>
-          <w:sz w:val="24"/>
-        </w:rPr>
-        <w:t>повсякчас,</w:t>
-      </w:r>
-      <w:r>
-        <w:rPr>
-          <w:rFonts w:ascii="Times New Roman" w:hAnsi="Times New Roman"/>
-          <w:sz w:val="24"/>
-        </w:rPr>
-        <w:t xml:space="preserve"> </w:t>
-      </w:r>
-      <w:r>
-        <w:rPr>
-          <w:rFonts w:ascii="Times New Roman" w:hAnsi="Times New Roman"/>
-          <w:sz w:val="24"/>
-        </w:rPr>
-        <w:t>і</w:t>
-      </w:r>
-      <w:r>
-        <w:rPr>
-          <w:rFonts w:ascii="Times New Roman" w:hAnsi="Times New Roman"/>
-          <w:sz w:val="24"/>
-        </w:rPr>
-        <w:t xml:space="preserve"> </w:t>
-      </w:r>
-      <w:r>
-        <w:rPr>
-          <w:rFonts w:ascii="Times New Roman" w:hAnsi="Times New Roman"/>
-          <w:sz w:val="24"/>
-        </w:rPr>
-        <w:t>на</w:t>
-      </w:r>
-      <w:r>
-        <w:rPr>
-          <w:rFonts w:ascii="Times New Roman" w:hAnsi="Times New Roman"/>
-          <w:sz w:val="24"/>
-        </w:rPr>
-        <w:t xml:space="preserve"> </w:t>
-      </w:r>
-      <w:r>
-        <w:rPr>
-          <w:rFonts w:ascii="Times New Roman" w:hAnsi="Times New Roman"/>
-          <w:sz w:val="24"/>
-        </w:rPr>
-        <w:t>віки</w:t>
-      </w:r>
-      <w:r>
-        <w:rPr>
-          <w:rFonts w:ascii="Times New Roman" w:hAnsi="Times New Roman"/>
-          <w:sz w:val="24"/>
-        </w:rPr>
-        <w:t xml:space="preserve"> </w:t>
-      </w:r>
-      <w:r>
-        <w:rPr>
-          <w:rFonts w:ascii="Times New Roman" w:hAnsi="Times New Roman"/>
-          <w:sz w:val="24"/>
-        </w:rPr>
-        <w:t>віків.</w:t>
+        <w:t xml:space="preserve"> Бо Тобі належить усяка слава, честь і поклоніння, Отцю, і Сину, і Святому Духові, нині, і повсякчас, і на віки віків.</w:t>
       </w:r>
     </w:p>
     <w:p>
@@ -10939,7 +10365,7 @@
         <w:rPr>
           <w:rFonts w:ascii="Times New Roman" w:hAnsi="Times New Roman"/>
           <w:i/>
-          <w:color w:val="FF4400"/>
+          <w:color w:val="FF0000"/>
           <w:sz w:val="24"/>
         </w:rPr>
         <w:t>Священник:</w:t>
@@ -10947,402 +10373,9 @@
       <w:r>
         <w:rPr>
           <w:rFonts w:ascii="Times New Roman" w:hAnsi="Times New Roman"/>
-          <w:color w:val="000000"/>
-          <w:sz w:val="24"/>
-        </w:rPr>
-        <w:t xml:space="preserve"> </w:t>
-      </w:r>
-      <w:r>
-        <w:rPr>
-          <w:rFonts w:ascii="Times New Roman" w:hAnsi="Times New Roman"/>
-          <w:color w:val="000000"/>
-          <w:sz w:val="24"/>
-        </w:rPr>
-        <w:t>Бо</w:t>
-      </w:r>
-      <w:r>
-        <w:rPr>
-          <w:rFonts w:ascii="Times New Roman" w:hAnsi="Times New Roman"/>
-          <w:color w:val="000000"/>
-          <w:sz w:val="24"/>
-        </w:rPr>
-        <w:t xml:space="preserve"> </w:t>
-      </w:r>
-      <w:r>
-        <w:rPr>
-          <w:rFonts w:ascii="Times New Roman" w:hAnsi="Times New Roman"/>
-          <w:color w:val="000000"/>
-          <w:sz w:val="24"/>
-        </w:rPr>
-        <w:t>Твоя</w:t>
-      </w:r>
-      <w:r>
-        <w:rPr>
-          <w:rFonts w:ascii="Times New Roman" w:hAnsi="Times New Roman"/>
-          <w:color w:val="000000"/>
-          <w:sz w:val="24"/>
-        </w:rPr>
-        <w:t xml:space="preserve"> </w:t>
-      </w:r>
-      <w:r>
-        <w:rPr>
-          <w:rFonts w:ascii="Times New Roman" w:hAnsi="Times New Roman"/>
-          <w:color w:val="000000"/>
-          <w:sz w:val="24"/>
-        </w:rPr>
-        <w:t>є</w:t>
-      </w:r>
-      <w:r>
-        <w:rPr>
-          <w:rFonts w:ascii="Times New Roman" w:hAnsi="Times New Roman"/>
-          <w:color w:val="000000"/>
-          <w:sz w:val="24"/>
-        </w:rPr>
-        <w:t xml:space="preserve"> </w:t>
-      </w:r>
-      <w:r>
-        <w:rPr>
-          <w:rFonts w:ascii="Times New Roman" w:hAnsi="Times New Roman"/>
-          <w:color w:val="000000"/>
-          <w:sz w:val="24"/>
-        </w:rPr>
-        <w:t>влада</w:t>
-      </w:r>
-      <w:r>
-        <w:rPr>
-          <w:rFonts w:ascii="Times New Roman" w:hAnsi="Times New Roman"/>
-          <w:color w:val="000000"/>
-          <w:sz w:val="24"/>
-        </w:rPr>
-        <w:t xml:space="preserve"> </w:t>
-      </w:r>
-      <w:r>
-        <w:rPr>
-          <w:rFonts w:ascii="Times New Roman" w:hAnsi="Times New Roman"/>
-          <w:color w:val="000000"/>
-          <w:sz w:val="24"/>
-        </w:rPr>
-        <w:t>і</w:t>
-      </w:r>
-      <w:r>
-        <w:rPr>
-          <w:rFonts w:ascii="Times New Roman" w:hAnsi="Times New Roman"/>
-          <w:color w:val="000000"/>
-          <w:sz w:val="24"/>
-        </w:rPr>
-        <w:t xml:space="preserve"> </w:t>
-      </w:r>
-      <w:r>
-        <w:rPr>
-          <w:rFonts w:ascii="Times New Roman" w:hAnsi="Times New Roman"/>
-          <w:color w:val="000000"/>
-          <w:sz w:val="24"/>
-        </w:rPr>
-        <w:t>Твоє</w:t>
-      </w:r>
-      <w:r>
-        <w:rPr>
-          <w:rFonts w:ascii="Times New Roman" w:hAnsi="Times New Roman"/>
-          <w:color w:val="000000"/>
-          <w:sz w:val="24"/>
-        </w:rPr>
-        <w:t xml:space="preserve"> </w:t>
-      </w:r>
-      <w:r>
-        <w:rPr>
-          <w:rFonts w:ascii="Times New Roman" w:hAnsi="Times New Roman"/>
-          <w:color w:val="000000"/>
-          <w:sz w:val="24"/>
-        </w:rPr>
-        <w:t>є</w:t>
-      </w:r>
-      <w:r>
-        <w:rPr>
-          <w:rFonts w:ascii="Times New Roman" w:hAnsi="Times New Roman"/>
-          <w:color w:val="000000"/>
-          <w:sz w:val="24"/>
-        </w:rPr>
-        <w:t xml:space="preserve"> </w:t>
-      </w:r>
-      <w:r>
-        <w:rPr>
-          <w:rFonts w:ascii="Times New Roman" w:hAnsi="Times New Roman"/>
-          <w:color w:val="000000"/>
-          <w:sz w:val="24"/>
-        </w:rPr>
-        <w:t>царство,</w:t>
-      </w:r>
-      <w:r>
-        <w:rPr>
-          <w:rFonts w:ascii="Times New Roman" w:hAnsi="Times New Roman"/>
-          <w:color w:val="000000"/>
-          <w:sz w:val="24"/>
-        </w:rPr>
-        <w:t xml:space="preserve"> </w:t>
-      </w:r>
-      <w:r>
-        <w:rPr>
-          <w:rFonts w:ascii="Times New Roman" w:hAnsi="Times New Roman"/>
-          <w:color w:val="000000"/>
-          <w:sz w:val="24"/>
-        </w:rPr>
-        <w:t>і</w:t>
-      </w:r>
-      <w:r>
-        <w:rPr>
-          <w:rFonts w:ascii="Times New Roman" w:hAnsi="Times New Roman"/>
-          <w:color w:val="000000"/>
-          <w:sz w:val="24"/>
-        </w:rPr>
-        <w:t xml:space="preserve"> </w:t>
-      </w:r>
-      <w:r>
-        <w:rPr>
-          <w:rFonts w:ascii="Times New Roman" w:hAnsi="Times New Roman"/>
-          <w:color w:val="000000"/>
-          <w:sz w:val="24"/>
-        </w:rPr>
-        <w:t>сила,</w:t>
-      </w:r>
-      <w:r>
-        <w:rPr>
-          <w:rFonts w:ascii="Times New Roman" w:hAnsi="Times New Roman"/>
-          <w:color w:val="000000"/>
-          <w:sz w:val="24"/>
-        </w:rPr>
-        <w:t xml:space="preserve"> </w:t>
-      </w:r>
-      <w:r>
-        <w:rPr>
-          <w:rFonts w:ascii="Times New Roman" w:hAnsi="Times New Roman"/>
-          <w:color w:val="000000"/>
-          <w:sz w:val="24"/>
-        </w:rPr>
-        <w:t>і</w:t>
-      </w:r>
-      <w:r>
-        <w:rPr>
-          <w:rFonts w:ascii="Times New Roman" w:hAnsi="Times New Roman"/>
-          <w:color w:val="000000"/>
-          <w:sz w:val="24"/>
-        </w:rPr>
-        <w:t xml:space="preserve"> </w:t>
-      </w:r>
-      <w:r>
-        <w:rPr>
-          <w:rFonts w:ascii="Times New Roman" w:hAnsi="Times New Roman"/>
-          <w:color w:val="000000"/>
-          <w:sz w:val="24"/>
-        </w:rPr>
-        <w:t>слава,</w:t>
-      </w:r>
-      <w:r>
-        <w:rPr>
-          <w:rFonts w:ascii="Times New Roman" w:hAnsi="Times New Roman"/>
-          <w:color w:val="000000"/>
-          <w:sz w:val="24"/>
-        </w:rPr>
-        <w:t xml:space="preserve"> </w:t>
-      </w:r>
-      <w:r>
-        <w:rPr>
-          <w:rFonts w:ascii="Times New Roman" w:hAnsi="Times New Roman"/>
-          <w:color w:val="000000"/>
-          <w:sz w:val="24"/>
-        </w:rPr>
-        <w:t>Отця,</w:t>
-      </w:r>
-      <w:r>
-        <w:rPr>
-          <w:rFonts w:ascii="Times New Roman" w:hAnsi="Times New Roman"/>
-          <w:color w:val="000000"/>
-          <w:sz w:val="24"/>
-        </w:rPr>
-        <w:t xml:space="preserve"> </w:t>
-      </w:r>
-      <w:r>
-        <w:rPr>
-          <w:rFonts w:ascii="Times New Roman" w:hAnsi="Times New Roman"/>
-          <w:color w:val="000000"/>
-          <w:sz w:val="24"/>
-        </w:rPr>
-        <w:t>і</w:t>
-      </w:r>
-      <w:r>
-        <w:rPr>
-          <w:rFonts w:ascii="Times New Roman" w:hAnsi="Times New Roman"/>
-          <w:color w:val="000000"/>
-          <w:sz w:val="24"/>
-        </w:rPr>
-        <w:t xml:space="preserve"> </w:t>
-      </w:r>
-      <w:r>
-        <w:rPr>
-          <w:rFonts w:ascii="Times New Roman" w:hAnsi="Times New Roman"/>
-          <w:color w:val="000000"/>
-          <w:sz w:val="24"/>
-        </w:rPr>
-        <w:t>Сина,</w:t>
-      </w:r>
-      <w:r>
-        <w:rPr>
-          <w:rFonts w:ascii="Times New Roman" w:hAnsi="Times New Roman"/>
-          <w:color w:val="000000"/>
-          <w:sz w:val="24"/>
-        </w:rPr>
-        <w:t xml:space="preserve"> </w:t>
-      </w:r>
-      <w:r>
-        <w:rPr>
-          <w:rFonts w:ascii="Times New Roman" w:hAnsi="Times New Roman"/>
-          <w:color w:val="000000"/>
-          <w:sz w:val="24"/>
-        </w:rPr>
-        <w:t>і</w:t>
-      </w:r>
-      <w:r>
-        <w:rPr>
-          <w:rFonts w:ascii="Times New Roman" w:hAnsi="Times New Roman"/>
-          <w:color w:val="000000"/>
-          <w:sz w:val="24"/>
-        </w:rPr>
-        <w:t xml:space="preserve"> </w:t>
-      </w:r>
-      <w:r>
-        <w:rPr>
-          <w:rFonts w:ascii="Times New Roman" w:hAnsi="Times New Roman"/>
-          <w:color w:val="000000"/>
-          <w:sz w:val="24"/>
-        </w:rPr>
-        <w:t>Святого</w:t>
-      </w:r>
-      <w:r>
-        <w:rPr>
-          <w:rFonts w:ascii="Times New Roman" w:hAnsi="Times New Roman"/>
-          <w:color w:val="000000"/>
-          <w:sz w:val="24"/>
-        </w:rPr>
-        <w:t xml:space="preserve"> </w:t>
-      </w:r>
-      <w:r>
-        <w:rPr>
-          <w:rFonts w:ascii="Times New Roman" w:hAnsi="Times New Roman"/>
-          <w:color w:val="000000"/>
-          <w:sz w:val="24"/>
-        </w:rPr>
-        <w:t>Духа,</w:t>
-      </w:r>
-      <w:r>
-        <w:rPr>
-          <w:rFonts w:ascii="Times New Roman" w:hAnsi="Times New Roman"/>
-          <w:color w:val="000000"/>
-          <w:sz w:val="24"/>
-        </w:rPr>
-        <w:t xml:space="preserve"> </w:t>
-      </w:r>
-      <w:r>
-        <w:rPr>
-          <w:rFonts w:ascii="Times New Roman" w:hAnsi="Times New Roman"/>
-          <w:color w:val="000000"/>
-          <w:sz w:val="24"/>
-        </w:rPr>
-        <w:t>нині,</w:t>
-      </w:r>
-      <w:r>
-        <w:rPr>
-          <w:rFonts w:ascii="Times New Roman" w:hAnsi="Times New Roman"/>
-          <w:color w:val="000000"/>
-          <w:sz w:val="24"/>
-        </w:rPr>
-        <w:t xml:space="preserve"> </w:t>
-      </w:r>
-      <w:r>
-        <w:rPr>
-          <w:rFonts w:ascii="Times New Roman" w:hAnsi="Times New Roman"/>
-          <w:color w:val="000000"/>
-          <w:sz w:val="24"/>
-        </w:rPr>
-        <w:t>і</w:t>
-      </w:r>
-      <w:r>
-        <w:rPr>
-          <w:rFonts w:ascii="Times New Roman" w:hAnsi="Times New Roman"/>
-          <w:color w:val="000000"/>
-          <w:sz w:val="24"/>
-        </w:rPr>
-        <w:t xml:space="preserve"> </w:t>
-      </w:r>
-      <w:r>
-        <w:rPr>
-          <w:rFonts w:ascii="Times New Roman" w:hAnsi="Times New Roman"/>
-          <w:color w:val="000000"/>
-          <w:sz w:val="24"/>
-        </w:rPr>
-        <w:t>повсякчас,</w:t>
-      </w:r>
-      <w:r>
-        <w:rPr>
-          <w:rFonts w:ascii="Times New Roman" w:hAnsi="Times New Roman"/>
-          <w:color w:val="000000"/>
-          <w:sz w:val="24"/>
-        </w:rPr>
-        <w:t xml:space="preserve"> </w:t>
-      </w:r>
-      <w:r>
-        <w:rPr>
-          <w:rFonts w:ascii="Times New Roman" w:hAnsi="Times New Roman"/>
-          <w:color w:val="000000"/>
-          <w:sz w:val="24"/>
-        </w:rPr>
-        <w:t>і</w:t>
-      </w:r>
-      <w:r>
-        <w:rPr>
-          <w:rFonts w:ascii="Times New Roman" w:hAnsi="Times New Roman"/>
-          <w:color w:val="000000"/>
-          <w:sz w:val="24"/>
-        </w:rPr>
-        <w:t xml:space="preserve"> </w:t>
-      </w:r>
-      <w:r>
-        <w:rPr>
-          <w:rFonts w:ascii="Times New Roman" w:hAnsi="Times New Roman"/>
-          <w:color w:val="000000"/>
-          <w:sz w:val="24"/>
-        </w:rPr>
-        <w:t>на</w:t>
-      </w:r>
-      <w:r>
-        <w:rPr>
-          <w:rFonts w:ascii="Times New Roman" w:hAnsi="Times New Roman"/>
-          <w:color w:val="000000"/>
-          <w:sz w:val="24"/>
-        </w:rPr>
-        <w:t xml:space="preserve"> </w:t>
-      </w:r>
-      <w:r>
-        <w:rPr>
-          <w:rFonts w:ascii="Times New Roman" w:hAnsi="Times New Roman"/>
-          <w:color w:val="000000"/>
-          <w:sz w:val="24"/>
-        </w:rPr>
-        <w:t>віки</w:t>
-      </w:r>
-      <w:r>
-        <w:rPr>
-          <w:rFonts w:ascii="Times New Roman" w:hAnsi="Times New Roman"/>
-          <w:color w:val="000000"/>
-          <w:sz w:val="24"/>
-        </w:rPr>
-        <w:t xml:space="preserve"> </w:t>
-      </w:r>
-      <w:r>
-        <w:rPr>
-          <w:rFonts w:ascii="Times New Roman" w:hAnsi="Times New Roman"/>
-          <w:color w:val="000000"/>
-          <w:sz w:val="24"/>
-        </w:rPr>
-        <w:t>віків.</w:t>
+          <w:sz w:val="24"/>
+        </w:rPr>
+        <w:t xml:space="preserve"> Бо Твоя є влада і Твоє є царство, і сила, і слава, Отця, і Сина, і Святого Духа, нині, і повсякчас, і на віки віків.</w:t>
       </w:r>
     </w:p>
     <w:p>
@@ -18687,7 +17720,7 @@
         <w:rPr>
           <w:rFonts w:ascii="Times New Roman" w:hAnsi="Times New Roman"/>
           <w:i/>
-          <w:color w:val="FF4400"/>
+          <w:color w:val="FF0000"/>
           <w:sz w:val="24"/>
         </w:rPr>
         <w:t>Священник:</w:t>
@@ -18695,326 +17728,9 @@
       <w:r>
         <w:rPr>
           <w:rFonts w:ascii="Times New Roman" w:hAnsi="Times New Roman"/>
-          <w:i/>
-          <w:color w:val="FF4400"/>
-          <w:sz w:val="24"/>
-        </w:rPr>
-        <w:t xml:space="preserve"> </w:t>
-      </w:r>
-      <w:r>
-        <w:rPr>
-          <w:rFonts w:ascii="Times New Roman" w:hAnsi="Times New Roman"/>
-          <w:sz w:val="24"/>
-        </w:rPr>
-        <w:t>Бо</w:t>
-      </w:r>
-      <w:r>
-        <w:rPr>
-          <w:rFonts w:ascii="Times New Roman" w:hAnsi="Times New Roman"/>
-          <w:sz w:val="24"/>
-        </w:rPr>
-        <w:t xml:space="preserve"> </w:t>
-      </w:r>
-      <w:r>
-        <w:rPr>
-          <w:rFonts w:ascii="Times New Roman" w:hAnsi="Times New Roman"/>
-          <w:sz w:val="24"/>
-        </w:rPr>
-        <w:t>милостивий</w:t>
-      </w:r>
-      <w:r>
-        <w:rPr>
-          <w:rFonts w:ascii="Times New Roman" w:hAnsi="Times New Roman"/>
-          <w:sz w:val="24"/>
-        </w:rPr>
-        <w:t xml:space="preserve"> </w:t>
-      </w:r>
-      <w:r>
-        <w:rPr>
-          <w:rFonts w:ascii="Times New Roman" w:hAnsi="Times New Roman"/>
-          <w:sz w:val="24"/>
-        </w:rPr>
-        <w:t>і</w:t>
-      </w:r>
-      <w:r>
-        <w:rPr>
-          <w:rFonts w:ascii="Times New Roman" w:hAnsi="Times New Roman"/>
-          <w:sz w:val="24"/>
-        </w:rPr>
-        <w:t xml:space="preserve"> </w:t>
-      </w:r>
-      <w:r>
-        <w:rPr>
-          <w:rFonts w:ascii="Times New Roman" w:hAnsi="Times New Roman"/>
-          <w:sz w:val="24"/>
-        </w:rPr>
-        <w:t>людинолюбний</w:t>
-      </w:r>
-      <w:r>
-        <w:rPr>
-          <w:rFonts w:ascii="Times New Roman" w:hAnsi="Times New Roman"/>
-          <w:sz w:val="24"/>
-        </w:rPr>
-        <w:t xml:space="preserve"> </w:t>
-      </w:r>
-      <w:r>
-        <w:rPr>
-          <w:rFonts w:ascii="Times New Roman" w:hAnsi="Times New Roman"/>
-          <w:sz w:val="24"/>
-        </w:rPr>
-        <w:t>Бог</w:t>
-      </w:r>
-      <w:r>
-        <w:rPr>
-          <w:rFonts w:ascii="Times New Roman" w:hAnsi="Times New Roman"/>
-          <w:sz w:val="24"/>
-        </w:rPr>
-        <w:t xml:space="preserve"> </w:t>
-      </w:r>
-      <w:r>
-        <w:rPr>
-          <w:rFonts w:ascii="Times New Roman" w:hAnsi="Times New Roman"/>
-          <w:sz w:val="24"/>
-        </w:rPr>
-        <w:t>єси,</w:t>
-      </w:r>
-      <w:r>
-        <w:rPr>
-          <w:rFonts w:ascii="Times New Roman" w:hAnsi="Times New Roman"/>
-          <w:sz w:val="24"/>
-        </w:rPr>
-        <w:t xml:space="preserve"> </w:t>
-      </w:r>
-      <w:r>
-        <w:rPr>
-          <w:rFonts w:ascii="Times New Roman" w:hAnsi="Times New Roman"/>
-          <w:sz w:val="24"/>
-        </w:rPr>
-        <w:t>і</w:t>
-      </w:r>
-      <w:r>
-        <w:rPr>
-          <w:rFonts w:ascii="Times New Roman" w:hAnsi="Times New Roman"/>
-          <w:sz w:val="24"/>
-        </w:rPr>
-        <w:t xml:space="preserve"> </w:t>
-      </w:r>
-      <w:r>
-        <w:rPr>
-          <w:rFonts w:ascii="Times New Roman" w:hAnsi="Times New Roman"/>
-          <w:sz w:val="24"/>
-        </w:rPr>
-        <w:t>Тобі</w:t>
-      </w:r>
-      <w:r>
-        <w:rPr>
-          <w:rFonts w:ascii="Times New Roman" w:hAnsi="Times New Roman"/>
-          <w:sz w:val="24"/>
-        </w:rPr>
-        <w:t xml:space="preserve"> </w:t>
-      </w:r>
-      <w:r>
-        <w:rPr>
-          <w:rFonts w:ascii="Times New Roman" w:hAnsi="Times New Roman"/>
-          <w:sz w:val="24"/>
-        </w:rPr>
-        <w:t>славу</w:t>
-      </w:r>
-      <w:r>
-        <w:rPr>
-          <w:rFonts w:ascii="Times New Roman" w:hAnsi="Times New Roman"/>
-          <w:sz w:val="24"/>
-        </w:rPr>
-        <w:t xml:space="preserve"> </w:t>
-      </w:r>
-      <w:r>
-        <w:rPr>
-          <w:rFonts w:ascii="Times New Roman" w:hAnsi="Times New Roman"/>
-          <w:sz w:val="24"/>
-        </w:rPr>
-        <w:t>возсилаємо,</w:t>
-      </w:r>
-      <w:r>
-        <w:rPr>
-          <w:rFonts w:ascii="Times New Roman" w:hAnsi="Times New Roman"/>
-          <w:sz w:val="24"/>
-        </w:rPr>
-        <w:t xml:space="preserve"> </w:t>
-      </w:r>
-      <w:r>
-        <w:rPr>
-          <w:rFonts w:ascii="Times New Roman" w:hAnsi="Times New Roman"/>
-          <w:sz w:val="24"/>
-        </w:rPr>
-        <w:t>Отцю,</w:t>
-      </w:r>
-      <w:r>
-        <w:rPr>
-          <w:rFonts w:ascii="Times New Roman" w:hAnsi="Times New Roman"/>
-          <w:sz w:val="24"/>
-        </w:rPr>
-        <w:t xml:space="preserve"> </w:t>
-      </w:r>
-      <w:r>
-        <w:rPr>
-          <w:rFonts w:ascii="Times New Roman" w:hAnsi="Times New Roman"/>
-          <w:sz w:val="24"/>
-        </w:rPr>
-        <w:t>і</w:t>
-      </w:r>
-      <w:r>
-        <w:rPr>
-          <w:rFonts w:ascii="Times New Roman" w:hAnsi="Times New Roman"/>
-          <w:sz w:val="24"/>
-        </w:rPr>
-        <w:t xml:space="preserve"> </w:t>
-      </w:r>
-      <w:r>
-        <w:rPr>
-          <w:rFonts w:ascii="Times New Roman" w:hAnsi="Times New Roman"/>
-          <w:sz w:val="24"/>
-        </w:rPr>
-        <w:t>Сину,</w:t>
-      </w:r>
-      <w:r>
-        <w:rPr>
-          <w:rFonts w:ascii="Times New Roman" w:hAnsi="Times New Roman"/>
-          <w:sz w:val="24"/>
-        </w:rPr>
-        <w:t xml:space="preserve"> </w:t>
-      </w:r>
-      <w:r>
-        <w:rPr>
-          <w:rFonts w:ascii="Times New Roman" w:hAnsi="Times New Roman"/>
-          <w:sz w:val="24"/>
-        </w:rPr>
-        <w:t>і</w:t>
-      </w:r>
-      <w:r>
-        <w:rPr>
-          <w:rFonts w:ascii="Times New Roman" w:hAnsi="Times New Roman"/>
-          <w:sz w:val="24"/>
-        </w:rPr>
-        <w:t xml:space="preserve"> </w:t>
-      </w:r>
-      <w:r>
-        <w:rPr>
-          <w:rFonts w:ascii="Times New Roman" w:hAnsi="Times New Roman"/>
-          <w:sz w:val="24"/>
-        </w:rPr>
-        <w:t>Святому</w:t>
-      </w:r>
-      <w:r>
-        <w:rPr>
-          <w:rFonts w:ascii="Times New Roman" w:hAnsi="Times New Roman"/>
-          <w:sz w:val="24"/>
-        </w:rPr>
-        <w:t xml:space="preserve"> </w:t>
-      </w:r>
-      <w:r>
-        <w:rPr>
-          <w:rFonts w:ascii="Times New Roman" w:hAnsi="Times New Roman"/>
-          <w:sz w:val="24"/>
-        </w:rPr>
-        <w:t>Духові,</w:t>
-      </w:r>
-      <w:r>
-        <w:rPr>
-          <w:rFonts w:ascii="Times New Roman" w:hAnsi="Times New Roman"/>
-          <w:sz w:val="24"/>
-        </w:rPr>
-        <w:t xml:space="preserve"> </w:t>
-      </w:r>
-      <w:r>
-        <w:rPr>
-          <w:rFonts w:ascii="Times New Roman" w:hAnsi="Times New Roman"/>
-          <w:sz w:val="24"/>
-        </w:rPr>
-        <w:t>нині,</w:t>
-      </w:r>
-      <w:r>
-        <w:rPr>
-          <w:rFonts w:ascii="Times New Roman" w:hAnsi="Times New Roman"/>
-          <w:sz w:val="24"/>
-        </w:rPr>
-        <w:t xml:space="preserve"> </w:t>
-      </w:r>
-      <w:r>
-        <w:rPr>
-          <w:rFonts w:ascii="Times New Roman" w:hAnsi="Times New Roman"/>
-          <w:sz w:val="24"/>
-        </w:rPr>
-        <w:t>і</w:t>
-      </w:r>
-      <w:r>
-        <w:rPr>
-          <w:rFonts w:ascii="Times New Roman" w:hAnsi="Times New Roman"/>
-          <w:sz w:val="24"/>
-        </w:rPr>
-        <w:t xml:space="preserve"> </w:t>
-      </w:r>
-      <w:r>
-        <w:rPr>
-          <w:rFonts w:ascii="Times New Roman" w:hAnsi="Times New Roman"/>
-          <w:sz w:val="24"/>
-        </w:rPr>
-        <w:t>повсякчас,</w:t>
-      </w:r>
-      <w:r>
-        <w:rPr>
-          <w:rFonts w:ascii="Times New Roman" w:hAnsi="Times New Roman"/>
-          <w:sz w:val="24"/>
-        </w:rPr>
-        <w:t xml:space="preserve"> </w:t>
-      </w:r>
-      <w:r>
-        <w:rPr>
-          <w:rFonts w:ascii="Times New Roman" w:hAnsi="Times New Roman"/>
-          <w:sz w:val="24"/>
-        </w:rPr>
-        <w:t>і</w:t>
-      </w:r>
-      <w:r>
-        <w:rPr>
-          <w:rFonts w:ascii="Times New Roman" w:hAnsi="Times New Roman"/>
-          <w:sz w:val="24"/>
-        </w:rPr>
-        <w:t xml:space="preserve"> </w:t>
-      </w:r>
-      <w:r>
-        <w:rPr>
-          <w:rFonts w:ascii="Times New Roman" w:hAnsi="Times New Roman"/>
-          <w:sz w:val="24"/>
-        </w:rPr>
-        <w:t>на</w:t>
-      </w:r>
-      <w:r>
-        <w:rPr>
-          <w:rFonts w:ascii="Times New Roman" w:hAnsi="Times New Roman"/>
-          <w:sz w:val="24"/>
-        </w:rPr>
-        <w:t xml:space="preserve"> </w:t>
-      </w:r>
-      <w:r>
-        <w:rPr>
-          <w:rFonts w:ascii="Times New Roman" w:hAnsi="Times New Roman"/>
-          <w:sz w:val="24"/>
-        </w:rPr>
-        <w:t>віки</w:t>
-      </w:r>
-      <w:r>
-        <w:rPr>
-          <w:rFonts w:ascii="Times New Roman" w:hAnsi="Times New Roman"/>
-          <w:sz w:val="24"/>
-        </w:rPr>
-        <w:t xml:space="preserve"> </w:t>
-      </w:r>
-      <w:r>
-        <w:rPr>
-          <w:rFonts w:ascii="Times New Roman" w:hAnsi="Times New Roman"/>
-          <w:sz w:val="24"/>
-        </w:rPr>
-        <w:t>віків.</w:t>
+          <w:sz w:val="24"/>
+        </w:rPr>
+        <w:t xml:space="preserve"> Бо милостивий і людинолюбний Бог єси, і Тобі славу возсилаємо, Отцю, і Сину, і Святому Духові, нині, і повсякчас, і на віки віків.</w:t>
       </w:r>
     </w:p>
     <w:p>
@@ -25599,294 +24315,7 @@
           <w:rFonts w:ascii="Times New Roman" w:hAnsi="Times New Roman"/>
           <w:sz w:val="24"/>
         </w:rPr>
-        <w:t xml:space="preserve"> </w:t>
-      </w:r>
-      <w:r>
-        <w:rPr>
-          <w:rFonts w:ascii="Times New Roman" w:hAnsi="Times New Roman"/>
-          <w:sz w:val="24"/>
-        </w:rPr>
-        <w:t>Бо</w:t>
-      </w:r>
-      <w:r>
-        <w:rPr>
-          <w:rFonts w:ascii="Times New Roman" w:hAnsi="Times New Roman"/>
-          <w:sz w:val="24"/>
-        </w:rPr>
-        <w:t xml:space="preserve"> </w:t>
-      </w:r>
-      <w:r>
-        <w:rPr>
-          <w:rFonts w:ascii="Times New Roman" w:hAnsi="Times New Roman"/>
-          <w:sz w:val="24"/>
-        </w:rPr>
-        <w:t>Твоє</w:t>
-      </w:r>
-      <w:r>
-        <w:rPr>
-          <w:rFonts w:ascii="Times New Roman" w:hAnsi="Times New Roman"/>
-          <w:sz w:val="24"/>
-        </w:rPr>
-        <w:t xml:space="preserve"> </w:t>
-      </w:r>
-      <w:r>
-        <w:rPr>
-          <w:rFonts w:ascii="Times New Roman" w:hAnsi="Times New Roman"/>
-          <w:sz w:val="24"/>
-        </w:rPr>
-        <w:t>є</w:t>
-      </w:r>
-      <w:r>
-        <w:rPr>
-          <w:rFonts w:ascii="Times New Roman" w:hAnsi="Times New Roman"/>
-          <w:sz w:val="24"/>
-        </w:rPr>
-        <w:t xml:space="preserve"> </w:t>
-      </w:r>
-      <w:r>
-        <w:rPr>
-          <w:rFonts w:ascii="Times New Roman" w:hAnsi="Times New Roman"/>
-          <w:sz w:val="24"/>
-        </w:rPr>
-        <w:t>царство,</w:t>
-      </w:r>
-      <w:r>
-        <w:rPr>
-          <w:rFonts w:ascii="Times New Roman" w:hAnsi="Times New Roman"/>
-          <w:sz w:val="24"/>
-        </w:rPr>
-        <w:t xml:space="preserve"> </w:t>
-      </w:r>
-      <w:r>
-        <w:rPr>
-          <w:rFonts w:ascii="Times New Roman" w:hAnsi="Times New Roman"/>
-          <w:sz w:val="24"/>
-        </w:rPr>
-        <w:t>і</w:t>
-      </w:r>
-      <w:r>
-        <w:rPr>
-          <w:rFonts w:ascii="Times New Roman" w:hAnsi="Times New Roman"/>
-          <w:sz w:val="24"/>
-        </w:rPr>
-        <w:t xml:space="preserve"> </w:t>
-      </w:r>
-      <w:r>
-        <w:rPr>
-          <w:rFonts w:ascii="Times New Roman" w:hAnsi="Times New Roman"/>
-          <w:sz w:val="24"/>
-        </w:rPr>
-        <w:t>сила,</w:t>
-      </w:r>
-      <w:r>
-        <w:rPr>
-          <w:rFonts w:ascii="Times New Roman" w:hAnsi="Times New Roman"/>
-          <w:sz w:val="24"/>
-        </w:rPr>
-        <w:t xml:space="preserve"> </w:t>
-      </w:r>
-      <w:r>
-        <w:rPr>
-          <w:rFonts w:ascii="Times New Roman" w:hAnsi="Times New Roman"/>
-          <w:sz w:val="24"/>
-        </w:rPr>
-        <w:t>і</w:t>
-      </w:r>
-      <w:r>
-        <w:rPr>
-          <w:rFonts w:ascii="Times New Roman" w:hAnsi="Times New Roman"/>
-          <w:sz w:val="24"/>
-        </w:rPr>
-        <w:t xml:space="preserve"> </w:t>
-      </w:r>
-      <w:r>
-        <w:rPr>
-          <w:rFonts w:ascii="Times New Roman" w:hAnsi="Times New Roman"/>
-          <w:sz w:val="24"/>
-        </w:rPr>
-        <w:t>слава,</w:t>
-      </w:r>
-      <w:r>
-        <w:rPr>
-          <w:rFonts w:ascii="Times New Roman" w:hAnsi="Times New Roman"/>
-          <w:sz w:val="24"/>
-        </w:rPr>
-        <w:t xml:space="preserve"> </w:t>
-      </w:r>
-      <w:r>
-        <w:rPr>
-          <w:rFonts w:ascii="Times New Roman" w:hAnsi="Times New Roman"/>
-          <w:sz w:val="24"/>
-        </w:rPr>
-        <w:t>Отця,</w:t>
-      </w:r>
-      <w:r>
-        <w:rPr>
-          <w:rFonts w:ascii="Times New Roman" w:hAnsi="Times New Roman"/>
-          <w:sz w:val="24"/>
-        </w:rPr>
-        <w:t xml:space="preserve"> </w:t>
-      </w:r>
-      <w:r>
-        <w:rPr>
-          <w:rFonts w:ascii="Times New Roman" w:hAnsi="Times New Roman"/>
-          <w:sz w:val="24"/>
-        </w:rPr>
-        <w:t>і</w:t>
-      </w:r>
-      <w:r>
-        <w:rPr>
-          <w:rFonts w:ascii="Times New Roman" w:hAnsi="Times New Roman"/>
-          <w:sz w:val="24"/>
-        </w:rPr>
-        <w:t xml:space="preserve"> </w:t>
-      </w:r>
-      <w:r>
-        <w:rPr>
-          <w:rFonts w:ascii="Times New Roman" w:hAnsi="Times New Roman"/>
-          <w:sz w:val="24"/>
-        </w:rPr>
-        <w:t>Сина,</w:t>
-      </w:r>
-      <w:r>
-        <w:rPr>
-          <w:rFonts w:ascii="Times New Roman" w:hAnsi="Times New Roman"/>
-          <w:sz w:val="24"/>
-        </w:rPr>
-        <w:t xml:space="preserve"> </w:t>
-      </w:r>
-      <w:r>
-        <w:rPr>
-          <w:rFonts w:ascii="Times New Roman" w:hAnsi="Times New Roman"/>
-          <w:sz w:val="24"/>
-        </w:rPr>
-        <w:t>і</w:t>
-      </w:r>
-      <w:r>
-        <w:rPr>
-          <w:rFonts w:ascii="Times New Roman" w:hAnsi="Times New Roman"/>
-          <w:sz w:val="24"/>
-        </w:rPr>
-        <w:t xml:space="preserve"> </w:t>
-      </w:r>
-      <w:r>
-        <w:rPr>
-          <w:rFonts w:ascii="Times New Roman" w:hAnsi="Times New Roman"/>
-          <w:sz w:val="24"/>
-        </w:rPr>
-        <w:t>Святого</w:t>
-      </w:r>
-      <w:r>
-        <w:rPr>
-          <w:rFonts w:ascii="Times New Roman" w:hAnsi="Times New Roman"/>
-          <w:sz w:val="24"/>
-        </w:rPr>
-        <w:t xml:space="preserve"> </w:t>
-      </w:r>
-      <w:r>
-        <w:rPr>
-          <w:rFonts w:ascii="Times New Roman" w:hAnsi="Times New Roman"/>
-          <w:sz w:val="24"/>
-        </w:rPr>
-        <w:t>Духа,</w:t>
-      </w:r>
-      <w:r>
-        <w:rPr>
-          <w:rFonts w:ascii="Times New Roman" w:hAnsi="Times New Roman"/>
-          <w:sz w:val="24"/>
-        </w:rPr>
-        <w:t xml:space="preserve"> </w:t>
-      </w:r>
-      <w:r>
-        <w:rPr>
-          <w:rFonts w:ascii="Times New Roman" w:hAnsi="Times New Roman"/>
-          <w:sz w:val="24"/>
-        </w:rPr>
-        <w:t>нині,</w:t>
-      </w:r>
-      <w:r>
-        <w:rPr>
-          <w:rFonts w:ascii="Times New Roman" w:hAnsi="Times New Roman"/>
-          <w:sz w:val="24"/>
-        </w:rPr>
-        <w:t xml:space="preserve"> </w:t>
-      </w:r>
-      <w:r>
-        <w:rPr>
-          <w:rFonts w:ascii="Times New Roman" w:hAnsi="Times New Roman"/>
-          <w:sz w:val="24"/>
-        </w:rPr>
-        <w:t>і</w:t>
-      </w:r>
-      <w:r>
-        <w:rPr>
-          <w:rFonts w:ascii="Times New Roman" w:hAnsi="Times New Roman"/>
-          <w:sz w:val="24"/>
-        </w:rPr>
-        <w:t xml:space="preserve"> </w:t>
-      </w:r>
-      <w:r>
-        <w:rPr>
-          <w:rFonts w:ascii="Times New Roman" w:hAnsi="Times New Roman"/>
-          <w:sz w:val="24"/>
-        </w:rPr>
-        <w:t>повсякчас,</w:t>
-      </w:r>
-      <w:r>
-        <w:rPr>
-          <w:rFonts w:ascii="Times New Roman" w:hAnsi="Times New Roman"/>
-          <w:sz w:val="24"/>
-        </w:rPr>
-        <w:t xml:space="preserve"> </w:t>
-      </w:r>
-      <w:r>
-        <w:rPr>
-          <w:rFonts w:ascii="Times New Roman" w:hAnsi="Times New Roman"/>
-          <w:sz w:val="24"/>
-        </w:rPr>
-        <w:t>і</w:t>
-      </w:r>
-      <w:r>
-        <w:rPr>
-          <w:rFonts w:ascii="Times New Roman" w:hAnsi="Times New Roman"/>
-          <w:sz w:val="24"/>
-        </w:rPr>
-        <w:t xml:space="preserve"> </w:t>
-      </w:r>
-      <w:r>
-        <w:rPr>
-          <w:rFonts w:ascii="Times New Roman" w:hAnsi="Times New Roman"/>
-          <w:sz w:val="24"/>
-        </w:rPr>
-        <w:t>на</w:t>
-      </w:r>
-      <w:r>
-        <w:rPr>
-          <w:rFonts w:ascii="Times New Roman" w:hAnsi="Times New Roman"/>
-          <w:sz w:val="24"/>
-        </w:rPr>
-        <w:t xml:space="preserve"> </w:t>
-      </w:r>
-      <w:r>
-        <w:rPr>
-          <w:rFonts w:ascii="Times New Roman" w:hAnsi="Times New Roman"/>
-          <w:sz w:val="24"/>
-        </w:rPr>
-        <w:t>віки</w:t>
-      </w:r>
-      <w:r>
-        <w:rPr>
-          <w:rFonts w:ascii="Times New Roman" w:hAnsi="Times New Roman"/>
-          <w:sz w:val="24"/>
-        </w:rPr>
-        <w:t xml:space="preserve"> </w:t>
-      </w:r>
-      <w:r>
-        <w:rPr>
-          <w:rFonts w:ascii="Times New Roman" w:hAnsi="Times New Roman"/>
-          <w:sz w:val="24"/>
-        </w:rPr>
-        <w:t>віків.</w:t>
+        <w:t xml:space="preserve"> Бо Твоє є царство, і сила, і слава, Отця, і Сина, і Святого Духа, нині, і повсякчас, і на віки віків.</w:t>
       </w:r>
     </w:p>
     <w:p>
@@ -26209,8 +24638,20 @@
           <w:color w:val="FF0000"/>
           <w:sz w:val="24"/>
         </w:rPr>
-        <w:t>Священ</w:t>
-      </w:r>
+        <w:t>Священник:</w:t>
+      </w:r>
+      <w:r>
+        <w:rPr>
+          <w:rFonts w:ascii="Times New Roman" w:hAnsi="Times New Roman"/>
+          <w:sz w:val="24"/>
+        </w:rPr>
+        <w:t xml:space="preserve"> Благослове́нний Христо́с Бог наш, за́вжди, ни́ні, і повсякча́с, і на ві́ки вікі́в.</w:t>
+      </w:r>
+    </w:p>
+    <w:p>
+      <w:pPr>
+        <w:spacing w:after="120"/>
+      </w:pPr>
       <w:r>
         <w:rPr>
           <w:rFonts w:ascii="Times New Roman" w:hAnsi="Times New Roman"/>
@@ -26218,8 +24659,28 @@
           <w:color w:val="FF0000"/>
           <w:sz w:val="24"/>
         </w:rPr>
-        <w:t>н</w:t>
-      </w:r>
+        <w:t>Вірні:</w:t>
+      </w:r>
+      <w:r>
+        <w:rPr>
+          <w:rFonts w:ascii="Times New Roman" w:hAnsi="Times New Roman"/>
+          <w:color w:val="FF0000"/>
+          <w:sz w:val="24"/>
+        </w:rPr>
+        <w:t xml:space="preserve"> </w:t>
+      </w:r>
+      <w:r>
+        <w:rPr>
+          <w:rFonts w:ascii="Times New Roman" w:hAnsi="Times New Roman"/>
+          <w:sz w:val="24"/>
+        </w:rPr>
+        <w:t>Амі́нь. Утверди́, Бо́же, святу́ правосла́вну ві́ру на ві́ки вікі́в.</w:t>
+      </w:r>
+    </w:p>
+    <w:p>
+      <w:pPr>
+        <w:spacing w:after="120"/>
+      </w:pPr>
       <w:r>
         <w:rPr>
           <w:rFonts w:ascii="Times New Roman" w:hAnsi="Times New Roman"/>
@@ -26227,22 +24688,14 @@
           <w:color w:val="FF0000"/>
           <w:sz w:val="24"/>
         </w:rPr>
-        <w:t>ик:</w:t>
-      </w:r>
-      <w:r>
-        <w:rPr>
-          <w:rFonts w:ascii="Times New Roman" w:hAnsi="Times New Roman"/>
-          <w:color w:val="FF0000"/>
-          <w:sz w:val="24"/>
-        </w:rPr>
-        <w:t xml:space="preserve"> </w:t>
-      </w:r>
-      <w:r>
-        <w:rPr>
-          <w:rFonts w:ascii="Times New Roman" w:hAnsi="Times New Roman"/>
-          <w:sz w:val="24"/>
-        </w:rPr>
-        <w:t>Благослове́нний Христо́с Бог наш, за́вжди, ни́ні, і повсякча́с, і на ві́ки вікі́в.</w:t>
+        <w:t>Священник:</w:t>
+      </w:r>
+      <w:r>
+        <w:rPr>
+          <w:rFonts w:ascii="Times New Roman" w:hAnsi="Times New Roman"/>
+          <w:sz w:val="24"/>
+        </w:rPr>
+        <w:t xml:space="preserve"> Пресвята́ Богоро́дице, спаси́ нас.</w:t>
       </w:r>
     </w:p>
     <w:p>
@@ -26271,7 +24724,7 @@
           <w:rFonts w:ascii="Times New Roman" w:hAnsi="Times New Roman"/>
           <w:sz w:val="24"/>
         </w:rPr>
-        <w:t>Амі́нь. Утверди́, Бо́же, святу́ правосла́вну ві́ру на ві́ки вікі́в.</w:t>
+        <w:t>Чесні́шу від херуви́мів* і незрівня́нно славні́шу від серафи́мів,* що без зотлі́ння Бо́га Сло́во породи́ла,* су́щу Богоро́дицю, тебе́ велича́ємо.</w:t>
       </w:r>
     </w:p>
     <w:p>
@@ -26285,8 +24738,20 @@
           <w:color w:val="FF0000"/>
           <w:sz w:val="24"/>
         </w:rPr>
-        <w:t>Священ</w:t>
-      </w:r>
+        <w:t>Священник:</w:t>
+      </w:r>
+      <w:r>
+        <w:rPr>
+          <w:rFonts w:ascii="Times New Roman" w:hAnsi="Times New Roman"/>
+          <w:sz w:val="24"/>
+        </w:rPr>
+        <w:t xml:space="preserve"> Сла́ва Тобі́, Хри́сте Бо́же, упова́ння на́ше, сла́ва Тобі́!</w:t>
+      </w:r>
+    </w:p>
+    <w:p>
+      <w:pPr>
+        <w:spacing w:after="120"/>
+      </w:pPr>
       <w:r>
         <w:rPr>
           <w:rFonts w:ascii="Times New Roman" w:hAnsi="Times New Roman"/>
@@ -26294,7 +24759,22 @@
           <w:color w:val="FF0000"/>
           <w:sz w:val="24"/>
         </w:rPr>
-        <w:t>н</w:t>
+        <w:t>Вірні:</w:t>
+      </w:r>
+      <w:r>
+        <w:rPr>
+          <w:rFonts w:ascii="Times New Roman" w:hAnsi="Times New Roman"/>
+          <w:color w:val="FF0000"/>
+          <w:sz w:val="24"/>
+        </w:rPr>
+        <w:t xml:space="preserve"> </w:t>
+      </w:r>
+      <w:r>
+        <w:rPr>
+          <w:rFonts w:ascii="Times New Roman" w:hAnsi="Times New Roman"/>
+          <w:sz w:val="24"/>
+        </w:rPr>
+        <w:t xml:space="preserve">Сла́ва Отцю́, і Си́ну, і Свято́му Ду́хові, і ни́ні, і повсякча́с, і на ві́ки вікі́в. Амі́нь. Го́споди, поми́луй. </w:t>
       </w:r>
       <w:r>
         <w:rPr>
@@ -26303,22 +24783,14 @@
           <w:color w:val="FF0000"/>
           <w:sz w:val="24"/>
         </w:rPr>
-        <w:t>ик:</w:t>
-      </w:r>
-      <w:r>
-        <w:rPr>
-          <w:rFonts w:ascii="Times New Roman" w:hAnsi="Times New Roman"/>
-          <w:color w:val="FF0000"/>
-          <w:sz w:val="24"/>
-        </w:rPr>
-        <w:t xml:space="preserve"> </w:t>
-      </w:r>
-      <w:r>
-        <w:rPr>
-          <w:rFonts w:ascii="Times New Roman" w:hAnsi="Times New Roman"/>
-          <w:sz w:val="24"/>
-        </w:rPr>
-        <w:t>Пресвята́ Богоро́дице, спаси́ нас.</w:t>
+        <w:t>(3 р.)</w:t>
+      </w:r>
+      <w:r>
+        <w:rPr>
+          <w:rFonts w:ascii="Times New Roman" w:hAnsi="Times New Roman"/>
+          <w:sz w:val="24"/>
+        </w:rPr>
+        <w:t xml:space="preserve"> Благослови́.</w:t>
       </w:r>
     </w:p>
     <w:p>
@@ -26332,28 +24804,15 @@
           <w:color w:val="FF0000"/>
           <w:sz w:val="24"/>
         </w:rPr>
-        <w:t>Вірні:</w:t>
-      </w:r>
-      <w:r>
-        <w:rPr>
-          <w:rFonts w:ascii="Times New Roman" w:hAnsi="Times New Roman"/>
-          <w:color w:val="FF0000"/>
-          <w:sz w:val="24"/>
-        </w:rPr>
-        <w:t xml:space="preserve"> </w:t>
-      </w:r>
-      <w:r>
-        <w:rPr>
-          <w:rFonts w:ascii="Times New Roman" w:hAnsi="Times New Roman"/>
-          <w:sz w:val="24"/>
-        </w:rPr>
-        <w:t>Чесні́шу від херуви́мів* і незрівня́нно славні́шу від серафи́мів,* що без зотлі́ння Бо́га Сло́во породи́ла,* су́щу Богоро́дицю, тебе́ велича́ємо.</w:t>
-      </w:r>
-    </w:p>
-    <w:p>
-      <w:pPr>
-        <w:spacing w:after="120"/>
-      </w:pPr>
+        <w:t>Священник:</w:t>
+      </w:r>
+      <w:r>
+        <w:rPr>
+          <w:rFonts w:ascii="Times New Roman" w:hAnsi="Times New Roman"/>
+          <w:sz w:val="24"/>
+        </w:rPr>
+        <w:t xml:space="preserve"> Христос, істинний Бог наш - молитвами пречистої Своєї Матері, святих славних і всехвальних апостолів, святого отця нашого Миколая, архиєпископа Мир Ликійських, чудотворця, і святого, </w:t>
+      </w:r>
       <w:r>
         <w:rPr>
           <w:rFonts w:ascii="Times New Roman" w:hAnsi="Times New Roman"/>
@@ -26361,146 +24820,14 @@
           <w:color w:val="FF0000"/>
           <w:sz w:val="24"/>
         </w:rPr>
-        <w:t>Священ</w:t>
-      </w:r>
-      <w:r>
-        <w:rPr>
-          <w:rFonts w:ascii="Times New Roman" w:hAnsi="Times New Roman"/>
-          <w:i/>
-          <w:color w:val="FF0000"/>
-          <w:sz w:val="24"/>
-        </w:rPr>
-        <w:t>н</w:t>
-      </w:r>
-      <w:r>
-        <w:rPr>
-          <w:rFonts w:ascii="Times New Roman" w:hAnsi="Times New Roman"/>
-          <w:i/>
-          <w:color w:val="FF0000"/>
-          <w:sz w:val="24"/>
-        </w:rPr>
-        <w:t>ик:</w:t>
-      </w:r>
-      <w:r>
-        <w:rPr>
-          <w:rFonts w:ascii="Times New Roman" w:hAnsi="Times New Roman"/>
-          <w:color w:val="FF0000"/>
-          <w:sz w:val="24"/>
-        </w:rPr>
-        <w:t xml:space="preserve"> </w:t>
-      </w:r>
-      <w:r>
-        <w:rPr>
-          <w:rFonts w:ascii="Times New Roman" w:hAnsi="Times New Roman"/>
-          <w:sz w:val="24"/>
-        </w:rPr>
-        <w:t>Сла́ва Тобі́, Хри́сте Бо́же, упова́ння на́ше, сла́ва Тобі́!</w:t>
-      </w:r>
-    </w:p>
-    <w:p>
-      <w:pPr>
-        <w:spacing w:after="120"/>
-      </w:pPr>
-      <w:r>
-        <w:rPr>
-          <w:rFonts w:ascii="Times New Roman" w:hAnsi="Times New Roman"/>
-          <w:i/>
-          <w:color w:val="FF0000"/>
-          <w:sz w:val="24"/>
-        </w:rPr>
-        <w:t>Вірні:</w:t>
-      </w:r>
-      <w:r>
-        <w:rPr>
-          <w:rFonts w:ascii="Times New Roman" w:hAnsi="Times New Roman"/>
-          <w:color w:val="FF0000"/>
-          <w:sz w:val="24"/>
-        </w:rPr>
-        <w:t xml:space="preserve"> </w:t>
-      </w:r>
-      <w:r>
-        <w:rPr>
-          <w:rFonts w:ascii="Times New Roman" w:hAnsi="Times New Roman"/>
-          <w:sz w:val="24"/>
-        </w:rPr>
-        <w:t xml:space="preserve">Сла́ва Отцю́, і Си́ну, і Свято́му Ду́хові, і ни́ні, і повсякча́с, і на ві́ки вікі́в. Амі́нь. Го́споди, поми́луй. </w:t>
-      </w:r>
-      <w:r>
-        <w:rPr>
-          <w:rFonts w:ascii="Times New Roman" w:hAnsi="Times New Roman"/>
-          <w:i/>
-          <w:color w:val="FF0000"/>
-          <w:sz w:val="24"/>
-        </w:rPr>
-        <w:t>(3 р.)</w:t>
-      </w:r>
-      <w:r>
-        <w:rPr>
-          <w:rFonts w:ascii="Times New Roman" w:hAnsi="Times New Roman"/>
-          <w:sz w:val="24"/>
-        </w:rPr>
-        <w:t xml:space="preserve"> Благослови́.</w:t>
-      </w:r>
-    </w:p>
-    <w:p>
-      <w:pPr>
-        <w:spacing w:after="120" w:lineRule="auto"/>
-        <w:jc w:val="both"/>
-        <w:rPr>
-          <w:rFonts w:ascii="Times New Roman" w:cs="Times New Roman" w:eastAsia="Times New Roman" w:hAnsi="Times New Roman"/>
-          <w:sz w:val="24"/>
-          <w:szCs w:val="24"/>
-        </w:rPr>
-      </w:pPr>
-      <w:r>
-        <w:rPr>
-          <w:rFonts w:ascii="Times New Roman" w:cs="Times New Roman" w:eastAsia="Times New Roman" w:hAnsi="Times New Roman"/>
-          <w:i w:val="1"/>
-          <w:color w:val="ff0000"/>
-          <w:sz w:val="24"/>
-          <w:szCs w:val="24"/>
-          <w:rtl w:val="0"/>
-        </w:rPr>
-        <w:t xml:space="preserve">Священик:</w:t>
-      </w:r>
-      <w:r>
-        <w:rPr>
-          <w:rFonts w:ascii="Times New Roman" w:cs="Times New Roman" w:eastAsia="Times New Roman" w:hAnsi="Times New Roman"/>
-          <w:color w:val="ff0000"/>
-          <w:sz w:val="24"/>
-          <w:szCs w:val="24"/>
-          <w:rtl w:val="0"/>
-        </w:rPr>
-        <w:t xml:space="preserve"> </w:t>
-      </w:r>
-      <w:r>
-        <w:rPr>
-          <w:rFonts w:ascii="Times New Roman" w:cs="Times New Roman" w:eastAsia="Times New Roman" w:hAnsi="Times New Roman"/>
-          <w:sz w:val="24"/>
-          <w:szCs w:val="24"/>
-          <w:rtl w:val="0"/>
-        </w:rPr>
-        <w:t xml:space="preserve">Христос, істинний Бог наш, молитвами пречистої своєї Матері, святих славних і всехвальних апостолів, і преподобного й богоносного отця нашого Сави Освященного, якого світлу пам'ять днесь святкуємо, і святого </w:t>
-      </w:r>
-      <w:r>
-        <w:rPr>
-          <w:rFonts w:ascii="Times New Roman" w:cs="Times New Roman" w:eastAsia="Times New Roman" w:hAnsi="Times New Roman"/>
-          <w:i w:val="1"/>
-          <w:color w:val="ff0000"/>
-          <w:sz w:val="24"/>
-          <w:szCs w:val="24"/>
-          <w:rtl w:val="0"/>
-        </w:rPr>
-        <w:t xml:space="preserve">(ім'я, якого є храм), </w:t>
-      </w:r>
-      <w:r>
-        <w:rPr>
-          <w:rFonts w:ascii="Times New Roman" w:cs="Times New Roman" w:eastAsia="Times New Roman" w:hAnsi="Times New Roman"/>
-          <w:sz w:val="24"/>
-          <w:szCs w:val="24"/>
-          <w:rtl w:val="0"/>
-        </w:rPr>
-        <w:t xml:space="preserve">і всіх святих, помилує і спасе нас, як благий і чоловіколюбець.</w:t>
+        <w:t>якого є храм</w:t>
+      </w:r>
+      <w:r>
+        <w:rPr>
+          <w:rFonts w:ascii="Times New Roman" w:hAnsi="Times New Roman"/>
+          <w:sz w:val="24"/>
+        </w:rPr>
+        <w:t>, і преподобного й богоносного отця нашого Сави Освященного, якого сьогодні пам'ять торжественно звершуємо,, і всіх святих - помилує і спасе нас як благий і людинолюбний.</w:t>
       </w:r>
     </w:p>
     <w:p>
@@ -33514,7 +31841,7 @@
         <w:rPr>
           <w:rFonts w:ascii="Times New Roman" w:hAnsi="Times New Roman"/>
           <w:i/>
-          <w:color w:val="FF4400"/>
+          <w:color w:val="FF0000"/>
           <w:sz w:val="24"/>
         </w:rPr>
         <w:t>Священник:</w:t>
@@ -33524,294 +31851,7 @@
           <w:rFonts w:ascii="Times New Roman" w:hAnsi="Times New Roman"/>
           <w:sz w:val="24"/>
         </w:rPr>
-        <w:t xml:space="preserve"> </w:t>
-      </w:r>
-      <w:r>
-        <w:rPr>
-          <w:rFonts w:ascii="Times New Roman" w:hAnsi="Times New Roman"/>
-          <w:sz w:val="24"/>
-        </w:rPr>
-        <w:t>Бо</w:t>
-      </w:r>
-      <w:r>
-        <w:rPr>
-          <w:rFonts w:ascii="Times New Roman" w:hAnsi="Times New Roman"/>
-          <w:sz w:val="24"/>
-        </w:rPr>
-        <w:t xml:space="preserve"> </w:t>
-      </w:r>
-      <w:r>
-        <w:rPr>
-          <w:rFonts w:ascii="Times New Roman" w:hAnsi="Times New Roman"/>
-          <w:sz w:val="24"/>
-        </w:rPr>
-        <w:t>Тобі</w:t>
-      </w:r>
-      <w:r>
-        <w:rPr>
-          <w:rFonts w:ascii="Times New Roman" w:hAnsi="Times New Roman"/>
-          <w:sz w:val="24"/>
-        </w:rPr>
-        <w:t xml:space="preserve"> </w:t>
-      </w:r>
-      <w:r>
-        <w:rPr>
-          <w:rFonts w:ascii="Times New Roman" w:hAnsi="Times New Roman"/>
-          <w:sz w:val="24"/>
-        </w:rPr>
-        <w:t>належить</w:t>
-      </w:r>
-      <w:r>
-        <w:rPr>
-          <w:rFonts w:ascii="Times New Roman" w:hAnsi="Times New Roman"/>
-          <w:sz w:val="24"/>
-        </w:rPr>
-        <w:t xml:space="preserve"> </w:t>
-      </w:r>
-      <w:r>
-        <w:rPr>
-          <w:rFonts w:ascii="Times New Roman" w:hAnsi="Times New Roman"/>
-          <w:sz w:val="24"/>
-        </w:rPr>
-        <w:t>усяка</w:t>
-      </w:r>
-      <w:r>
-        <w:rPr>
-          <w:rFonts w:ascii="Times New Roman" w:hAnsi="Times New Roman"/>
-          <w:sz w:val="24"/>
-        </w:rPr>
-        <w:t xml:space="preserve"> </w:t>
-      </w:r>
-      <w:r>
-        <w:rPr>
-          <w:rFonts w:ascii="Times New Roman" w:hAnsi="Times New Roman"/>
-          <w:sz w:val="24"/>
-        </w:rPr>
-        <w:t>слава,</w:t>
-      </w:r>
-      <w:r>
-        <w:rPr>
-          <w:rFonts w:ascii="Times New Roman" w:hAnsi="Times New Roman"/>
-          <w:sz w:val="24"/>
-        </w:rPr>
-        <w:t xml:space="preserve"> </w:t>
-      </w:r>
-      <w:r>
-        <w:rPr>
-          <w:rFonts w:ascii="Times New Roman" w:hAnsi="Times New Roman"/>
-          <w:sz w:val="24"/>
-        </w:rPr>
-        <w:t>честь</w:t>
-      </w:r>
-      <w:r>
-        <w:rPr>
-          <w:rFonts w:ascii="Times New Roman" w:hAnsi="Times New Roman"/>
-          <w:sz w:val="24"/>
-        </w:rPr>
-        <w:t xml:space="preserve"> </w:t>
-      </w:r>
-      <w:r>
-        <w:rPr>
-          <w:rFonts w:ascii="Times New Roman" w:hAnsi="Times New Roman"/>
-          <w:sz w:val="24"/>
-        </w:rPr>
-        <w:t>і</w:t>
-      </w:r>
-      <w:r>
-        <w:rPr>
-          <w:rFonts w:ascii="Times New Roman" w:hAnsi="Times New Roman"/>
-          <w:sz w:val="24"/>
-        </w:rPr>
-        <w:t xml:space="preserve"> </w:t>
-      </w:r>
-      <w:r>
-        <w:rPr>
-          <w:rFonts w:ascii="Times New Roman" w:hAnsi="Times New Roman"/>
-          <w:sz w:val="24"/>
-        </w:rPr>
-        <w:t>поклоніння,</w:t>
-      </w:r>
-      <w:r>
-        <w:rPr>
-          <w:rFonts w:ascii="Times New Roman" w:hAnsi="Times New Roman"/>
-          <w:sz w:val="24"/>
-        </w:rPr>
-        <w:t xml:space="preserve"> </w:t>
-      </w:r>
-      <w:r>
-        <w:rPr>
-          <w:rFonts w:ascii="Times New Roman" w:hAnsi="Times New Roman"/>
-          <w:sz w:val="24"/>
-        </w:rPr>
-        <w:t>Отцю,</w:t>
-      </w:r>
-      <w:r>
-        <w:rPr>
-          <w:rFonts w:ascii="Times New Roman" w:hAnsi="Times New Roman"/>
-          <w:sz w:val="24"/>
-        </w:rPr>
-        <w:t xml:space="preserve"> </w:t>
-      </w:r>
-      <w:r>
-        <w:rPr>
-          <w:rFonts w:ascii="Times New Roman" w:hAnsi="Times New Roman"/>
-          <w:sz w:val="24"/>
-        </w:rPr>
-        <w:t>і</w:t>
-      </w:r>
-      <w:r>
-        <w:rPr>
-          <w:rFonts w:ascii="Times New Roman" w:hAnsi="Times New Roman"/>
-          <w:sz w:val="24"/>
-        </w:rPr>
-        <w:t xml:space="preserve"> </w:t>
-      </w:r>
-      <w:r>
-        <w:rPr>
-          <w:rFonts w:ascii="Times New Roman" w:hAnsi="Times New Roman"/>
-          <w:sz w:val="24"/>
-        </w:rPr>
-        <w:t>Сину,</w:t>
-      </w:r>
-      <w:r>
-        <w:rPr>
-          <w:rFonts w:ascii="Times New Roman" w:hAnsi="Times New Roman"/>
-          <w:sz w:val="24"/>
-        </w:rPr>
-        <w:t xml:space="preserve"> </w:t>
-      </w:r>
-      <w:r>
-        <w:rPr>
-          <w:rFonts w:ascii="Times New Roman" w:hAnsi="Times New Roman"/>
-          <w:sz w:val="24"/>
-        </w:rPr>
-        <w:t>і</w:t>
-      </w:r>
-      <w:r>
-        <w:rPr>
-          <w:rFonts w:ascii="Times New Roman" w:hAnsi="Times New Roman"/>
-          <w:sz w:val="24"/>
-        </w:rPr>
-        <w:t xml:space="preserve"> </w:t>
-      </w:r>
-      <w:r>
-        <w:rPr>
-          <w:rFonts w:ascii="Times New Roman" w:hAnsi="Times New Roman"/>
-          <w:sz w:val="24"/>
-        </w:rPr>
-        <w:t>Святому</w:t>
-      </w:r>
-      <w:r>
-        <w:rPr>
-          <w:rFonts w:ascii="Times New Roman" w:hAnsi="Times New Roman"/>
-          <w:sz w:val="24"/>
-        </w:rPr>
-        <w:t xml:space="preserve"> </w:t>
-      </w:r>
-      <w:r>
-        <w:rPr>
-          <w:rFonts w:ascii="Times New Roman" w:hAnsi="Times New Roman"/>
-          <w:sz w:val="24"/>
-        </w:rPr>
-        <w:t>Духові,</w:t>
-      </w:r>
-      <w:r>
-        <w:rPr>
-          <w:rFonts w:ascii="Times New Roman" w:hAnsi="Times New Roman"/>
-          <w:sz w:val="24"/>
-        </w:rPr>
-        <w:t xml:space="preserve"> </w:t>
-      </w:r>
-      <w:r>
-        <w:rPr>
-          <w:rFonts w:ascii="Times New Roman" w:hAnsi="Times New Roman"/>
-          <w:sz w:val="24"/>
-        </w:rPr>
-        <w:t>нині,</w:t>
-      </w:r>
-      <w:r>
-        <w:rPr>
-          <w:rFonts w:ascii="Times New Roman" w:hAnsi="Times New Roman"/>
-          <w:sz w:val="24"/>
-        </w:rPr>
-        <w:t xml:space="preserve"> </w:t>
-      </w:r>
-      <w:r>
-        <w:rPr>
-          <w:rFonts w:ascii="Times New Roman" w:hAnsi="Times New Roman"/>
-          <w:sz w:val="24"/>
-        </w:rPr>
-        <w:t>і</w:t>
-      </w:r>
-      <w:r>
-        <w:rPr>
-          <w:rFonts w:ascii="Times New Roman" w:hAnsi="Times New Roman"/>
-          <w:sz w:val="24"/>
-        </w:rPr>
-        <w:t xml:space="preserve"> </w:t>
-      </w:r>
-      <w:r>
-        <w:rPr>
-          <w:rFonts w:ascii="Times New Roman" w:hAnsi="Times New Roman"/>
-          <w:sz w:val="24"/>
-        </w:rPr>
-        <w:t>повсякчас,</w:t>
-      </w:r>
-      <w:r>
-        <w:rPr>
-          <w:rFonts w:ascii="Times New Roman" w:hAnsi="Times New Roman"/>
-          <w:sz w:val="24"/>
-        </w:rPr>
-        <w:t xml:space="preserve"> </w:t>
-      </w:r>
-      <w:r>
-        <w:rPr>
-          <w:rFonts w:ascii="Times New Roman" w:hAnsi="Times New Roman"/>
-          <w:sz w:val="24"/>
-        </w:rPr>
-        <w:t>і</w:t>
-      </w:r>
-      <w:r>
-        <w:rPr>
-          <w:rFonts w:ascii="Times New Roman" w:hAnsi="Times New Roman"/>
-          <w:sz w:val="24"/>
-        </w:rPr>
-        <w:t xml:space="preserve"> </w:t>
-      </w:r>
-      <w:r>
-        <w:rPr>
-          <w:rFonts w:ascii="Times New Roman" w:hAnsi="Times New Roman"/>
-          <w:sz w:val="24"/>
-        </w:rPr>
-        <w:t>на</w:t>
-      </w:r>
-      <w:r>
-        <w:rPr>
-          <w:rFonts w:ascii="Times New Roman" w:hAnsi="Times New Roman"/>
-          <w:sz w:val="24"/>
-        </w:rPr>
-        <w:t xml:space="preserve"> </w:t>
-      </w:r>
-      <w:r>
-        <w:rPr>
-          <w:rFonts w:ascii="Times New Roman" w:hAnsi="Times New Roman"/>
-          <w:sz w:val="24"/>
-        </w:rPr>
-        <w:t>віки</w:t>
-      </w:r>
-      <w:r>
-        <w:rPr>
-          <w:rFonts w:ascii="Times New Roman" w:hAnsi="Times New Roman"/>
-          <w:sz w:val="24"/>
-        </w:rPr>
-        <w:t xml:space="preserve"> </w:t>
-      </w:r>
-      <w:r>
-        <w:rPr>
-          <w:rFonts w:ascii="Times New Roman" w:hAnsi="Times New Roman"/>
-          <w:sz w:val="24"/>
-        </w:rPr>
-        <w:t>віків.</w:t>
+        <w:t xml:space="preserve"> Бо Тобі належить усяка слава, честь і поклоніння, Отцю, і Сину, і Святому Духові, нині, і повсякчас, і на віки віків.</w:t>
       </w:r>
     </w:p>
     <w:p>
@@ -35167,7 +33207,7 @@
         <w:rPr>
           <w:rFonts w:ascii="Times New Roman" w:hAnsi="Times New Roman"/>
           <w:i/>
-          <w:color w:val="FF4400"/>
+          <w:color w:val="FF0000"/>
           <w:sz w:val="24"/>
         </w:rPr>
         <w:t>Священник:</w:t>
@@ -35175,402 +33215,9 @@
       <w:r>
         <w:rPr>
           <w:rFonts w:ascii="Times New Roman" w:hAnsi="Times New Roman"/>
-          <w:color w:val="000000"/>
-          <w:sz w:val="24"/>
-        </w:rPr>
-        <w:t xml:space="preserve"> </w:t>
-      </w:r>
-      <w:r>
-        <w:rPr>
-          <w:rFonts w:ascii="Times New Roman" w:hAnsi="Times New Roman"/>
-          <w:color w:val="000000"/>
-          <w:sz w:val="24"/>
-        </w:rPr>
-        <w:t>Бо</w:t>
-      </w:r>
-      <w:r>
-        <w:rPr>
-          <w:rFonts w:ascii="Times New Roman" w:hAnsi="Times New Roman"/>
-          <w:color w:val="000000"/>
-          <w:sz w:val="24"/>
-        </w:rPr>
-        <w:t xml:space="preserve"> </w:t>
-      </w:r>
-      <w:r>
-        <w:rPr>
-          <w:rFonts w:ascii="Times New Roman" w:hAnsi="Times New Roman"/>
-          <w:color w:val="000000"/>
-          <w:sz w:val="24"/>
-        </w:rPr>
-        <w:t>Твоя</w:t>
-      </w:r>
-      <w:r>
-        <w:rPr>
-          <w:rFonts w:ascii="Times New Roman" w:hAnsi="Times New Roman"/>
-          <w:color w:val="000000"/>
-          <w:sz w:val="24"/>
-        </w:rPr>
-        <w:t xml:space="preserve"> </w:t>
-      </w:r>
-      <w:r>
-        <w:rPr>
-          <w:rFonts w:ascii="Times New Roman" w:hAnsi="Times New Roman"/>
-          <w:color w:val="000000"/>
-          <w:sz w:val="24"/>
-        </w:rPr>
-        <w:t>є</w:t>
-      </w:r>
-      <w:r>
-        <w:rPr>
-          <w:rFonts w:ascii="Times New Roman" w:hAnsi="Times New Roman"/>
-          <w:color w:val="000000"/>
-          <w:sz w:val="24"/>
-        </w:rPr>
-        <w:t xml:space="preserve"> </w:t>
-      </w:r>
-      <w:r>
-        <w:rPr>
-          <w:rFonts w:ascii="Times New Roman" w:hAnsi="Times New Roman"/>
-          <w:color w:val="000000"/>
-          <w:sz w:val="24"/>
-        </w:rPr>
-        <w:t>влада</w:t>
-      </w:r>
-      <w:r>
-        <w:rPr>
-          <w:rFonts w:ascii="Times New Roman" w:hAnsi="Times New Roman"/>
-          <w:color w:val="000000"/>
-          <w:sz w:val="24"/>
-        </w:rPr>
-        <w:t xml:space="preserve"> </w:t>
-      </w:r>
-      <w:r>
-        <w:rPr>
-          <w:rFonts w:ascii="Times New Roman" w:hAnsi="Times New Roman"/>
-          <w:color w:val="000000"/>
-          <w:sz w:val="24"/>
-        </w:rPr>
-        <w:t>і</w:t>
-      </w:r>
-      <w:r>
-        <w:rPr>
-          <w:rFonts w:ascii="Times New Roman" w:hAnsi="Times New Roman"/>
-          <w:color w:val="000000"/>
-          <w:sz w:val="24"/>
-        </w:rPr>
-        <w:t xml:space="preserve"> </w:t>
-      </w:r>
-      <w:r>
-        <w:rPr>
-          <w:rFonts w:ascii="Times New Roman" w:hAnsi="Times New Roman"/>
-          <w:color w:val="000000"/>
-          <w:sz w:val="24"/>
-        </w:rPr>
-        <w:t>Твоє</w:t>
-      </w:r>
-      <w:r>
-        <w:rPr>
-          <w:rFonts w:ascii="Times New Roman" w:hAnsi="Times New Roman"/>
-          <w:color w:val="000000"/>
-          <w:sz w:val="24"/>
-        </w:rPr>
-        <w:t xml:space="preserve"> </w:t>
-      </w:r>
-      <w:r>
-        <w:rPr>
-          <w:rFonts w:ascii="Times New Roman" w:hAnsi="Times New Roman"/>
-          <w:color w:val="000000"/>
-          <w:sz w:val="24"/>
-        </w:rPr>
-        <w:t>є</w:t>
-      </w:r>
-      <w:r>
-        <w:rPr>
-          <w:rFonts w:ascii="Times New Roman" w:hAnsi="Times New Roman"/>
-          <w:color w:val="000000"/>
-          <w:sz w:val="24"/>
-        </w:rPr>
-        <w:t xml:space="preserve"> </w:t>
-      </w:r>
-      <w:r>
-        <w:rPr>
-          <w:rFonts w:ascii="Times New Roman" w:hAnsi="Times New Roman"/>
-          <w:color w:val="000000"/>
-          <w:sz w:val="24"/>
-        </w:rPr>
-        <w:t>царство,</w:t>
-      </w:r>
-      <w:r>
-        <w:rPr>
-          <w:rFonts w:ascii="Times New Roman" w:hAnsi="Times New Roman"/>
-          <w:color w:val="000000"/>
-          <w:sz w:val="24"/>
-        </w:rPr>
-        <w:t xml:space="preserve"> </w:t>
-      </w:r>
-      <w:r>
-        <w:rPr>
-          <w:rFonts w:ascii="Times New Roman" w:hAnsi="Times New Roman"/>
-          <w:color w:val="000000"/>
-          <w:sz w:val="24"/>
-        </w:rPr>
-        <w:t>і</w:t>
-      </w:r>
-      <w:r>
-        <w:rPr>
-          <w:rFonts w:ascii="Times New Roman" w:hAnsi="Times New Roman"/>
-          <w:color w:val="000000"/>
-          <w:sz w:val="24"/>
-        </w:rPr>
-        <w:t xml:space="preserve"> </w:t>
-      </w:r>
-      <w:r>
-        <w:rPr>
-          <w:rFonts w:ascii="Times New Roman" w:hAnsi="Times New Roman"/>
-          <w:color w:val="000000"/>
-          <w:sz w:val="24"/>
-        </w:rPr>
-        <w:t>сила,</w:t>
-      </w:r>
-      <w:r>
-        <w:rPr>
-          <w:rFonts w:ascii="Times New Roman" w:hAnsi="Times New Roman"/>
-          <w:color w:val="000000"/>
-          <w:sz w:val="24"/>
-        </w:rPr>
-        <w:t xml:space="preserve"> </w:t>
-      </w:r>
-      <w:r>
-        <w:rPr>
-          <w:rFonts w:ascii="Times New Roman" w:hAnsi="Times New Roman"/>
-          <w:color w:val="000000"/>
-          <w:sz w:val="24"/>
-        </w:rPr>
-        <w:t>і</w:t>
-      </w:r>
-      <w:r>
-        <w:rPr>
-          <w:rFonts w:ascii="Times New Roman" w:hAnsi="Times New Roman"/>
-          <w:color w:val="000000"/>
-          <w:sz w:val="24"/>
-        </w:rPr>
-        <w:t xml:space="preserve"> </w:t>
-      </w:r>
-      <w:r>
-        <w:rPr>
-          <w:rFonts w:ascii="Times New Roman" w:hAnsi="Times New Roman"/>
-          <w:color w:val="000000"/>
-          <w:sz w:val="24"/>
-        </w:rPr>
-        <w:t>слава,</w:t>
-      </w:r>
-      <w:r>
-        <w:rPr>
-          <w:rFonts w:ascii="Times New Roman" w:hAnsi="Times New Roman"/>
-          <w:color w:val="000000"/>
-          <w:sz w:val="24"/>
-        </w:rPr>
-        <w:t xml:space="preserve"> </w:t>
-      </w:r>
-      <w:r>
-        <w:rPr>
-          <w:rFonts w:ascii="Times New Roman" w:hAnsi="Times New Roman"/>
-          <w:color w:val="000000"/>
-          <w:sz w:val="24"/>
-        </w:rPr>
-        <w:t>Отця,</w:t>
-      </w:r>
-      <w:r>
-        <w:rPr>
-          <w:rFonts w:ascii="Times New Roman" w:hAnsi="Times New Roman"/>
-          <w:color w:val="000000"/>
-          <w:sz w:val="24"/>
-        </w:rPr>
-        <w:t xml:space="preserve"> </w:t>
-      </w:r>
-      <w:r>
-        <w:rPr>
-          <w:rFonts w:ascii="Times New Roman" w:hAnsi="Times New Roman"/>
-          <w:color w:val="000000"/>
-          <w:sz w:val="24"/>
-        </w:rPr>
-        <w:t>і</w:t>
-      </w:r>
-      <w:r>
-        <w:rPr>
-          <w:rFonts w:ascii="Times New Roman" w:hAnsi="Times New Roman"/>
-          <w:color w:val="000000"/>
-          <w:sz w:val="24"/>
-        </w:rPr>
-        <w:t xml:space="preserve"> </w:t>
-      </w:r>
-      <w:r>
-        <w:rPr>
-          <w:rFonts w:ascii="Times New Roman" w:hAnsi="Times New Roman"/>
-          <w:color w:val="000000"/>
-          <w:sz w:val="24"/>
-        </w:rPr>
-        <w:t>Сина,</w:t>
-      </w:r>
-      <w:r>
-        <w:rPr>
-          <w:rFonts w:ascii="Times New Roman" w:hAnsi="Times New Roman"/>
-          <w:color w:val="000000"/>
-          <w:sz w:val="24"/>
-        </w:rPr>
-        <w:t xml:space="preserve"> </w:t>
-      </w:r>
-      <w:r>
-        <w:rPr>
-          <w:rFonts w:ascii="Times New Roman" w:hAnsi="Times New Roman"/>
-          <w:color w:val="000000"/>
-          <w:sz w:val="24"/>
-        </w:rPr>
-        <w:t>і</w:t>
-      </w:r>
-      <w:r>
-        <w:rPr>
-          <w:rFonts w:ascii="Times New Roman" w:hAnsi="Times New Roman"/>
-          <w:color w:val="000000"/>
-          <w:sz w:val="24"/>
-        </w:rPr>
-        <w:t xml:space="preserve"> </w:t>
-      </w:r>
-      <w:r>
-        <w:rPr>
-          <w:rFonts w:ascii="Times New Roman" w:hAnsi="Times New Roman"/>
-          <w:color w:val="000000"/>
-          <w:sz w:val="24"/>
-        </w:rPr>
-        <w:t>Святого</w:t>
-      </w:r>
-      <w:r>
-        <w:rPr>
-          <w:rFonts w:ascii="Times New Roman" w:hAnsi="Times New Roman"/>
-          <w:color w:val="000000"/>
-          <w:sz w:val="24"/>
-        </w:rPr>
-        <w:t xml:space="preserve"> </w:t>
-      </w:r>
-      <w:r>
-        <w:rPr>
-          <w:rFonts w:ascii="Times New Roman" w:hAnsi="Times New Roman"/>
-          <w:color w:val="000000"/>
-          <w:sz w:val="24"/>
-        </w:rPr>
-        <w:t>Духа,</w:t>
-      </w:r>
-      <w:r>
-        <w:rPr>
-          <w:rFonts w:ascii="Times New Roman" w:hAnsi="Times New Roman"/>
-          <w:color w:val="000000"/>
-          <w:sz w:val="24"/>
-        </w:rPr>
-        <w:t xml:space="preserve"> </w:t>
-      </w:r>
-      <w:r>
-        <w:rPr>
-          <w:rFonts w:ascii="Times New Roman" w:hAnsi="Times New Roman"/>
-          <w:color w:val="000000"/>
-          <w:sz w:val="24"/>
-        </w:rPr>
-        <w:t>нині,</w:t>
-      </w:r>
-      <w:r>
-        <w:rPr>
-          <w:rFonts w:ascii="Times New Roman" w:hAnsi="Times New Roman"/>
-          <w:color w:val="000000"/>
-          <w:sz w:val="24"/>
-        </w:rPr>
-        <w:t xml:space="preserve"> </w:t>
-      </w:r>
-      <w:r>
-        <w:rPr>
-          <w:rFonts w:ascii="Times New Roman" w:hAnsi="Times New Roman"/>
-          <w:color w:val="000000"/>
-          <w:sz w:val="24"/>
-        </w:rPr>
-        <w:t>і</w:t>
-      </w:r>
-      <w:r>
-        <w:rPr>
-          <w:rFonts w:ascii="Times New Roman" w:hAnsi="Times New Roman"/>
-          <w:color w:val="000000"/>
-          <w:sz w:val="24"/>
-        </w:rPr>
-        <w:t xml:space="preserve"> </w:t>
-      </w:r>
-      <w:r>
-        <w:rPr>
-          <w:rFonts w:ascii="Times New Roman" w:hAnsi="Times New Roman"/>
-          <w:color w:val="000000"/>
-          <w:sz w:val="24"/>
-        </w:rPr>
-        <w:t>повсякчас,</w:t>
-      </w:r>
-      <w:r>
-        <w:rPr>
-          <w:rFonts w:ascii="Times New Roman" w:hAnsi="Times New Roman"/>
-          <w:color w:val="000000"/>
-          <w:sz w:val="24"/>
-        </w:rPr>
-        <w:t xml:space="preserve"> </w:t>
-      </w:r>
-      <w:r>
-        <w:rPr>
-          <w:rFonts w:ascii="Times New Roman" w:hAnsi="Times New Roman"/>
-          <w:color w:val="000000"/>
-          <w:sz w:val="24"/>
-        </w:rPr>
-        <w:t>і</w:t>
-      </w:r>
-      <w:r>
-        <w:rPr>
-          <w:rFonts w:ascii="Times New Roman" w:hAnsi="Times New Roman"/>
-          <w:color w:val="000000"/>
-          <w:sz w:val="24"/>
-        </w:rPr>
-        <w:t xml:space="preserve"> </w:t>
-      </w:r>
-      <w:r>
-        <w:rPr>
-          <w:rFonts w:ascii="Times New Roman" w:hAnsi="Times New Roman"/>
-          <w:color w:val="000000"/>
-          <w:sz w:val="24"/>
-        </w:rPr>
-        <w:t>на</w:t>
-      </w:r>
-      <w:r>
-        <w:rPr>
-          <w:rFonts w:ascii="Times New Roman" w:hAnsi="Times New Roman"/>
-          <w:color w:val="000000"/>
-          <w:sz w:val="24"/>
-        </w:rPr>
-        <w:t xml:space="preserve"> </w:t>
-      </w:r>
-      <w:r>
-        <w:rPr>
-          <w:rFonts w:ascii="Times New Roman" w:hAnsi="Times New Roman"/>
-          <w:color w:val="000000"/>
-          <w:sz w:val="24"/>
-        </w:rPr>
-        <w:t>віки</w:t>
-      </w:r>
-      <w:r>
-        <w:rPr>
-          <w:rFonts w:ascii="Times New Roman" w:hAnsi="Times New Roman"/>
-          <w:color w:val="000000"/>
-          <w:sz w:val="24"/>
-        </w:rPr>
-        <w:t xml:space="preserve"> </w:t>
-      </w:r>
-      <w:r>
-        <w:rPr>
-          <w:rFonts w:ascii="Times New Roman" w:hAnsi="Times New Roman"/>
-          <w:color w:val="000000"/>
-          <w:sz w:val="24"/>
-        </w:rPr>
-        <w:t>віків.</w:t>
+          <w:sz w:val="24"/>
+        </w:rPr>
+        <w:t xml:space="preserve"> Бо Твоя є влада і Твоє є царство, і сила, і слава, Отця, і Сина, і Святого Духа, нині, і повсякчас, і на віки віків.</w:t>
       </w:r>
     </w:p>
     <w:p>
@@ -36645,7 +34292,7 @@
         <w:rPr>
           <w:rFonts w:ascii="Times New Roman" w:hAnsi="Times New Roman"/>
           <w:i/>
-          <w:color w:val="FF4400"/>
+          <w:color w:val="FF0000"/>
           <w:sz w:val="24"/>
         </w:rPr>
         <w:t>Священник:</w:t>
@@ -36653,386 +34300,9 @@
       <w:r>
         <w:rPr>
           <w:rFonts w:ascii="Times New Roman" w:hAnsi="Times New Roman"/>
-          <w:color w:val="000000"/>
-          <w:sz w:val="24"/>
-        </w:rPr>
-        <w:t xml:space="preserve"> </w:t>
-      </w:r>
-      <w:r>
-        <w:rPr>
-          <w:rFonts w:ascii="Times New Roman" w:hAnsi="Times New Roman"/>
-          <w:color w:val="000000"/>
-          <w:sz w:val="24"/>
-        </w:rPr>
-        <w:t>Бо</w:t>
-      </w:r>
-      <w:r>
-        <w:rPr>
-          <w:rFonts w:ascii="Times New Roman" w:hAnsi="Times New Roman"/>
-          <w:color w:val="000000"/>
-          <w:sz w:val="24"/>
-        </w:rPr>
-        <w:t xml:space="preserve"> </w:t>
-      </w:r>
-      <w:r>
-        <w:rPr>
-          <w:rFonts w:ascii="Times New Roman" w:hAnsi="Times New Roman"/>
-          <w:color w:val="000000"/>
-          <w:sz w:val="24"/>
-        </w:rPr>
-        <w:t>Ти</w:t>
-      </w:r>
-      <w:r>
-        <w:rPr>
-          <w:rFonts w:ascii="Times New Roman" w:hAnsi="Times New Roman"/>
-          <w:color w:val="000000"/>
-          <w:sz w:val="24"/>
-        </w:rPr>
-        <w:t xml:space="preserve"> </w:t>
-      </w:r>
-      <w:r>
-        <w:rPr>
-          <w:rFonts w:ascii="Times New Roman" w:hAnsi="Times New Roman"/>
-          <w:color w:val="000000"/>
-          <w:sz w:val="24"/>
-        </w:rPr>
-        <w:t>благий</w:t>
-      </w:r>
-      <w:r>
-        <w:rPr>
-          <w:rFonts w:ascii="Times New Roman" w:hAnsi="Times New Roman"/>
-          <w:color w:val="000000"/>
-          <w:sz w:val="24"/>
-        </w:rPr>
-        <w:t xml:space="preserve"> </w:t>
-      </w:r>
-      <w:r>
-        <w:rPr>
-          <w:rFonts w:ascii="Times New Roman" w:hAnsi="Times New Roman"/>
-          <w:color w:val="000000"/>
-          <w:sz w:val="24"/>
-        </w:rPr>
-        <w:t>і</w:t>
-      </w:r>
-      <w:r>
-        <w:rPr>
-          <w:rFonts w:ascii="Times New Roman" w:hAnsi="Times New Roman"/>
-          <w:color w:val="000000"/>
-          <w:sz w:val="24"/>
-        </w:rPr>
-        <w:t xml:space="preserve"> </w:t>
-      </w:r>
-      <w:r>
-        <w:rPr>
-          <w:rFonts w:ascii="Times New Roman" w:hAnsi="Times New Roman"/>
-          <w:color w:val="000000"/>
-          <w:sz w:val="24"/>
-        </w:rPr>
-        <w:t>людинолюбний</w:t>
-      </w:r>
-      <w:r>
-        <w:rPr>
-          <w:rFonts w:ascii="Times New Roman" w:hAnsi="Times New Roman"/>
-          <w:color w:val="000000"/>
-          <w:sz w:val="24"/>
-        </w:rPr>
-        <w:t xml:space="preserve"> </w:t>
-      </w:r>
-      <w:r>
-        <w:rPr>
-          <w:rFonts w:ascii="Times New Roman" w:hAnsi="Times New Roman"/>
-          <w:color w:val="000000"/>
-          <w:sz w:val="24"/>
-        </w:rPr>
-        <w:t>Бог</w:t>
-      </w:r>
-      <w:r>
-        <w:rPr>
-          <w:rFonts w:ascii="Times New Roman" w:hAnsi="Times New Roman"/>
-          <w:color w:val="000000"/>
-          <w:sz w:val="24"/>
-        </w:rPr>
-        <w:t xml:space="preserve"> </w:t>
-      </w:r>
-      <w:r>
-        <w:rPr>
-          <w:rFonts w:ascii="Times New Roman" w:hAnsi="Times New Roman"/>
-          <w:color w:val="000000"/>
-          <w:sz w:val="24"/>
-        </w:rPr>
-        <w:t>–</w:t>
-      </w:r>
-      <w:r>
-        <w:rPr>
-          <w:rFonts w:ascii="Times New Roman" w:hAnsi="Times New Roman"/>
-          <w:color w:val="000000"/>
-          <w:sz w:val="24"/>
-        </w:rPr>
-        <w:t xml:space="preserve"> </w:t>
-      </w:r>
-      <w:r>
-        <w:rPr>
-          <w:rFonts w:ascii="Times New Roman" w:hAnsi="Times New Roman"/>
-          <w:color w:val="000000"/>
-          <w:sz w:val="24"/>
-        </w:rPr>
-        <w:t>і</w:t>
-      </w:r>
-      <w:r>
-        <w:rPr>
-          <w:rFonts w:ascii="Times New Roman" w:hAnsi="Times New Roman"/>
-          <w:color w:val="000000"/>
-          <w:sz w:val="24"/>
-        </w:rPr>
-        <w:t xml:space="preserve"> </w:t>
-      </w:r>
-      <w:r>
-        <w:rPr>
-          <w:rFonts w:ascii="Times New Roman" w:hAnsi="Times New Roman"/>
-          <w:color w:val="000000"/>
-          <w:sz w:val="24"/>
-        </w:rPr>
-        <w:t>Тобі</w:t>
-      </w:r>
-      <w:r>
-        <w:rPr>
-          <w:rFonts w:ascii="Times New Roman" w:hAnsi="Times New Roman"/>
-          <w:color w:val="000000"/>
-          <w:sz w:val="24"/>
-        </w:rPr>
-        <w:t xml:space="preserve"> </w:t>
-      </w:r>
-      <w:r>
-        <w:rPr>
-          <w:rFonts w:ascii="Times New Roman" w:hAnsi="Times New Roman"/>
-          <w:color w:val="000000"/>
-          <w:sz w:val="24"/>
-        </w:rPr>
-        <w:t>славу</w:t>
-      </w:r>
-      <w:r>
-        <w:rPr>
-          <w:rFonts w:ascii="Times New Roman" w:hAnsi="Times New Roman"/>
-          <w:color w:val="000000"/>
-          <w:sz w:val="24"/>
-        </w:rPr>
-        <w:t xml:space="preserve"> </w:t>
-      </w:r>
-      <w:r>
-        <w:rPr>
-          <w:rFonts w:ascii="Times New Roman" w:hAnsi="Times New Roman"/>
-          <w:color w:val="000000"/>
-          <w:sz w:val="24"/>
-        </w:rPr>
-        <w:t>возсилаємо,</w:t>
-      </w:r>
-      <w:r>
-        <w:rPr>
-          <w:rFonts w:ascii="Times New Roman" w:hAnsi="Times New Roman"/>
-          <w:color w:val="000000"/>
-          <w:sz w:val="24"/>
-        </w:rPr>
-        <w:t xml:space="preserve"> </w:t>
-      </w:r>
-      <w:r>
-        <w:rPr>
-          <w:rFonts w:ascii="Times New Roman" w:hAnsi="Times New Roman"/>
-          <w:color w:val="000000"/>
-          <w:sz w:val="24"/>
-        </w:rPr>
-        <w:t>Отцю,</w:t>
-      </w:r>
-      <w:r>
-        <w:rPr>
-          <w:rFonts w:ascii="Times New Roman" w:hAnsi="Times New Roman"/>
-          <w:color w:val="000000"/>
-          <w:sz w:val="24"/>
-        </w:rPr>
-        <w:t xml:space="preserve"> </w:t>
-      </w:r>
-      <w:r>
-        <w:rPr>
-          <w:rFonts w:ascii="Times New Roman" w:hAnsi="Times New Roman"/>
-          <w:color w:val="000000"/>
-          <w:sz w:val="24"/>
-        </w:rPr>
-        <w:t>і</w:t>
-      </w:r>
-      <w:r>
-        <w:rPr>
-          <w:rFonts w:ascii="Times New Roman" w:hAnsi="Times New Roman"/>
-          <w:color w:val="000000"/>
-          <w:sz w:val="24"/>
-        </w:rPr>
-        <w:t xml:space="preserve"> </w:t>
-      </w:r>
-      <w:r>
-        <w:rPr>
-          <w:rFonts w:ascii="Times New Roman" w:hAnsi="Times New Roman"/>
-          <w:color w:val="000000"/>
-          <w:sz w:val="24"/>
-        </w:rPr>
-        <w:t>Сину,</w:t>
-      </w:r>
-      <w:r>
-        <w:rPr>
-          <w:rFonts w:ascii="Times New Roman" w:hAnsi="Times New Roman"/>
-          <w:color w:val="000000"/>
-          <w:sz w:val="24"/>
-        </w:rPr>
-        <w:t xml:space="preserve"> </w:t>
-      </w:r>
-      <w:r>
-        <w:rPr>
-          <w:rFonts w:ascii="Times New Roman" w:hAnsi="Times New Roman"/>
-          <w:color w:val="000000"/>
-          <w:sz w:val="24"/>
-        </w:rPr>
-        <w:t>і</w:t>
-      </w:r>
-      <w:r>
-        <w:rPr>
-          <w:rFonts w:ascii="Times New Roman" w:hAnsi="Times New Roman"/>
-          <w:color w:val="000000"/>
-          <w:sz w:val="24"/>
-        </w:rPr>
-        <w:t xml:space="preserve"> </w:t>
-      </w:r>
-      <w:r>
-        <w:rPr>
-          <w:rFonts w:ascii="Times New Roman" w:hAnsi="Times New Roman"/>
-          <w:color w:val="000000"/>
-          <w:sz w:val="24"/>
-        </w:rPr>
-        <w:t>Святому</w:t>
-      </w:r>
-      <w:r>
-        <w:rPr>
-          <w:rFonts w:ascii="Times New Roman" w:hAnsi="Times New Roman"/>
-          <w:color w:val="000000"/>
-          <w:sz w:val="24"/>
-        </w:rPr>
-        <w:t xml:space="preserve"> </w:t>
-      </w:r>
-      <w:r>
-        <w:rPr>
-          <w:rFonts w:ascii="Times New Roman" w:hAnsi="Times New Roman"/>
-          <w:color w:val="000000"/>
-          <w:sz w:val="24"/>
-        </w:rPr>
-        <w:t>Духові,</w:t>
-      </w:r>
-      <w:r>
-        <w:rPr>
-          <w:rFonts w:ascii="Times New Roman" w:hAnsi="Times New Roman"/>
-          <w:color w:val="000000"/>
-          <w:sz w:val="24"/>
-        </w:rPr>
-        <w:t xml:space="preserve"> </w:t>
-      </w:r>
-      <w:r>
-        <w:rPr>
-          <w:rFonts w:ascii="Times New Roman" w:hAnsi="Times New Roman"/>
-          <w:color w:val="000000"/>
-          <w:sz w:val="24"/>
-        </w:rPr>
-        <w:t>нині,</w:t>
-      </w:r>
-      <w:r>
-        <w:rPr>
-          <w:rFonts w:ascii="Times New Roman" w:hAnsi="Times New Roman"/>
-          <w:color w:val="000000"/>
-          <w:sz w:val="24"/>
-        </w:rPr>
-        <w:t xml:space="preserve"> </w:t>
-      </w:r>
-      <w:r>
-        <w:rPr>
-          <w:rFonts w:ascii="Times New Roman" w:hAnsi="Times New Roman"/>
-          <w:color w:val="000000"/>
-          <w:sz w:val="24"/>
-        </w:rPr>
-        <w:t>і</w:t>
-      </w:r>
-      <w:r>
-        <w:rPr>
-          <w:rFonts w:ascii="Times New Roman" w:hAnsi="Times New Roman"/>
-          <w:color w:val="000000"/>
-          <w:sz w:val="24"/>
-        </w:rPr>
-        <w:t xml:space="preserve"> </w:t>
-      </w:r>
-      <w:r>
-        <w:rPr>
-          <w:rFonts w:ascii="Times New Roman" w:hAnsi="Times New Roman"/>
-          <w:color w:val="000000"/>
-          <w:sz w:val="24"/>
-        </w:rPr>
-        <w:t>повсякчас,</w:t>
-      </w:r>
-      <w:r>
-        <w:rPr>
-          <w:rFonts w:ascii="Times New Roman" w:hAnsi="Times New Roman"/>
-          <w:color w:val="000000"/>
-          <w:sz w:val="24"/>
-        </w:rPr>
-        <w:t xml:space="preserve"> </w:t>
-      </w:r>
-      <w:r>
-        <w:rPr>
-          <w:rFonts w:ascii="Times New Roman" w:hAnsi="Times New Roman"/>
-          <w:color w:val="000000"/>
-          <w:sz w:val="24"/>
-        </w:rPr>
-        <w:t>і</w:t>
-      </w:r>
-      <w:r>
-        <w:rPr>
-          <w:rFonts w:ascii="Times New Roman" w:hAnsi="Times New Roman"/>
-          <w:color w:val="000000"/>
-          <w:sz w:val="24"/>
-        </w:rPr>
-        <w:t xml:space="preserve"> </w:t>
-      </w:r>
-      <w:r>
-        <w:rPr>
-          <w:rFonts w:ascii="Times New Roman" w:hAnsi="Times New Roman"/>
-          <w:color w:val="000000"/>
-          <w:sz w:val="24"/>
-        </w:rPr>
-        <w:t>на</w:t>
-      </w:r>
-      <w:r>
-        <w:rPr>
-          <w:rFonts w:ascii="Times New Roman" w:hAnsi="Times New Roman"/>
-          <w:color w:val="000000"/>
-          <w:sz w:val="24"/>
-        </w:rPr>
-        <w:t xml:space="preserve"> </w:t>
-      </w:r>
-      <w:r>
-        <w:rPr>
-          <w:rFonts w:ascii="Times New Roman" w:hAnsi="Times New Roman"/>
-          <w:color w:val="000000"/>
-          <w:sz w:val="24"/>
-        </w:rPr>
-        <w:t>віки</w:t>
-      </w:r>
-      <w:r>
-        <w:rPr>
-          <w:rFonts w:ascii="Times New Roman" w:hAnsi="Times New Roman"/>
-          <w:color w:val="000000"/>
-          <w:sz w:val="24"/>
-        </w:rPr>
-        <w:t xml:space="preserve"> </w:t>
-      </w:r>
-      <w:r>
-        <w:rPr>
-          <w:rFonts w:ascii="Times New Roman" w:hAnsi="Times New Roman"/>
-          <w:color w:val="000000"/>
-          <w:sz w:val="24"/>
-        </w:rPr>
-        <w:t>віків.</w:t>
+          <w:sz w:val="24"/>
+        </w:rPr>
+        <w:t xml:space="preserve"> Бо Ти благий і людинолюбний Бог – і Тобі славу возсилаємо, Отцю, і Сину, і Святому Духові, нині, і повсякчас, і на віки віків.</w:t>
       </w:r>
     </w:p>
     <w:p>
@@ -41334,7 +38604,7 @@
         <w:rPr>
           <w:rFonts w:ascii="Times New Roman" w:hAnsi="Times New Roman"/>
           <w:i/>
-          <w:color w:val="FF4400"/>
+          <w:color w:val="FF0000"/>
           <w:sz w:val="24"/>
         </w:rPr>
         <w:t>Священник:</w:t>
@@ -41342,435 +38612,9 @@
       <w:r>
         <w:rPr>
           <w:rFonts w:ascii="Times New Roman" w:hAnsi="Times New Roman"/>
-          <w:i/>
-          <w:color w:val="FF4400"/>
-          <w:sz w:val="24"/>
-        </w:rPr>
-        <w:t xml:space="preserve"> </w:t>
-      </w:r>
-      <w:r>
-        <w:rPr>
-          <w:rFonts w:ascii="Times New Roman" w:hAnsi="Times New Roman"/>
-          <w:color w:val="000000"/>
-          <w:sz w:val="24"/>
-        </w:rPr>
-        <w:t>Благодаттю,</w:t>
-      </w:r>
-      <w:r>
-        <w:rPr>
-          <w:rFonts w:ascii="Times New Roman" w:hAnsi="Times New Roman"/>
-          <w:color w:val="000000"/>
-          <w:sz w:val="24"/>
-        </w:rPr>
-        <w:t xml:space="preserve"> </w:t>
-      </w:r>
-      <w:r>
-        <w:rPr>
-          <w:rFonts w:ascii="Times New Roman" w:hAnsi="Times New Roman"/>
-          <w:color w:val="000000"/>
-          <w:sz w:val="24"/>
-        </w:rPr>
-        <w:t>і</w:t>
-      </w:r>
-      <w:r>
-        <w:rPr>
-          <w:rFonts w:ascii="Times New Roman" w:hAnsi="Times New Roman"/>
-          <w:color w:val="000000"/>
-          <w:sz w:val="24"/>
-        </w:rPr>
-        <w:t xml:space="preserve"> </w:t>
-      </w:r>
-      <w:r>
-        <w:rPr>
-          <w:rFonts w:ascii="Times New Roman" w:hAnsi="Times New Roman"/>
-          <w:color w:val="000000"/>
-          <w:sz w:val="24"/>
-        </w:rPr>
-        <w:t>щедротами,</w:t>
-      </w:r>
-      <w:r>
-        <w:rPr>
-          <w:rFonts w:ascii="Times New Roman" w:hAnsi="Times New Roman"/>
-          <w:color w:val="000000"/>
-          <w:sz w:val="24"/>
-        </w:rPr>
-        <w:t xml:space="preserve"> </w:t>
-      </w:r>
-      <w:r>
-        <w:rPr>
-          <w:rFonts w:ascii="Times New Roman" w:hAnsi="Times New Roman"/>
-          <w:color w:val="000000"/>
-          <w:sz w:val="24"/>
-        </w:rPr>
-        <w:t>і</w:t>
-      </w:r>
-      <w:r>
-        <w:rPr>
-          <w:rFonts w:ascii="Times New Roman" w:hAnsi="Times New Roman"/>
-          <w:color w:val="000000"/>
-          <w:sz w:val="24"/>
-        </w:rPr>
-        <w:t xml:space="preserve"> </w:t>
-      </w:r>
-      <w:r>
-        <w:rPr>
-          <w:rFonts w:ascii="Times New Roman" w:hAnsi="Times New Roman"/>
-          <w:color w:val="000000"/>
-          <w:sz w:val="24"/>
-        </w:rPr>
-        <w:t>людинолюб’ям</w:t>
-      </w:r>
-      <w:r>
-        <w:rPr>
-          <w:rFonts w:ascii="Times New Roman" w:hAnsi="Times New Roman"/>
-          <w:color w:val="000000"/>
-          <w:sz w:val="24"/>
-        </w:rPr>
-        <w:t xml:space="preserve"> </w:t>
-      </w:r>
-      <w:r>
-        <w:rPr>
-          <w:rFonts w:ascii="Times New Roman" w:hAnsi="Times New Roman"/>
-          <w:color w:val="000000"/>
-          <w:sz w:val="24"/>
-        </w:rPr>
-        <w:t>єдинородного</w:t>
-      </w:r>
-      <w:r>
-        <w:rPr>
-          <w:rFonts w:ascii="Times New Roman" w:hAnsi="Times New Roman"/>
-          <w:color w:val="000000"/>
-          <w:sz w:val="24"/>
-        </w:rPr>
-        <w:t xml:space="preserve"> </w:t>
-      </w:r>
-      <w:r>
-        <w:rPr>
-          <w:rFonts w:ascii="Times New Roman" w:hAnsi="Times New Roman"/>
-          <w:color w:val="000000"/>
-          <w:sz w:val="24"/>
-        </w:rPr>
-        <w:t>Сина</w:t>
-      </w:r>
-      <w:r>
-        <w:rPr>
-          <w:rFonts w:ascii="Times New Roman" w:hAnsi="Times New Roman"/>
-          <w:color w:val="000000"/>
-          <w:sz w:val="24"/>
-        </w:rPr>
-        <w:t xml:space="preserve"> </w:t>
-      </w:r>
-      <w:r>
-        <w:rPr>
-          <w:rFonts w:ascii="Times New Roman" w:hAnsi="Times New Roman"/>
-          <w:color w:val="000000"/>
-          <w:sz w:val="24"/>
-        </w:rPr>
-        <w:t>Твого,</w:t>
-      </w:r>
-      <w:r>
-        <w:rPr>
-          <w:rFonts w:ascii="Times New Roman" w:hAnsi="Times New Roman"/>
-          <w:color w:val="000000"/>
-          <w:sz w:val="24"/>
-        </w:rPr>
-        <w:t xml:space="preserve"> </w:t>
-      </w:r>
-      <w:r>
-        <w:rPr>
-          <w:rFonts w:ascii="Times New Roman" w:hAnsi="Times New Roman"/>
-          <w:color w:val="000000"/>
-          <w:sz w:val="24"/>
-        </w:rPr>
-        <w:t>з</w:t>
-      </w:r>
-      <w:r>
-        <w:rPr>
-          <w:rFonts w:ascii="Times New Roman" w:hAnsi="Times New Roman"/>
-          <w:color w:val="000000"/>
-          <w:sz w:val="24"/>
-        </w:rPr>
-        <w:t xml:space="preserve"> </w:t>
-      </w:r>
-      <w:r>
-        <w:rPr>
-          <w:rFonts w:ascii="Times New Roman" w:hAnsi="Times New Roman"/>
-          <w:color w:val="000000"/>
-          <w:sz w:val="24"/>
-        </w:rPr>
-        <w:t>яким</w:t>
-      </w:r>
-      <w:r>
-        <w:rPr>
-          <w:rFonts w:ascii="Times New Roman" w:hAnsi="Times New Roman"/>
-          <w:color w:val="000000"/>
-          <w:sz w:val="24"/>
-        </w:rPr>
-        <w:t xml:space="preserve"> </w:t>
-      </w:r>
-      <w:r>
-        <w:rPr>
-          <w:rFonts w:ascii="Times New Roman" w:hAnsi="Times New Roman"/>
-          <w:color w:val="000000"/>
-          <w:sz w:val="24"/>
-        </w:rPr>
-        <w:t>Ти</w:t>
-      </w:r>
-      <w:r>
-        <w:rPr>
-          <w:rFonts w:ascii="Times New Roman" w:hAnsi="Times New Roman"/>
-          <w:color w:val="000000"/>
-          <w:sz w:val="24"/>
-        </w:rPr>
-        <w:t xml:space="preserve"> </w:t>
-      </w:r>
-      <w:r>
-        <w:rPr>
-          <w:rFonts w:ascii="Times New Roman" w:hAnsi="Times New Roman"/>
-          <w:color w:val="000000"/>
-          <w:sz w:val="24"/>
-        </w:rPr>
-        <w:t>благословенний,</w:t>
-      </w:r>
-      <w:r>
-        <w:rPr>
-          <w:rFonts w:ascii="Times New Roman" w:hAnsi="Times New Roman"/>
-          <w:color w:val="000000"/>
-          <w:sz w:val="24"/>
-        </w:rPr>
-        <w:t xml:space="preserve"> </w:t>
-      </w:r>
-      <w:r>
-        <w:rPr>
-          <w:rFonts w:ascii="Times New Roman" w:hAnsi="Times New Roman"/>
-          <w:color w:val="000000"/>
-          <w:sz w:val="24"/>
-        </w:rPr>
-        <w:t>із</w:t>
-      </w:r>
-      <w:r>
-        <w:rPr>
-          <w:rFonts w:ascii="Times New Roman" w:hAnsi="Times New Roman"/>
-          <w:color w:val="000000"/>
-          <w:sz w:val="24"/>
-        </w:rPr>
-        <w:t xml:space="preserve"> </w:t>
-      </w:r>
-      <w:r>
-        <w:rPr>
-          <w:rFonts w:ascii="Times New Roman" w:hAnsi="Times New Roman"/>
-          <w:color w:val="000000"/>
-          <w:sz w:val="24"/>
-        </w:rPr>
-        <w:t>пресвятим,</w:t>
-      </w:r>
-      <w:r>
-        <w:rPr>
-          <w:rFonts w:ascii="Times New Roman" w:hAnsi="Times New Roman"/>
-          <w:color w:val="000000"/>
-          <w:sz w:val="24"/>
-        </w:rPr>
-        <w:t xml:space="preserve"> </w:t>
-      </w:r>
-      <w:r>
-        <w:rPr>
-          <w:rFonts w:ascii="Times New Roman" w:hAnsi="Times New Roman"/>
-          <w:color w:val="000000"/>
-          <w:sz w:val="24"/>
-        </w:rPr>
-        <w:t>і</w:t>
-      </w:r>
-      <w:r>
-        <w:rPr>
-          <w:rFonts w:ascii="Times New Roman" w:hAnsi="Times New Roman"/>
-          <w:color w:val="000000"/>
-          <w:sz w:val="24"/>
-        </w:rPr>
-        <w:t xml:space="preserve"> </w:t>
-      </w:r>
-      <w:r>
-        <w:rPr>
-          <w:rFonts w:ascii="Times New Roman" w:hAnsi="Times New Roman"/>
-          <w:color w:val="000000"/>
-          <w:sz w:val="24"/>
-        </w:rPr>
-        <w:t>благим,</w:t>
-      </w:r>
-      <w:r>
-        <w:rPr>
-          <w:rFonts w:ascii="Times New Roman" w:hAnsi="Times New Roman"/>
-          <w:color w:val="000000"/>
-          <w:sz w:val="24"/>
-        </w:rPr>
-        <w:t xml:space="preserve"> </w:t>
-      </w:r>
-      <w:r>
-        <w:rPr>
-          <w:rFonts w:ascii="Times New Roman" w:hAnsi="Times New Roman"/>
-          <w:color w:val="000000"/>
-          <w:sz w:val="24"/>
-        </w:rPr>
-        <w:t>і</w:t>
-      </w:r>
-      <w:r>
-        <w:rPr>
-          <w:rFonts w:ascii="Times New Roman" w:hAnsi="Times New Roman"/>
-          <w:color w:val="000000"/>
-          <w:sz w:val="24"/>
-        </w:rPr>
-        <w:t xml:space="preserve"> </w:t>
-      </w:r>
-      <w:r>
-        <w:rPr>
-          <w:rFonts w:ascii="Times New Roman" w:hAnsi="Times New Roman"/>
-          <w:color w:val="000000"/>
-          <w:sz w:val="24"/>
-        </w:rPr>
-        <w:t>животворчим</w:t>
-      </w:r>
-      <w:r>
-        <w:rPr>
-          <w:rFonts w:ascii="Times New Roman" w:hAnsi="Times New Roman"/>
-          <w:color w:val="000000"/>
-          <w:sz w:val="24"/>
-        </w:rPr>
-        <w:t xml:space="preserve"> </w:t>
-      </w:r>
-      <w:r>
-        <w:rPr>
-          <w:rFonts w:ascii="Times New Roman" w:hAnsi="Times New Roman"/>
-          <w:color w:val="000000"/>
-          <w:sz w:val="24"/>
-        </w:rPr>
-        <w:t>твоїм</w:t>
-      </w:r>
-      <w:r>
-        <w:rPr>
-          <w:rFonts w:ascii="Times New Roman" w:hAnsi="Times New Roman"/>
-          <w:color w:val="000000"/>
-          <w:sz w:val="24"/>
-        </w:rPr>
-        <w:t xml:space="preserve"> </w:t>
-      </w:r>
-      <w:r>
-        <w:rPr>
-          <w:rFonts w:ascii="Times New Roman" w:hAnsi="Times New Roman"/>
-          <w:color w:val="000000"/>
-          <w:sz w:val="24"/>
-        </w:rPr>
-        <w:t>Духом,</w:t>
-      </w:r>
-      <w:r>
-        <w:rPr>
-          <w:rFonts w:ascii="Times New Roman" w:hAnsi="Times New Roman"/>
-          <w:color w:val="000000"/>
-          <w:sz w:val="24"/>
-        </w:rPr>
-        <w:t xml:space="preserve"> </w:t>
-      </w:r>
-      <w:r>
-        <w:rPr>
-          <w:rFonts w:ascii="Times New Roman" w:hAnsi="Times New Roman"/>
-          <w:color w:val="000000"/>
-          <w:sz w:val="24"/>
-        </w:rPr>
-        <w:t>нині,</w:t>
-      </w:r>
-      <w:r>
-        <w:rPr>
-          <w:rFonts w:ascii="Times New Roman" w:hAnsi="Times New Roman"/>
-          <w:color w:val="000000"/>
-          <w:sz w:val="24"/>
-        </w:rPr>
-        <w:t xml:space="preserve"> </w:t>
-      </w:r>
-      <w:r>
-        <w:rPr>
-          <w:rFonts w:ascii="Times New Roman" w:hAnsi="Times New Roman"/>
-          <w:color w:val="000000"/>
-          <w:sz w:val="24"/>
-        </w:rPr>
-        <w:t>і</w:t>
-      </w:r>
-      <w:r>
-        <w:rPr>
-          <w:rFonts w:ascii="Times New Roman" w:hAnsi="Times New Roman"/>
-          <w:color w:val="000000"/>
-          <w:sz w:val="24"/>
-        </w:rPr>
-        <w:t xml:space="preserve"> </w:t>
-      </w:r>
-      <w:r>
-        <w:rPr>
-          <w:rFonts w:ascii="Times New Roman" w:hAnsi="Times New Roman"/>
-          <w:color w:val="000000"/>
-          <w:sz w:val="24"/>
-        </w:rPr>
-        <w:t>повсякчас,</w:t>
-      </w:r>
-      <w:r>
-        <w:rPr>
-          <w:rFonts w:ascii="Times New Roman" w:hAnsi="Times New Roman"/>
-          <w:color w:val="000000"/>
-          <w:sz w:val="24"/>
-        </w:rPr>
-        <w:t xml:space="preserve"> </w:t>
-      </w:r>
-      <w:r>
-        <w:rPr>
-          <w:rFonts w:ascii="Times New Roman" w:hAnsi="Times New Roman"/>
-          <w:color w:val="000000"/>
-          <w:sz w:val="24"/>
-        </w:rPr>
-        <w:t>і</w:t>
-      </w:r>
-      <w:r>
-        <w:rPr>
-          <w:rFonts w:ascii="Times New Roman" w:hAnsi="Times New Roman"/>
-          <w:color w:val="000000"/>
-          <w:sz w:val="24"/>
-        </w:rPr>
-        <w:t xml:space="preserve"> </w:t>
-      </w:r>
-      <w:r>
-        <w:rPr>
-          <w:rFonts w:ascii="Times New Roman" w:hAnsi="Times New Roman"/>
-          <w:color w:val="000000"/>
-          <w:sz w:val="24"/>
-        </w:rPr>
-        <w:t>на</w:t>
-      </w:r>
-      <w:r>
-        <w:rPr>
-          <w:rFonts w:ascii="Times New Roman" w:hAnsi="Times New Roman"/>
-          <w:color w:val="000000"/>
-          <w:sz w:val="24"/>
-        </w:rPr>
-        <w:t xml:space="preserve"> </w:t>
-      </w:r>
-      <w:r>
-        <w:rPr>
-          <w:rFonts w:ascii="Times New Roman" w:hAnsi="Times New Roman"/>
-          <w:color w:val="000000"/>
-          <w:sz w:val="24"/>
-        </w:rPr>
-        <w:t>віки</w:t>
-      </w:r>
-      <w:r>
-        <w:rPr>
-          <w:rFonts w:ascii="Times New Roman" w:hAnsi="Times New Roman"/>
-          <w:color w:val="000000"/>
-          <w:sz w:val="24"/>
-        </w:rPr>
-        <w:t xml:space="preserve"> </w:t>
-      </w:r>
-      <w:r>
-        <w:rPr>
-          <w:rFonts w:ascii="Times New Roman" w:hAnsi="Times New Roman"/>
-          <w:color w:val="000000"/>
-          <w:sz w:val="24"/>
-        </w:rPr>
-        <w:t>віків.</w:t>
+          <w:sz w:val="24"/>
+        </w:rPr>
+        <w:t xml:space="preserve"> Благодаттю, і щедротами, і людинолюб’ям єдинородного Сина Твого, з яким Ти благословенний, із пресвятим, і благим, і животворчим твоїм Духом, нині, і повсякчас, і на віки віків.</w:t>
       </w:r>
     </w:p>
     <w:p>
@@ -43368,332 +40212,9 @@
       <w:r>
         <w:rPr>
           <w:rFonts w:ascii="Times New Roman" w:hAnsi="Times New Roman"/>
-          <w:i/>
-          <w:color w:val="FF0000"/>
-          <w:sz w:val="24"/>
-        </w:rPr>
-        <w:t xml:space="preserve"> </w:t>
-      </w:r>
-      <w:r>
-        <w:rPr>
-          <w:rFonts w:ascii="Times New Roman" w:hAnsi="Times New Roman"/>
-          <w:color w:val="000000"/>
-          <w:sz w:val="24"/>
-        </w:rPr>
-        <w:t>Бо</w:t>
-      </w:r>
-      <w:r>
-        <w:rPr>
-          <w:rFonts w:ascii="Times New Roman" w:hAnsi="Times New Roman"/>
-          <w:color w:val="000000"/>
-          <w:sz w:val="24"/>
-        </w:rPr>
-        <w:t xml:space="preserve"> </w:t>
-      </w:r>
-      <w:r>
-        <w:rPr>
-          <w:rFonts w:ascii="Times New Roman" w:hAnsi="Times New Roman"/>
-          <w:color w:val="000000"/>
-          <w:sz w:val="24"/>
-        </w:rPr>
-        <w:t>Ти</w:t>
-      </w:r>
-      <w:r>
-        <w:rPr>
-          <w:rFonts w:ascii="Times New Roman" w:hAnsi="Times New Roman"/>
-          <w:color w:val="000000"/>
-          <w:sz w:val="24"/>
-        </w:rPr>
-        <w:t xml:space="preserve"> </w:t>
-      </w:r>
-      <w:r>
-        <w:rPr>
-          <w:rFonts w:ascii="Times New Roman" w:hAnsi="Times New Roman"/>
-          <w:color w:val="000000"/>
-          <w:sz w:val="24"/>
-        </w:rPr>
-        <w:t>Бог</w:t>
-      </w:r>
-      <w:r>
-        <w:rPr>
-          <w:rFonts w:ascii="Times New Roman" w:hAnsi="Times New Roman"/>
-          <w:color w:val="000000"/>
-          <w:sz w:val="24"/>
-        </w:rPr>
-        <w:t xml:space="preserve"> </w:t>
-      </w:r>
-      <w:r>
-        <w:rPr>
-          <w:rFonts w:ascii="Times New Roman" w:hAnsi="Times New Roman"/>
-          <w:color w:val="000000"/>
-          <w:sz w:val="24"/>
-        </w:rPr>
-        <w:t>наш</w:t>
-      </w:r>
-      <w:r>
-        <w:rPr>
-          <w:rFonts w:ascii="Times New Roman" w:hAnsi="Times New Roman"/>
-          <w:color w:val="000000"/>
-          <w:sz w:val="24"/>
-        </w:rPr>
-        <w:t xml:space="preserve"> </w:t>
-      </w:r>
-      <w:r>
-        <w:rPr>
-          <w:rFonts w:ascii="Times New Roman" w:hAnsi="Times New Roman"/>
-          <w:color w:val="000000"/>
-          <w:sz w:val="24"/>
-        </w:rPr>
-        <w:t>і</w:t>
-      </w:r>
-      <w:r>
-        <w:rPr>
-          <w:rFonts w:ascii="Times New Roman" w:hAnsi="Times New Roman"/>
-          <w:color w:val="000000"/>
-          <w:sz w:val="24"/>
-        </w:rPr>
-        <w:t xml:space="preserve"> </w:t>
-      </w:r>
-      <w:r>
-        <w:rPr>
-          <w:rFonts w:ascii="Times New Roman" w:hAnsi="Times New Roman"/>
-          <w:color w:val="000000"/>
-          <w:sz w:val="24"/>
-        </w:rPr>
-        <w:t>Тобі</w:t>
-      </w:r>
-      <w:r>
-        <w:rPr>
-          <w:rFonts w:ascii="Times New Roman" w:hAnsi="Times New Roman"/>
-          <w:color w:val="000000"/>
-          <w:sz w:val="24"/>
-        </w:rPr>
-        <w:t xml:space="preserve"> </w:t>
-      </w:r>
-      <w:r>
-        <w:rPr>
-          <w:rFonts w:ascii="Times New Roman" w:hAnsi="Times New Roman"/>
-          <w:color w:val="000000"/>
-          <w:sz w:val="24"/>
-        </w:rPr>
-        <w:t>славу</w:t>
-      </w:r>
-      <w:r>
-        <w:rPr>
-          <w:rFonts w:ascii="Times New Roman" w:hAnsi="Times New Roman"/>
-          <w:color w:val="000000"/>
-          <w:sz w:val="24"/>
-        </w:rPr>
-        <w:t xml:space="preserve"> </w:t>
-      </w:r>
-      <w:r>
-        <w:rPr>
-          <w:rFonts w:ascii="Times New Roman" w:hAnsi="Times New Roman"/>
-          <w:color w:val="000000"/>
-          <w:sz w:val="24"/>
-        </w:rPr>
-        <w:t>возсилаємо:</w:t>
-      </w:r>
-      <w:r>
-        <w:rPr>
-          <w:rFonts w:ascii="Times New Roman" w:hAnsi="Times New Roman"/>
-          <w:color w:val="000000"/>
-          <w:sz w:val="24"/>
-        </w:rPr>
-        <w:t xml:space="preserve"> </w:t>
-      </w:r>
-      <w:r>
-        <w:rPr>
-          <w:rFonts w:ascii="Times New Roman" w:hAnsi="Times New Roman"/>
-          <w:color w:val="000000"/>
-          <w:sz w:val="24"/>
-        </w:rPr>
-        <w:t>Отцю,</w:t>
-      </w:r>
-      <w:r>
-        <w:rPr>
-          <w:rFonts w:ascii="Times New Roman" w:hAnsi="Times New Roman"/>
-          <w:color w:val="000000"/>
-          <w:sz w:val="24"/>
-        </w:rPr>
-        <w:t xml:space="preserve"> </w:t>
-      </w:r>
-      <w:r>
-        <w:rPr>
-          <w:rFonts w:ascii="Times New Roman" w:hAnsi="Times New Roman"/>
-          <w:color w:val="000000"/>
-          <w:sz w:val="24"/>
-        </w:rPr>
-        <w:t>і</w:t>
-      </w:r>
-      <w:r>
-        <w:rPr>
-          <w:rFonts w:ascii="Times New Roman" w:hAnsi="Times New Roman"/>
-          <w:color w:val="000000"/>
-          <w:sz w:val="24"/>
-        </w:rPr>
-        <w:t xml:space="preserve"> </w:t>
-      </w:r>
-      <w:r>
-        <w:rPr>
-          <w:rFonts w:ascii="Times New Roman" w:hAnsi="Times New Roman"/>
-          <w:color w:val="000000"/>
-          <w:sz w:val="24"/>
-        </w:rPr>
-        <w:t>Сину,</w:t>
-      </w:r>
-      <w:r>
-        <w:rPr>
-          <w:rFonts w:ascii="Times New Roman" w:hAnsi="Times New Roman"/>
-          <w:color w:val="000000"/>
-          <w:sz w:val="24"/>
-        </w:rPr>
-        <w:t xml:space="preserve"> </w:t>
-      </w:r>
-      <w:r>
-        <w:rPr>
-          <w:rFonts w:ascii="Times New Roman" w:hAnsi="Times New Roman"/>
-          <w:color w:val="000000"/>
-          <w:sz w:val="24"/>
-        </w:rPr>
-        <w:t>і</w:t>
-      </w:r>
-      <w:r>
-        <w:rPr>
-          <w:rFonts w:ascii="Times New Roman" w:hAnsi="Times New Roman"/>
-          <w:color w:val="000000"/>
-          <w:sz w:val="24"/>
-        </w:rPr>
-        <w:t xml:space="preserve"> </w:t>
-      </w:r>
-      <w:r>
-        <w:rPr>
-          <w:rFonts w:ascii="Times New Roman" w:hAnsi="Times New Roman"/>
-          <w:color w:val="000000"/>
-          <w:sz w:val="24"/>
-        </w:rPr>
-        <w:t>Святому</w:t>
-      </w:r>
-      <w:r>
-        <w:rPr>
-          <w:rFonts w:ascii="Times New Roman" w:hAnsi="Times New Roman"/>
-          <w:color w:val="000000"/>
-          <w:sz w:val="24"/>
-        </w:rPr>
-        <w:t xml:space="preserve"> </w:t>
-      </w:r>
-      <w:r>
-        <w:rPr>
-          <w:rFonts w:ascii="Times New Roman" w:hAnsi="Times New Roman"/>
-          <w:color w:val="000000"/>
-          <w:sz w:val="24"/>
-        </w:rPr>
-        <w:t>Духові</w:t>
-      </w:r>
-      <w:r>
-        <w:rPr>
-          <w:rFonts w:ascii="Times New Roman" w:hAnsi="Times New Roman"/>
-          <w:sz w:val="24"/>
-        </w:rPr>
-        <w:t>,</w:t>
-      </w:r>
-      <w:r>
-        <w:rPr>
-          <w:rFonts w:ascii="Times New Roman" w:hAnsi="Times New Roman"/>
-          <w:sz w:val="24"/>
-        </w:rPr>
-        <w:t xml:space="preserve"> </w:t>
-      </w:r>
-      <w:r>
-        <w:rPr>
-          <w:rFonts w:ascii="Times New Roman" w:hAnsi="Times New Roman"/>
-          <w:sz w:val="24"/>
-        </w:rPr>
-        <w:t>нині,</w:t>
-      </w:r>
-      <w:r>
-        <w:rPr>
-          <w:rFonts w:ascii="Times New Roman" w:hAnsi="Times New Roman"/>
-          <w:sz w:val="24"/>
-        </w:rPr>
-        <w:t xml:space="preserve"> </w:t>
-      </w:r>
-      <w:r>
-        <w:rPr>
-          <w:rFonts w:ascii="Times New Roman" w:hAnsi="Times New Roman"/>
-          <w:sz w:val="24"/>
-        </w:rPr>
-        <w:t>і</w:t>
-      </w:r>
-      <w:r>
-        <w:rPr>
-          <w:rFonts w:ascii="Times New Roman" w:hAnsi="Times New Roman"/>
-          <w:sz w:val="24"/>
-        </w:rPr>
-        <w:t xml:space="preserve"> </w:t>
-      </w:r>
-      <w:r>
-        <w:rPr>
-          <w:rFonts w:ascii="Times New Roman" w:hAnsi="Times New Roman"/>
-          <w:sz w:val="24"/>
-        </w:rPr>
-        <w:t>повсякчас,</w:t>
-      </w:r>
-      <w:r>
-        <w:rPr>
-          <w:rFonts w:ascii="Times New Roman" w:hAnsi="Times New Roman"/>
-          <w:sz w:val="24"/>
-        </w:rPr>
-        <w:t xml:space="preserve"> </w:t>
-      </w:r>
-      <w:r>
-        <w:rPr>
-          <w:rFonts w:ascii="Times New Roman" w:hAnsi="Times New Roman"/>
-          <w:sz w:val="24"/>
-        </w:rPr>
-        <w:t>і</w:t>
-      </w:r>
-      <w:r>
-        <w:rPr>
-          <w:rFonts w:ascii="Times New Roman" w:hAnsi="Times New Roman"/>
-          <w:sz w:val="24"/>
-        </w:rPr>
-        <w:t xml:space="preserve"> </w:t>
-      </w:r>
-      <w:r>
-        <w:rPr>
-          <w:rFonts w:ascii="Times New Roman" w:hAnsi="Times New Roman"/>
-          <w:sz w:val="24"/>
-        </w:rPr>
-        <w:t>на</w:t>
-      </w:r>
-      <w:r>
-        <w:rPr>
-          <w:rFonts w:ascii="Times New Roman" w:hAnsi="Times New Roman"/>
-          <w:sz w:val="24"/>
-        </w:rPr>
-        <w:t xml:space="preserve"> </w:t>
-      </w:r>
-      <w:r>
-        <w:rPr>
-          <w:rFonts w:ascii="Times New Roman" w:hAnsi="Times New Roman"/>
-          <w:sz w:val="24"/>
-        </w:rPr>
-        <w:t>віки</w:t>
-      </w:r>
-      <w:r>
-        <w:rPr>
-          <w:rFonts w:ascii="Times New Roman" w:hAnsi="Times New Roman"/>
-          <w:sz w:val="24"/>
-        </w:rPr>
-        <w:t xml:space="preserve"> </w:t>
-      </w:r>
-      <w:r>
-        <w:rPr>
-          <w:rFonts w:ascii="Times New Roman" w:hAnsi="Times New Roman"/>
-          <w:sz w:val="24"/>
-        </w:rPr>
-        <w:t>віків.</w:t>
+          <w:sz w:val="24"/>
+        </w:rPr>
+        <w:t xml:space="preserve"> Бо Ти Бог наш і Тобі славу возсилаємо: Отцю, і Сину, і Святому Духові, нині, і повсякчас, і на віки віків.</w:t>
       </w:r>
     </w:p>
     <w:p>
@@ -45611,412 +42132,9 @@
       <w:r>
         <w:rPr>
           <w:rFonts w:ascii="Times New Roman" w:hAnsi="Times New Roman"/>
-          <w:i/>
-          <w:color w:val="FF0000"/>
-          <w:sz w:val="24"/>
-        </w:rPr>
-        <w:t xml:space="preserve"> </w:t>
-      </w:r>
-      <w:r>
-        <w:rPr>
-          <w:rFonts w:ascii="Times New Roman" w:hAnsi="Times New Roman"/>
-          <w:color w:val="000000"/>
-          <w:sz w:val="24"/>
-        </w:rPr>
-        <w:t>Бо</w:t>
-      </w:r>
-      <w:r>
-        <w:rPr>
-          <w:rFonts w:ascii="Times New Roman" w:hAnsi="Times New Roman"/>
-          <w:color w:val="000000"/>
-          <w:sz w:val="24"/>
-        </w:rPr>
-        <w:t xml:space="preserve"> </w:t>
-      </w:r>
-      <w:r>
-        <w:rPr>
-          <w:rFonts w:ascii="Times New Roman" w:hAnsi="Times New Roman"/>
-          <w:color w:val="000000"/>
-          <w:sz w:val="24"/>
-        </w:rPr>
-        <w:t>Ти</w:t>
-      </w:r>
-      <w:r>
-        <w:rPr>
-          <w:rFonts w:ascii="Times New Roman" w:hAnsi="Times New Roman"/>
-          <w:color w:val="000000"/>
-          <w:sz w:val="24"/>
-        </w:rPr>
-        <w:t xml:space="preserve"> </w:t>
-      </w:r>
-      <w:r>
-        <w:rPr>
-          <w:rFonts w:ascii="Times New Roman" w:hAnsi="Times New Roman"/>
-          <w:color w:val="000000"/>
-          <w:sz w:val="24"/>
-        </w:rPr>
-        <w:t>цар</w:t>
-      </w:r>
-      <w:r>
-        <w:rPr>
-          <w:rFonts w:ascii="Times New Roman" w:hAnsi="Times New Roman"/>
-          <w:color w:val="000000"/>
-          <w:sz w:val="24"/>
-        </w:rPr>
-        <w:t xml:space="preserve"> </w:t>
-      </w:r>
-      <w:r>
-        <w:rPr>
-          <w:rFonts w:ascii="Times New Roman" w:hAnsi="Times New Roman"/>
-          <w:color w:val="000000"/>
-          <w:sz w:val="24"/>
-        </w:rPr>
-        <w:t>миру</w:t>
-      </w:r>
-      <w:r>
-        <w:rPr>
-          <w:rFonts w:ascii="Times New Roman" w:hAnsi="Times New Roman"/>
-          <w:color w:val="000000"/>
-          <w:sz w:val="24"/>
-        </w:rPr>
-        <w:t xml:space="preserve"> </w:t>
-      </w:r>
-      <w:r>
-        <w:rPr>
-          <w:rFonts w:ascii="Times New Roman" w:hAnsi="Times New Roman"/>
-          <w:color w:val="000000"/>
-          <w:sz w:val="24"/>
-        </w:rPr>
-        <w:t>і</w:t>
-      </w:r>
-      <w:r>
-        <w:rPr>
-          <w:rFonts w:ascii="Times New Roman" w:hAnsi="Times New Roman"/>
-          <w:color w:val="000000"/>
-          <w:sz w:val="24"/>
-        </w:rPr>
-        <w:t xml:space="preserve"> </w:t>
-      </w:r>
-      <w:r>
-        <w:rPr>
-          <w:rFonts w:ascii="Times New Roman" w:hAnsi="Times New Roman"/>
-          <w:color w:val="000000"/>
-          <w:sz w:val="24"/>
-        </w:rPr>
-        <w:t>Спас</w:t>
-      </w:r>
-      <w:r>
-        <w:rPr>
-          <w:rFonts w:ascii="Times New Roman" w:hAnsi="Times New Roman"/>
-          <w:color w:val="000000"/>
-          <w:sz w:val="24"/>
-        </w:rPr>
-        <w:t xml:space="preserve"> </w:t>
-      </w:r>
-      <w:r>
-        <w:rPr>
-          <w:rFonts w:ascii="Times New Roman" w:hAnsi="Times New Roman"/>
-          <w:color w:val="000000"/>
-          <w:sz w:val="24"/>
-        </w:rPr>
-        <w:t>душ</w:t>
-      </w:r>
-      <w:r>
-        <w:rPr>
-          <w:rFonts w:ascii="Times New Roman" w:hAnsi="Times New Roman"/>
-          <w:color w:val="000000"/>
-          <w:sz w:val="24"/>
-        </w:rPr>
-        <w:t xml:space="preserve"> </w:t>
-      </w:r>
-      <w:r>
-        <w:rPr>
-          <w:rFonts w:ascii="Times New Roman" w:hAnsi="Times New Roman"/>
-          <w:color w:val="000000"/>
-          <w:sz w:val="24"/>
-        </w:rPr>
-        <w:t>наших</w:t>
-      </w:r>
-      <w:r>
-        <w:rPr>
-          <w:rFonts w:ascii="Times New Roman" w:hAnsi="Times New Roman"/>
-          <w:color w:val="000000"/>
-          <w:sz w:val="24"/>
-        </w:rPr>
-        <w:t xml:space="preserve"> </w:t>
-      </w:r>
-      <w:r>
-        <w:rPr>
-          <w:rFonts w:ascii="Times New Roman" w:hAnsi="Times New Roman"/>
-          <w:color w:val="000000"/>
-          <w:sz w:val="24"/>
-        </w:rPr>
-        <w:t>–</w:t>
-      </w:r>
-      <w:r>
-        <w:rPr>
-          <w:rFonts w:ascii="Times New Roman" w:hAnsi="Times New Roman"/>
-          <w:color w:val="000000"/>
-          <w:sz w:val="24"/>
-        </w:rPr>
-        <w:t xml:space="preserve"> </w:t>
-      </w:r>
-      <w:r>
-        <w:rPr>
-          <w:rFonts w:ascii="Times New Roman" w:hAnsi="Times New Roman"/>
-          <w:color w:val="000000"/>
-          <w:sz w:val="24"/>
-        </w:rPr>
-        <w:t>і</w:t>
-      </w:r>
-      <w:r>
-        <w:rPr>
-          <w:rFonts w:ascii="Times New Roman" w:hAnsi="Times New Roman"/>
-          <w:color w:val="000000"/>
-          <w:sz w:val="24"/>
-        </w:rPr>
-        <w:t xml:space="preserve"> </w:t>
-      </w:r>
-      <w:r>
-        <w:rPr>
-          <w:rFonts w:ascii="Times New Roman" w:hAnsi="Times New Roman"/>
-          <w:color w:val="000000"/>
-          <w:sz w:val="24"/>
-        </w:rPr>
-        <w:t>Тобі</w:t>
-      </w:r>
-      <w:r>
-        <w:rPr>
-          <w:rFonts w:ascii="Times New Roman" w:hAnsi="Times New Roman"/>
-          <w:color w:val="000000"/>
-          <w:sz w:val="24"/>
-        </w:rPr>
-        <w:t xml:space="preserve"> </w:t>
-      </w:r>
-      <w:r>
-        <w:rPr>
-          <w:rFonts w:ascii="Times New Roman" w:hAnsi="Times New Roman"/>
-          <w:color w:val="000000"/>
-          <w:sz w:val="24"/>
-        </w:rPr>
-        <w:t>славу</w:t>
-      </w:r>
-      <w:r>
-        <w:rPr>
-          <w:rFonts w:ascii="Times New Roman" w:hAnsi="Times New Roman"/>
-          <w:color w:val="000000"/>
-          <w:sz w:val="24"/>
-        </w:rPr>
-        <w:t xml:space="preserve"> </w:t>
-      </w:r>
-      <w:r>
-        <w:rPr>
-          <w:rFonts w:ascii="Times New Roman" w:hAnsi="Times New Roman"/>
-          <w:color w:val="000000"/>
-          <w:sz w:val="24"/>
-        </w:rPr>
-        <w:t>возсилаємо,</w:t>
-      </w:r>
-      <w:r>
-        <w:rPr>
-          <w:rFonts w:ascii="Times New Roman" w:hAnsi="Times New Roman"/>
-          <w:color w:val="000000"/>
-          <w:sz w:val="24"/>
-        </w:rPr>
-        <w:t xml:space="preserve"> </w:t>
-      </w:r>
-      <w:r>
-        <w:rPr>
-          <w:rFonts w:ascii="Times New Roman" w:hAnsi="Times New Roman"/>
-          <w:color w:val="000000"/>
-          <w:sz w:val="24"/>
-        </w:rPr>
-        <w:t>Отцю,</w:t>
-      </w:r>
-      <w:r>
-        <w:rPr>
-          <w:rFonts w:ascii="Times New Roman" w:hAnsi="Times New Roman"/>
-          <w:color w:val="000000"/>
-          <w:sz w:val="24"/>
-        </w:rPr>
-        <w:t xml:space="preserve"> </w:t>
-      </w:r>
-      <w:r>
-        <w:rPr>
-          <w:rFonts w:ascii="Times New Roman" w:hAnsi="Times New Roman"/>
-          <w:color w:val="000000"/>
-          <w:sz w:val="24"/>
-        </w:rPr>
-        <w:t>і</w:t>
-      </w:r>
-      <w:r>
-        <w:rPr>
-          <w:rFonts w:ascii="Times New Roman" w:hAnsi="Times New Roman"/>
-          <w:color w:val="000000"/>
-          <w:sz w:val="24"/>
-        </w:rPr>
-        <w:t xml:space="preserve"> </w:t>
-      </w:r>
-      <w:r>
-        <w:rPr>
-          <w:rFonts w:ascii="Times New Roman" w:hAnsi="Times New Roman"/>
-          <w:color w:val="000000"/>
-          <w:sz w:val="24"/>
-        </w:rPr>
-        <w:t>Сину,</w:t>
-      </w:r>
-      <w:r>
-        <w:rPr>
-          <w:rFonts w:ascii="Times New Roman" w:hAnsi="Times New Roman"/>
-          <w:color w:val="000000"/>
-          <w:sz w:val="24"/>
-        </w:rPr>
-        <w:t xml:space="preserve"> </w:t>
-      </w:r>
-      <w:r>
-        <w:rPr>
-          <w:rFonts w:ascii="Times New Roman" w:hAnsi="Times New Roman"/>
-          <w:color w:val="000000"/>
-          <w:sz w:val="24"/>
-        </w:rPr>
-        <w:t>і</w:t>
-      </w:r>
-      <w:r>
-        <w:rPr>
-          <w:rFonts w:ascii="Times New Roman" w:hAnsi="Times New Roman"/>
-          <w:color w:val="000000"/>
-          <w:sz w:val="24"/>
-        </w:rPr>
-        <w:t xml:space="preserve"> </w:t>
-      </w:r>
-      <w:r>
-        <w:rPr>
-          <w:rFonts w:ascii="Times New Roman" w:hAnsi="Times New Roman"/>
-          <w:color w:val="000000"/>
-          <w:sz w:val="24"/>
-        </w:rPr>
-        <w:t>Святому</w:t>
-      </w:r>
-      <w:r>
-        <w:rPr>
-          <w:rFonts w:ascii="Times New Roman" w:hAnsi="Times New Roman"/>
-          <w:color w:val="000000"/>
-          <w:sz w:val="24"/>
-        </w:rPr>
-        <w:t xml:space="preserve"> </w:t>
-      </w:r>
-      <w:r>
-        <w:rPr>
-          <w:rFonts w:ascii="Times New Roman" w:hAnsi="Times New Roman"/>
-          <w:color w:val="000000"/>
-          <w:sz w:val="24"/>
-        </w:rPr>
-        <w:t>Духові</w:t>
-      </w:r>
-      <w:r>
-        <w:rPr>
-          <w:rFonts w:ascii="Times New Roman" w:hAnsi="Times New Roman"/>
-          <w:sz w:val="24"/>
-        </w:rPr>
-        <w:t>,</w:t>
-      </w:r>
-      <w:r>
-        <w:rPr>
-          <w:rFonts w:ascii="Times New Roman" w:hAnsi="Times New Roman"/>
-          <w:sz w:val="24"/>
-        </w:rPr>
-        <w:t xml:space="preserve"> </w:t>
-      </w:r>
-      <w:r>
-        <w:rPr>
-          <w:rFonts w:ascii="Times New Roman" w:hAnsi="Times New Roman"/>
-          <w:sz w:val="24"/>
-        </w:rPr>
-        <w:t>нині,</w:t>
-      </w:r>
-      <w:r>
-        <w:rPr>
-          <w:rFonts w:ascii="Times New Roman" w:hAnsi="Times New Roman"/>
-          <w:sz w:val="24"/>
-        </w:rPr>
-        <w:t xml:space="preserve"> </w:t>
-      </w:r>
-      <w:r>
-        <w:rPr>
-          <w:rFonts w:ascii="Times New Roman" w:hAnsi="Times New Roman"/>
-          <w:sz w:val="24"/>
-        </w:rPr>
-        <w:t>і</w:t>
-      </w:r>
-      <w:r>
-        <w:rPr>
-          <w:rFonts w:ascii="Times New Roman" w:hAnsi="Times New Roman"/>
-          <w:sz w:val="24"/>
-        </w:rPr>
-        <w:t xml:space="preserve"> </w:t>
-      </w:r>
-      <w:r>
-        <w:rPr>
-          <w:rFonts w:ascii="Times New Roman" w:hAnsi="Times New Roman"/>
-          <w:sz w:val="24"/>
-        </w:rPr>
-        <w:t>повсякчас,</w:t>
-      </w:r>
-      <w:r>
-        <w:rPr>
-          <w:rFonts w:ascii="Times New Roman" w:hAnsi="Times New Roman"/>
-          <w:sz w:val="24"/>
-        </w:rPr>
-        <w:t xml:space="preserve"> </w:t>
-      </w:r>
-      <w:r>
-        <w:rPr>
-          <w:rFonts w:ascii="Times New Roman" w:hAnsi="Times New Roman"/>
-          <w:sz w:val="24"/>
-        </w:rPr>
-        <w:t>і</w:t>
-      </w:r>
-      <w:r>
-        <w:rPr>
-          <w:rFonts w:ascii="Times New Roman" w:hAnsi="Times New Roman"/>
-          <w:sz w:val="24"/>
-        </w:rPr>
-        <w:t xml:space="preserve"> </w:t>
-      </w:r>
-      <w:r>
-        <w:rPr>
-          <w:rFonts w:ascii="Times New Roman" w:hAnsi="Times New Roman"/>
-          <w:sz w:val="24"/>
-        </w:rPr>
-        <w:t>на</w:t>
-      </w:r>
-      <w:r>
-        <w:rPr>
-          <w:rFonts w:ascii="Times New Roman" w:hAnsi="Times New Roman"/>
-          <w:sz w:val="24"/>
-        </w:rPr>
-        <w:t xml:space="preserve"> </w:t>
-      </w:r>
-      <w:r>
-        <w:rPr>
-          <w:rFonts w:ascii="Times New Roman" w:hAnsi="Times New Roman"/>
-          <w:sz w:val="24"/>
-        </w:rPr>
-        <w:t>віки</w:t>
-      </w:r>
-      <w:r>
-        <w:rPr>
-          <w:rFonts w:ascii="Times New Roman" w:hAnsi="Times New Roman"/>
-          <w:sz w:val="24"/>
-        </w:rPr>
-        <w:t xml:space="preserve"> </w:t>
-      </w:r>
-      <w:r>
-        <w:rPr>
-          <w:rFonts w:ascii="Times New Roman" w:hAnsi="Times New Roman"/>
-          <w:sz w:val="24"/>
-        </w:rPr>
-        <w:t>віків.</w:t>
+          <w:sz w:val="24"/>
+        </w:rPr>
+        <w:t xml:space="preserve"> Бо Ти цар миру і Спас душ наших – і Тобі славу возсилаємо, Отцю, і Сину, і Святому Духові, нині, і повсякчас, і на віки віків.</w:t>
       </w:r>
     </w:p>
     <w:p>
@@ -52296,7 +48414,7 @@
         <w:rPr>
           <w:rFonts w:ascii="Times New Roman" w:hAnsi="Times New Roman"/>
           <w:i/>
-          <w:color w:val="FF4400"/>
+          <w:color w:val="FF0000"/>
           <w:sz w:val="24"/>
         </w:rPr>
         <w:t>Священник:</w:t>
@@ -52304,326 +48422,9 @@
       <w:r>
         <w:rPr>
           <w:rFonts w:ascii="Times New Roman" w:hAnsi="Times New Roman"/>
-          <w:i/>
-          <w:color w:val="FF4400"/>
-          <w:sz w:val="24"/>
-        </w:rPr>
-        <w:t xml:space="preserve"> </w:t>
-      </w:r>
-      <w:r>
-        <w:rPr>
-          <w:rFonts w:ascii="Times New Roman" w:hAnsi="Times New Roman"/>
-          <w:sz w:val="24"/>
-        </w:rPr>
-        <w:t>Бо</w:t>
-      </w:r>
-      <w:r>
-        <w:rPr>
-          <w:rFonts w:ascii="Times New Roman" w:hAnsi="Times New Roman"/>
-          <w:sz w:val="24"/>
-        </w:rPr>
-        <w:t xml:space="preserve"> </w:t>
-      </w:r>
-      <w:r>
-        <w:rPr>
-          <w:rFonts w:ascii="Times New Roman" w:hAnsi="Times New Roman"/>
-          <w:sz w:val="24"/>
-        </w:rPr>
-        <w:t>милостивий</w:t>
-      </w:r>
-      <w:r>
-        <w:rPr>
-          <w:rFonts w:ascii="Times New Roman" w:hAnsi="Times New Roman"/>
-          <w:sz w:val="24"/>
-        </w:rPr>
-        <w:t xml:space="preserve"> </w:t>
-      </w:r>
-      <w:r>
-        <w:rPr>
-          <w:rFonts w:ascii="Times New Roman" w:hAnsi="Times New Roman"/>
-          <w:sz w:val="24"/>
-        </w:rPr>
-        <w:t>і</w:t>
-      </w:r>
-      <w:r>
-        <w:rPr>
-          <w:rFonts w:ascii="Times New Roman" w:hAnsi="Times New Roman"/>
-          <w:sz w:val="24"/>
-        </w:rPr>
-        <w:t xml:space="preserve"> </w:t>
-      </w:r>
-      <w:r>
-        <w:rPr>
-          <w:rFonts w:ascii="Times New Roman" w:hAnsi="Times New Roman"/>
-          <w:sz w:val="24"/>
-        </w:rPr>
-        <w:t>людинолюбний</w:t>
-      </w:r>
-      <w:r>
-        <w:rPr>
-          <w:rFonts w:ascii="Times New Roman" w:hAnsi="Times New Roman"/>
-          <w:sz w:val="24"/>
-        </w:rPr>
-        <w:t xml:space="preserve"> </w:t>
-      </w:r>
-      <w:r>
-        <w:rPr>
-          <w:rFonts w:ascii="Times New Roman" w:hAnsi="Times New Roman"/>
-          <w:sz w:val="24"/>
-        </w:rPr>
-        <w:t>Бог</w:t>
-      </w:r>
-      <w:r>
-        <w:rPr>
-          <w:rFonts w:ascii="Times New Roman" w:hAnsi="Times New Roman"/>
-          <w:sz w:val="24"/>
-        </w:rPr>
-        <w:t xml:space="preserve"> </w:t>
-      </w:r>
-      <w:r>
-        <w:rPr>
-          <w:rFonts w:ascii="Times New Roman" w:hAnsi="Times New Roman"/>
-          <w:sz w:val="24"/>
-        </w:rPr>
-        <w:t>єси,</w:t>
-      </w:r>
-      <w:r>
-        <w:rPr>
-          <w:rFonts w:ascii="Times New Roman" w:hAnsi="Times New Roman"/>
-          <w:sz w:val="24"/>
-        </w:rPr>
-        <w:t xml:space="preserve"> </w:t>
-      </w:r>
-      <w:r>
-        <w:rPr>
-          <w:rFonts w:ascii="Times New Roman" w:hAnsi="Times New Roman"/>
-          <w:sz w:val="24"/>
-        </w:rPr>
-        <w:t>і</w:t>
-      </w:r>
-      <w:r>
-        <w:rPr>
-          <w:rFonts w:ascii="Times New Roman" w:hAnsi="Times New Roman"/>
-          <w:sz w:val="24"/>
-        </w:rPr>
-        <w:t xml:space="preserve"> </w:t>
-      </w:r>
-      <w:r>
-        <w:rPr>
-          <w:rFonts w:ascii="Times New Roman" w:hAnsi="Times New Roman"/>
-          <w:sz w:val="24"/>
-        </w:rPr>
-        <w:t>Тобі</w:t>
-      </w:r>
-      <w:r>
-        <w:rPr>
-          <w:rFonts w:ascii="Times New Roman" w:hAnsi="Times New Roman"/>
-          <w:sz w:val="24"/>
-        </w:rPr>
-        <w:t xml:space="preserve"> </w:t>
-      </w:r>
-      <w:r>
-        <w:rPr>
-          <w:rFonts w:ascii="Times New Roman" w:hAnsi="Times New Roman"/>
-          <w:sz w:val="24"/>
-        </w:rPr>
-        <w:t>славу</w:t>
-      </w:r>
-      <w:r>
-        <w:rPr>
-          <w:rFonts w:ascii="Times New Roman" w:hAnsi="Times New Roman"/>
-          <w:sz w:val="24"/>
-        </w:rPr>
-        <w:t xml:space="preserve"> </w:t>
-      </w:r>
-      <w:r>
-        <w:rPr>
-          <w:rFonts w:ascii="Times New Roman" w:hAnsi="Times New Roman"/>
-          <w:sz w:val="24"/>
-        </w:rPr>
-        <w:t>возсилаємо,</w:t>
-      </w:r>
-      <w:r>
-        <w:rPr>
-          <w:rFonts w:ascii="Times New Roman" w:hAnsi="Times New Roman"/>
-          <w:sz w:val="24"/>
-        </w:rPr>
-        <w:t xml:space="preserve"> </w:t>
-      </w:r>
-      <w:r>
-        <w:rPr>
-          <w:rFonts w:ascii="Times New Roman" w:hAnsi="Times New Roman"/>
-          <w:sz w:val="24"/>
-        </w:rPr>
-        <w:t>Отцю,</w:t>
-      </w:r>
-      <w:r>
-        <w:rPr>
-          <w:rFonts w:ascii="Times New Roman" w:hAnsi="Times New Roman"/>
-          <w:sz w:val="24"/>
-        </w:rPr>
-        <w:t xml:space="preserve"> </w:t>
-      </w:r>
-      <w:r>
-        <w:rPr>
-          <w:rFonts w:ascii="Times New Roman" w:hAnsi="Times New Roman"/>
-          <w:sz w:val="24"/>
-        </w:rPr>
-        <w:t>і</w:t>
-      </w:r>
-      <w:r>
-        <w:rPr>
-          <w:rFonts w:ascii="Times New Roman" w:hAnsi="Times New Roman"/>
-          <w:sz w:val="24"/>
-        </w:rPr>
-        <w:t xml:space="preserve"> </w:t>
-      </w:r>
-      <w:r>
-        <w:rPr>
-          <w:rFonts w:ascii="Times New Roman" w:hAnsi="Times New Roman"/>
-          <w:sz w:val="24"/>
-        </w:rPr>
-        <w:t>Сину,</w:t>
-      </w:r>
-      <w:r>
-        <w:rPr>
-          <w:rFonts w:ascii="Times New Roman" w:hAnsi="Times New Roman"/>
-          <w:sz w:val="24"/>
-        </w:rPr>
-        <w:t xml:space="preserve"> </w:t>
-      </w:r>
-      <w:r>
-        <w:rPr>
-          <w:rFonts w:ascii="Times New Roman" w:hAnsi="Times New Roman"/>
-          <w:sz w:val="24"/>
-        </w:rPr>
-        <w:t>і</w:t>
-      </w:r>
-      <w:r>
-        <w:rPr>
-          <w:rFonts w:ascii="Times New Roman" w:hAnsi="Times New Roman"/>
-          <w:sz w:val="24"/>
-        </w:rPr>
-        <w:t xml:space="preserve"> </w:t>
-      </w:r>
-      <w:r>
-        <w:rPr>
-          <w:rFonts w:ascii="Times New Roman" w:hAnsi="Times New Roman"/>
-          <w:sz w:val="24"/>
-        </w:rPr>
-        <w:t>Святому</w:t>
-      </w:r>
-      <w:r>
-        <w:rPr>
-          <w:rFonts w:ascii="Times New Roman" w:hAnsi="Times New Roman"/>
-          <w:sz w:val="24"/>
-        </w:rPr>
-        <w:t xml:space="preserve"> </w:t>
-      </w:r>
-      <w:r>
-        <w:rPr>
-          <w:rFonts w:ascii="Times New Roman" w:hAnsi="Times New Roman"/>
-          <w:sz w:val="24"/>
-        </w:rPr>
-        <w:t>Духові,</w:t>
-      </w:r>
-      <w:r>
-        <w:rPr>
-          <w:rFonts w:ascii="Times New Roman" w:hAnsi="Times New Roman"/>
-          <w:sz w:val="24"/>
-        </w:rPr>
-        <w:t xml:space="preserve"> </w:t>
-      </w:r>
-      <w:r>
-        <w:rPr>
-          <w:rFonts w:ascii="Times New Roman" w:hAnsi="Times New Roman"/>
-          <w:sz w:val="24"/>
-        </w:rPr>
-        <w:t>нині,</w:t>
-      </w:r>
-      <w:r>
-        <w:rPr>
-          <w:rFonts w:ascii="Times New Roman" w:hAnsi="Times New Roman"/>
-          <w:sz w:val="24"/>
-        </w:rPr>
-        <w:t xml:space="preserve"> </w:t>
-      </w:r>
-      <w:r>
-        <w:rPr>
-          <w:rFonts w:ascii="Times New Roman" w:hAnsi="Times New Roman"/>
-          <w:sz w:val="24"/>
-        </w:rPr>
-        <w:t>і</w:t>
-      </w:r>
-      <w:r>
-        <w:rPr>
-          <w:rFonts w:ascii="Times New Roman" w:hAnsi="Times New Roman"/>
-          <w:sz w:val="24"/>
-        </w:rPr>
-        <w:t xml:space="preserve"> </w:t>
-      </w:r>
-      <w:r>
-        <w:rPr>
-          <w:rFonts w:ascii="Times New Roman" w:hAnsi="Times New Roman"/>
-          <w:sz w:val="24"/>
-        </w:rPr>
-        <w:t>повсякчас,</w:t>
-      </w:r>
-      <w:r>
-        <w:rPr>
-          <w:rFonts w:ascii="Times New Roman" w:hAnsi="Times New Roman"/>
-          <w:sz w:val="24"/>
-        </w:rPr>
-        <w:t xml:space="preserve"> </w:t>
-      </w:r>
-      <w:r>
-        <w:rPr>
-          <w:rFonts w:ascii="Times New Roman" w:hAnsi="Times New Roman"/>
-          <w:sz w:val="24"/>
-        </w:rPr>
-        <w:t>і</w:t>
-      </w:r>
-      <w:r>
-        <w:rPr>
-          <w:rFonts w:ascii="Times New Roman" w:hAnsi="Times New Roman"/>
-          <w:sz w:val="24"/>
-        </w:rPr>
-        <w:t xml:space="preserve"> </w:t>
-      </w:r>
-      <w:r>
-        <w:rPr>
-          <w:rFonts w:ascii="Times New Roman" w:hAnsi="Times New Roman"/>
-          <w:sz w:val="24"/>
-        </w:rPr>
-        <w:t>на</w:t>
-      </w:r>
-      <w:r>
-        <w:rPr>
-          <w:rFonts w:ascii="Times New Roman" w:hAnsi="Times New Roman"/>
-          <w:sz w:val="24"/>
-        </w:rPr>
-        <w:t xml:space="preserve"> </w:t>
-      </w:r>
-      <w:r>
-        <w:rPr>
-          <w:rFonts w:ascii="Times New Roman" w:hAnsi="Times New Roman"/>
-          <w:sz w:val="24"/>
-        </w:rPr>
-        <w:t>віки</w:t>
-      </w:r>
-      <w:r>
-        <w:rPr>
-          <w:rFonts w:ascii="Times New Roman" w:hAnsi="Times New Roman"/>
-          <w:sz w:val="24"/>
-        </w:rPr>
-        <w:t xml:space="preserve"> </w:t>
-      </w:r>
-      <w:r>
-        <w:rPr>
-          <w:rFonts w:ascii="Times New Roman" w:hAnsi="Times New Roman"/>
-          <w:sz w:val="24"/>
-        </w:rPr>
-        <w:t>віків.</w:t>
+          <w:sz w:val="24"/>
+        </w:rPr>
+        <w:t xml:space="preserve"> Бо милостивий і людинолюбний Бог єси, і Тобі славу возсилаємо, Отцю, і Сину, і Святому Духові, нині, і повсякчас, і на віки віків.</w:t>
       </w:r>
     </w:p>
     <w:p>
@@ -55091,7 +50892,7 @@
         <w:rPr>
           <w:rFonts w:ascii="Times New Roman" w:hAnsi="Times New Roman"/>
           <w:i/>
-          <w:color w:val="FF4400"/>
+          <w:color w:val="FF0000"/>
           <w:sz w:val="24"/>
         </w:rPr>
         <w:t>Священник:</w:t>
@@ -55099,435 +50900,9 @@
       <w:r>
         <w:rPr>
           <w:rFonts w:ascii="Times New Roman" w:hAnsi="Times New Roman"/>
-          <w:i/>
-          <w:color w:val="FF4400"/>
-          <w:sz w:val="24"/>
-        </w:rPr>
-        <w:t xml:space="preserve"> </w:t>
-      </w:r>
-      <w:r>
-        <w:rPr>
-          <w:rFonts w:ascii="Times New Roman" w:hAnsi="Times New Roman"/>
-          <w:color w:val="000000"/>
-          <w:sz w:val="24"/>
-        </w:rPr>
-        <w:t>Бо</w:t>
-      </w:r>
-      <w:r>
-        <w:rPr>
-          <w:rFonts w:ascii="Times New Roman" w:hAnsi="Times New Roman"/>
-          <w:color w:val="000000"/>
-          <w:sz w:val="24"/>
-        </w:rPr>
-        <w:t xml:space="preserve"> </w:t>
-      </w:r>
-      <w:r>
-        <w:rPr>
-          <w:rFonts w:ascii="Times New Roman" w:hAnsi="Times New Roman"/>
-          <w:color w:val="000000"/>
-          <w:sz w:val="24"/>
-        </w:rPr>
-        <w:t>до</w:t>
-      </w:r>
-      <w:r>
-        <w:rPr>
-          <w:rFonts w:ascii="Times New Roman" w:hAnsi="Times New Roman"/>
-          <w:color w:val="000000"/>
-          <w:sz w:val="24"/>
-        </w:rPr>
-        <w:t xml:space="preserve"> </w:t>
-      </w:r>
-      <w:r>
-        <w:rPr>
-          <w:rFonts w:ascii="Times New Roman" w:hAnsi="Times New Roman"/>
-          <w:color w:val="000000"/>
-          <w:sz w:val="24"/>
-        </w:rPr>
-        <w:t>Тебе</w:t>
-      </w:r>
-      <w:r>
-        <w:rPr>
-          <w:rFonts w:ascii="Times New Roman" w:hAnsi="Times New Roman"/>
-          <w:color w:val="000000"/>
-          <w:sz w:val="24"/>
-        </w:rPr>
-        <w:t xml:space="preserve"> </w:t>
-      </w:r>
-      <w:r>
-        <w:rPr>
-          <w:rFonts w:ascii="Times New Roman" w:hAnsi="Times New Roman"/>
-          <w:color w:val="000000"/>
-          <w:sz w:val="24"/>
-        </w:rPr>
-        <w:t>належить</w:t>
-      </w:r>
-      <w:r>
-        <w:rPr>
-          <w:rFonts w:ascii="Times New Roman" w:hAnsi="Times New Roman"/>
-          <w:color w:val="000000"/>
-          <w:sz w:val="24"/>
-        </w:rPr>
-        <w:t xml:space="preserve"> </w:t>
-      </w:r>
-      <w:r>
-        <w:rPr>
-          <w:rFonts w:ascii="Times New Roman" w:hAnsi="Times New Roman"/>
-          <w:color w:val="000000"/>
-          <w:sz w:val="24"/>
-        </w:rPr>
-        <w:t>милувати</w:t>
-      </w:r>
-      <w:r>
-        <w:rPr>
-          <w:rFonts w:ascii="Times New Roman" w:hAnsi="Times New Roman"/>
-          <w:color w:val="000000"/>
-          <w:sz w:val="24"/>
-        </w:rPr>
-        <w:t xml:space="preserve"> </w:t>
-      </w:r>
-      <w:r>
-        <w:rPr>
-          <w:rFonts w:ascii="Times New Roman" w:hAnsi="Times New Roman"/>
-          <w:color w:val="000000"/>
-          <w:sz w:val="24"/>
-        </w:rPr>
-        <w:t>і</w:t>
-      </w:r>
-      <w:r>
-        <w:rPr>
-          <w:rFonts w:ascii="Times New Roman" w:hAnsi="Times New Roman"/>
-          <w:color w:val="000000"/>
-          <w:sz w:val="24"/>
-        </w:rPr>
-        <w:t xml:space="preserve"> </w:t>
-      </w:r>
-      <w:r>
-        <w:rPr>
-          <w:rFonts w:ascii="Times New Roman" w:hAnsi="Times New Roman"/>
-          <w:color w:val="000000"/>
-          <w:sz w:val="24"/>
-        </w:rPr>
-        <w:t>спасати</w:t>
-      </w:r>
-      <w:r>
-        <w:rPr>
-          <w:rFonts w:ascii="Times New Roman" w:hAnsi="Times New Roman"/>
-          <w:color w:val="000000"/>
-          <w:sz w:val="24"/>
-        </w:rPr>
-        <w:t xml:space="preserve"> </w:t>
-      </w:r>
-      <w:r>
-        <w:rPr>
-          <w:rFonts w:ascii="Times New Roman" w:hAnsi="Times New Roman"/>
-          <w:color w:val="000000"/>
-          <w:sz w:val="24"/>
-        </w:rPr>
-        <w:t>нас,</w:t>
-      </w:r>
-      <w:r>
-        <w:rPr>
-          <w:rFonts w:ascii="Times New Roman" w:hAnsi="Times New Roman"/>
-          <w:color w:val="000000"/>
-          <w:sz w:val="24"/>
-        </w:rPr>
-        <w:t xml:space="preserve"> </w:t>
-      </w:r>
-      <w:r>
-        <w:rPr>
-          <w:rFonts w:ascii="Times New Roman" w:hAnsi="Times New Roman"/>
-          <w:color w:val="000000"/>
-          <w:sz w:val="24"/>
-        </w:rPr>
-        <w:t>Боже</w:t>
-      </w:r>
-      <w:r>
-        <w:rPr>
-          <w:rFonts w:ascii="Times New Roman" w:hAnsi="Times New Roman"/>
-          <w:color w:val="000000"/>
-          <w:sz w:val="24"/>
-        </w:rPr>
-        <w:t xml:space="preserve"> </w:t>
-      </w:r>
-      <w:r>
-        <w:rPr>
-          <w:rFonts w:ascii="Times New Roman" w:hAnsi="Times New Roman"/>
-          <w:color w:val="000000"/>
-          <w:sz w:val="24"/>
-        </w:rPr>
-        <w:t>наш,</w:t>
-      </w:r>
-      <w:r>
-        <w:rPr>
-          <w:rFonts w:ascii="Times New Roman" w:hAnsi="Times New Roman"/>
-          <w:color w:val="000000"/>
-          <w:sz w:val="24"/>
-        </w:rPr>
-        <w:t xml:space="preserve"> </w:t>
-      </w:r>
-      <w:r>
-        <w:rPr>
-          <w:rFonts w:ascii="Times New Roman" w:hAnsi="Times New Roman"/>
-          <w:color w:val="000000"/>
-          <w:sz w:val="24"/>
-        </w:rPr>
-        <w:t>і</w:t>
-      </w:r>
-      <w:r>
-        <w:rPr>
-          <w:rFonts w:ascii="Times New Roman" w:hAnsi="Times New Roman"/>
-          <w:color w:val="000000"/>
-          <w:sz w:val="24"/>
-        </w:rPr>
-        <w:t xml:space="preserve"> </w:t>
-      </w:r>
-      <w:r>
-        <w:rPr>
-          <w:rFonts w:ascii="Times New Roman" w:hAnsi="Times New Roman"/>
-          <w:color w:val="000000"/>
-          <w:sz w:val="24"/>
-        </w:rPr>
-        <w:t>Тобі</w:t>
-      </w:r>
-      <w:r>
-        <w:rPr>
-          <w:rFonts w:ascii="Times New Roman" w:hAnsi="Times New Roman"/>
-          <w:color w:val="000000"/>
-          <w:sz w:val="24"/>
-        </w:rPr>
-        <w:t xml:space="preserve"> </w:t>
-      </w:r>
-      <w:r>
-        <w:rPr>
-          <w:rFonts w:ascii="Times New Roman" w:hAnsi="Times New Roman"/>
-          <w:color w:val="000000"/>
-          <w:sz w:val="24"/>
-        </w:rPr>
-        <w:t>славу</w:t>
-      </w:r>
-      <w:r>
-        <w:rPr>
-          <w:rFonts w:ascii="Times New Roman" w:hAnsi="Times New Roman"/>
-          <w:color w:val="000000"/>
-          <w:sz w:val="24"/>
-        </w:rPr>
-        <w:t xml:space="preserve"> </w:t>
-      </w:r>
-      <w:r>
-        <w:rPr>
-          <w:rFonts w:ascii="Times New Roman" w:hAnsi="Times New Roman"/>
-          <w:color w:val="000000"/>
-          <w:sz w:val="24"/>
-        </w:rPr>
-        <w:t>віддаємо,</w:t>
-      </w:r>
-      <w:r>
-        <w:rPr>
-          <w:rFonts w:ascii="Times New Roman" w:hAnsi="Times New Roman"/>
-          <w:color w:val="000000"/>
-          <w:sz w:val="24"/>
-        </w:rPr>
-        <w:t xml:space="preserve"> </w:t>
-      </w:r>
-      <w:r>
-        <w:rPr>
-          <w:rFonts w:ascii="Times New Roman" w:hAnsi="Times New Roman"/>
-          <w:color w:val="000000"/>
-          <w:sz w:val="24"/>
-        </w:rPr>
-        <w:t>Отцю,</w:t>
-      </w:r>
-      <w:r>
-        <w:rPr>
-          <w:rFonts w:ascii="Times New Roman" w:hAnsi="Times New Roman"/>
-          <w:color w:val="000000"/>
-          <w:sz w:val="24"/>
-        </w:rPr>
-        <w:t xml:space="preserve"> </w:t>
-      </w:r>
-      <w:r>
-        <w:rPr>
-          <w:rFonts w:ascii="Times New Roman" w:hAnsi="Times New Roman"/>
-          <w:color w:val="000000"/>
-          <w:sz w:val="24"/>
-        </w:rPr>
-        <w:t>і</w:t>
-      </w:r>
-      <w:r>
-        <w:rPr>
-          <w:rFonts w:ascii="Times New Roman" w:hAnsi="Times New Roman"/>
-          <w:color w:val="000000"/>
-          <w:sz w:val="24"/>
-        </w:rPr>
-        <w:t xml:space="preserve"> </w:t>
-      </w:r>
-      <w:r>
-        <w:rPr>
-          <w:rFonts w:ascii="Times New Roman" w:hAnsi="Times New Roman"/>
-          <w:color w:val="000000"/>
-          <w:sz w:val="24"/>
-        </w:rPr>
-        <w:t>Сину,</w:t>
-      </w:r>
-      <w:r>
-        <w:rPr>
-          <w:rFonts w:ascii="Times New Roman" w:hAnsi="Times New Roman"/>
-          <w:color w:val="000000"/>
-          <w:sz w:val="24"/>
-        </w:rPr>
-        <w:t xml:space="preserve"> </w:t>
-      </w:r>
-      <w:r>
-        <w:rPr>
-          <w:rFonts w:ascii="Times New Roman" w:hAnsi="Times New Roman"/>
-          <w:color w:val="000000"/>
-          <w:sz w:val="24"/>
-        </w:rPr>
-        <w:t>і</w:t>
-      </w:r>
-      <w:r>
-        <w:rPr>
-          <w:rFonts w:ascii="Times New Roman" w:hAnsi="Times New Roman"/>
-          <w:color w:val="000000"/>
-          <w:sz w:val="24"/>
-        </w:rPr>
-        <w:t xml:space="preserve"> </w:t>
-      </w:r>
-      <w:r>
-        <w:rPr>
-          <w:rFonts w:ascii="Times New Roman" w:hAnsi="Times New Roman"/>
-          <w:color w:val="000000"/>
-          <w:sz w:val="24"/>
-        </w:rPr>
-        <w:t>Святому</w:t>
-      </w:r>
-      <w:r>
-        <w:rPr>
-          <w:rFonts w:ascii="Times New Roman" w:hAnsi="Times New Roman"/>
-          <w:color w:val="000000"/>
-          <w:sz w:val="24"/>
-        </w:rPr>
-        <w:t xml:space="preserve"> </w:t>
-      </w:r>
-      <w:r>
-        <w:rPr>
-          <w:rFonts w:ascii="Times New Roman" w:hAnsi="Times New Roman"/>
-          <w:color w:val="000000"/>
-          <w:sz w:val="24"/>
-        </w:rPr>
-        <w:t>Духові,</w:t>
-      </w:r>
-      <w:r>
-        <w:rPr>
-          <w:rFonts w:ascii="Times New Roman" w:hAnsi="Times New Roman"/>
-          <w:color w:val="000000"/>
-          <w:sz w:val="24"/>
-        </w:rPr>
-        <w:t xml:space="preserve"> </w:t>
-      </w:r>
-      <w:r>
-        <w:rPr>
-          <w:rFonts w:ascii="Times New Roman" w:hAnsi="Times New Roman"/>
-          <w:color w:val="000000"/>
-          <w:sz w:val="24"/>
-        </w:rPr>
-        <w:t>нині,</w:t>
-      </w:r>
-      <w:r>
-        <w:rPr>
-          <w:rFonts w:ascii="Times New Roman" w:hAnsi="Times New Roman"/>
-          <w:color w:val="000000"/>
-          <w:sz w:val="24"/>
-        </w:rPr>
-        <w:t xml:space="preserve"> </w:t>
-      </w:r>
-      <w:r>
-        <w:rPr>
-          <w:rFonts w:ascii="Times New Roman" w:hAnsi="Times New Roman"/>
-          <w:color w:val="000000"/>
-          <w:sz w:val="24"/>
-        </w:rPr>
-        <w:t>і</w:t>
-      </w:r>
-      <w:r>
-        <w:rPr>
-          <w:rFonts w:ascii="Times New Roman" w:hAnsi="Times New Roman"/>
-          <w:color w:val="000000"/>
-          <w:sz w:val="24"/>
-        </w:rPr>
-        <w:t xml:space="preserve"> </w:t>
-      </w:r>
-      <w:r>
-        <w:rPr>
-          <w:rFonts w:ascii="Times New Roman" w:hAnsi="Times New Roman"/>
-          <w:color w:val="000000"/>
-          <w:sz w:val="24"/>
-        </w:rPr>
-        <w:t>повсякчас,</w:t>
-      </w:r>
-      <w:r>
-        <w:rPr>
-          <w:rFonts w:ascii="Times New Roman" w:hAnsi="Times New Roman"/>
-          <w:color w:val="000000"/>
-          <w:sz w:val="24"/>
-        </w:rPr>
-        <w:t xml:space="preserve"> </w:t>
-      </w:r>
-      <w:r>
-        <w:rPr>
-          <w:rFonts w:ascii="Times New Roman" w:hAnsi="Times New Roman"/>
-          <w:color w:val="000000"/>
-          <w:sz w:val="24"/>
-        </w:rPr>
-        <w:t>і</w:t>
-      </w:r>
-      <w:r>
-        <w:rPr>
-          <w:rFonts w:ascii="Times New Roman" w:hAnsi="Times New Roman"/>
-          <w:color w:val="000000"/>
-          <w:sz w:val="24"/>
-        </w:rPr>
-        <w:t xml:space="preserve"> </w:t>
-      </w:r>
-      <w:r>
-        <w:rPr>
-          <w:rFonts w:ascii="Times New Roman" w:hAnsi="Times New Roman"/>
-          <w:color w:val="000000"/>
-          <w:sz w:val="24"/>
-        </w:rPr>
-        <w:t>на</w:t>
-      </w:r>
-      <w:r>
-        <w:rPr>
-          <w:rFonts w:ascii="Times New Roman" w:hAnsi="Times New Roman"/>
-          <w:color w:val="000000"/>
-          <w:sz w:val="24"/>
-        </w:rPr>
-        <w:t xml:space="preserve"> </w:t>
-      </w:r>
-      <w:r>
-        <w:rPr>
-          <w:rFonts w:ascii="Times New Roman" w:hAnsi="Times New Roman"/>
-          <w:color w:val="000000"/>
-          <w:sz w:val="24"/>
-        </w:rPr>
-        <w:t>віки</w:t>
-      </w:r>
-      <w:r>
-        <w:rPr>
-          <w:rFonts w:ascii="Times New Roman" w:hAnsi="Times New Roman"/>
-          <w:color w:val="000000"/>
-          <w:sz w:val="24"/>
-        </w:rPr>
-        <w:t xml:space="preserve"> </w:t>
-      </w:r>
-      <w:r>
-        <w:rPr>
-          <w:rFonts w:ascii="Times New Roman" w:hAnsi="Times New Roman"/>
-          <w:color w:val="000000"/>
-          <w:sz w:val="24"/>
-        </w:rPr>
-        <w:t>віків.</w:t>
+          <w:sz w:val="24"/>
+        </w:rPr>
+        <w:t xml:space="preserve"> Бо до Тебе належить милувати і спасати нас, Боже наш, і Тобі славу віддаємо, Отцю, і Сину, і Святому Духові, нині, і повсякчас, і на віки віків.</w:t>
       </w:r>
     </w:p>
     <w:p>
@@ -55922,63 +51297,39 @@
     </w:p>
     <w:p>
       <w:pPr>
-        <w:spacing w:after="120" w:lineRule="auto"/>
-        <w:jc w:val="both"/>
-        <w:rPr>
-          <w:rFonts w:ascii="Times New Roman" w:cs="Times New Roman" w:eastAsia="Times New Roman" w:hAnsi="Times New Roman"/>
-          <w:sz w:val="24"/>
-          <w:szCs w:val="24"/>
-        </w:rPr>
-      </w:pPr>
-      <w:r>
-        <w:rPr>
-          <w:rFonts w:ascii="Times New Roman" w:cs="Times New Roman" w:eastAsia="Times New Roman" w:hAnsi="Times New Roman"/>
-          <w:i w:val="1"/>
-          <w:color w:val="ff0000"/>
-          <w:sz w:val="24"/>
-          <w:szCs w:val="24"/>
-          <w:rtl w:val="0"/>
-        </w:rPr>
-        <w:t xml:space="preserve">Священик:</w:t>
-      </w:r>
-      <w:r>
-        <w:rPr>
-          <w:rFonts w:ascii="Times New Roman" w:cs="Times New Roman" w:eastAsia="Times New Roman" w:hAnsi="Times New Roman"/>
-          <w:color w:val="ff0000"/>
-          <w:sz w:val="24"/>
-          <w:szCs w:val="24"/>
-          <w:rtl w:val="0"/>
-        </w:rPr>
-        <w:t xml:space="preserve"> </w:t>
-      </w:r>
-      <w:r>
-        <w:rPr>
-          <w:rFonts w:ascii="Times New Roman" w:cs="Times New Roman" w:eastAsia="Times New Roman" w:hAnsi="Times New Roman"/>
-          <w:sz w:val="24"/>
-          <w:szCs w:val="24"/>
-          <w:rtl w:val="0"/>
-        </w:rPr>
-        <w:t xml:space="preserve">Христос, істинний Бог наш, молитвами пречистої своєї Матері, святих славних і всехвальних апостолів, і преподобного й богоносного отця нашого Сави Освященного, якого світлу пам'ять днесь святкуємо, і святого </w:t>
-      </w:r>
-      <w:r>
-        <w:rPr>
-          <w:rFonts w:ascii="Times New Roman" w:cs="Times New Roman" w:eastAsia="Times New Roman" w:hAnsi="Times New Roman"/>
-          <w:i w:val="1"/>
-          <w:color w:val="ff0000"/>
-          <w:sz w:val="24"/>
-          <w:szCs w:val="24"/>
-          <w:rtl w:val="0"/>
-        </w:rPr>
-        <w:t xml:space="preserve">(ім'я, якого є храм), </w:t>
-      </w:r>
-      <w:r>
-        <w:rPr>
-          <w:rFonts w:ascii="Times New Roman" w:cs="Times New Roman" w:eastAsia="Times New Roman" w:hAnsi="Times New Roman"/>
-          <w:sz w:val="24"/>
-          <w:szCs w:val="24"/>
-          <w:rtl w:val="0"/>
-        </w:rPr>
-        <w:t xml:space="preserve">і всіх святих, помилує і спасе нас, як благий і чоловіколюбець.</w:t>
+        <w:spacing w:after="120"/>
+      </w:pPr>
+      <w:r>
+        <w:rPr>
+          <w:rFonts w:ascii="Times New Roman" w:hAnsi="Times New Roman"/>
+          <w:i/>
+          <w:color w:val="FF0000"/>
+          <w:sz w:val="24"/>
+        </w:rPr>
+        <w:t>Священник:</w:t>
+      </w:r>
+      <w:r>
+        <w:rPr>
+          <w:rFonts w:ascii="Times New Roman" w:hAnsi="Times New Roman"/>
+          <w:sz w:val="24"/>
+        </w:rPr>
+        <w:t xml:space="preserve"> Христос, істинний Бог наш - молитвами пречистої Своєї Матері, святих славних і всехвальних апостолів, святого отця нашого Миколая, архиєпископа Мир Ликійських, чудотворця, і святого, </w:t>
+      </w:r>
+      <w:r>
+        <w:rPr>
+          <w:rFonts w:ascii="Times New Roman" w:hAnsi="Times New Roman"/>
+          <w:i/>
+          <w:color w:val="FF0000"/>
+          <w:sz w:val="24"/>
+        </w:rPr>
+        <w:t>якого є храм</w:t>
+      </w:r>
+      <w:r>
+        <w:rPr>
+          <w:rFonts w:ascii="Times New Roman" w:hAnsi="Times New Roman"/>
+          <w:sz w:val="24"/>
+        </w:rPr>
+        <w:t>, і преподобного й богоносного отця нашого Сави Освященного, якого сьогодні пам'ять торжественно звершуємо,, і всіх святих - помилує і спасе нас як благий і людинолюбний.</w:t>
       </w:r>
     </w:p>
     <w:p>
